--- a/courseware/CSCU/Technical-Track/03-Build-Your-Own-Dictionary-and-Pattern/Lab-Build-Your-Own-CSCU-Dictionary-and-Pattern.docx
+++ b/courseware/CSCU/Technical-Track/03-Build-Your-Own-Dictionary-and-Pattern/Lab-Build-Your-Own-CSCU-Dictionary-and-Pattern.docx
@@ -154,40 +154,58 @@
     </w:p>
     <w:p>
       <w:pPr>
+        <w:pStyle w:val="Heading1"/>
+      </w:pPr>
+      <w:r>
+        <w:t xml:space="preserve">From concept to authoring</w:t>
+      </w:r>
+    </w:p>
+    <w:p>
+      <w:pPr>
         <w:spacing w:after="120"/>
       </w:pPr>
       <w:r>
-        <w:t xml:space="preserve">You author one </w:t>
-      </w:r>
+        <w:t xml:space="preserve">Module 02 covered the engine: how Dictionaries match content, Data Patterns match shape, and a policy applies Tags and Business Terms to profiled data. This lab does not re-teach that. Here you author the methods CSCU actually needs, import the full library, and run it — first on the core banking database, then on the document store. PDC ships 95 dictionaries and a library of patterns, but none of them know CSCU's member numbers, account codes, NACHA return codes, or BSA/AML vocabulary. You will build those.</w:t>
+      </w:r>
+    </w:p>
+    <w:p>
+      <w:pPr>
+        <w:pBdr>
+          <w:left w:val="single" w:sz="12" w:space="8" w:color="065A82"/>
+        </w:pBdr>
+        <w:shd w:val="clear" w:color="auto" w:fill="EEF6FA"/>
+        <w:ind w:left="240" w:right="240"/>
+        <w:spacing w:before="120" w:after="160"/>
+      </w:pPr>
       <w:r>
         <w:rPr>
           <w:b/>
           <w:bCs/>
         </w:rPr>
-        <w:t xml:space="preserve">dictionary</w:t>
-      </w:r>
-      <w:r>
-        <w:t xml:space="preserve"> (match by content) and one </w:t>
-      </w:r>
-      <w:r>
-        <w:rPr>
-          <w:b/>
-          <w:bCs/>
-        </w:rPr>
-        <w:t xml:space="preserve">pattern</w:t>
-      </w:r>
-      <w:r>
-        <w:t xml:space="preserve"> (match by shape), combine them into a </w:t>
-      </w:r>
-      <w:r>
-        <w:rPr>
-          <w:b/>
-          <w:bCs/>
-        </w:rPr>
-        <w:t xml:space="preserve">policy</w:t>
-      </w:r>
-      <w:r>
-        <w:t xml:space="preserve">, and run it against the profiled </w:t>
+        <w:t xml:space="preserve">Remember.</w:t>
+      </w:r>
+      <w:r>
+        <w:t xml:space="preserve"> Data Identification runs on </w:t>
+      </w:r>
+      <w:r>
+        <w:rPr>
+          <w:i/>
+          <w:iCs/>
+        </w:rPr>
+        <w:t xml:space="preserve">profiled</w:t>
+      </w:r>
+      <w:r>
+        <w:t xml:space="preserve"> data (structured) or </w:t>
+      </w:r>
+      <w:r>
+        <w:rPr>
+          <w:i/>
+          <w:iCs/>
+        </w:rPr>
+        <w:t xml:space="preserve">discovered</w:t>
+      </w:r>
+      <w:r>
+        <w:t xml:space="preserve"> data (documents). A method can only match values it can see — and the Trust Score is computed last, after tags exist. In the CSCU cast this lab runs as </w:t>
       </w:r>
       <w:r>
         <w:rPr>
@@ -196,10 +214,22 @@
           <w:sz w:val="20"/>
           <w:szCs w:val="20"/>
         </w:rPr>
-        <w:t xml:space="preserve">cscu_core</w:t>
-      </w:r>
-      <w:r>
-        <w:t xml:space="preserve"> tables.</w:t>
+        <w:t xml:space="preserve">elena.ramirez</w:t>
+      </w:r>
+      <w:r>
+        <w:t xml:space="preserve"> or </w:t>
+      </w:r>
+      <w:r>
+        <w:rPr>
+          <w:rFonts w:ascii="Consolas" w:hAnsi="Consolas"/>
+          <w:color w:val="0A5560"/>
+          <w:sz w:val="20"/>
+          <w:szCs w:val="20"/>
+        </w:rPr>
+        <w:t xml:space="preserve">omar.haddad</w:t>
+      </w:r>
+      <w:r>
+        <w:t xml:space="preserve"> — Data Operations → Data Identification Methods is role-gated to Data Steward / Data Storage Administrator.</w:t>
       </w:r>
     </w:p>
     <w:p>
@@ -207,7 +237,35 @@
         <w:pStyle w:val="Heading1"/>
       </w:pPr>
       <w:r>
-        <w:t xml:space="preserve">Prerequisites</w:t>
+        <w:t xml:space="preserve">What you'll build — the CSCU method library</w:t>
+      </w:r>
+    </w:p>
+    <w:p>
+      <w:pPr>
+        <w:spacing w:after="120"/>
+      </w:pPr>
+      <w:r>
+        <w:t xml:space="preserve">Twenty-five methods, each tied to a real column or document in the CSCU dataset: </w:t>
+      </w:r>
+      <w:r>
+        <w:rPr>
+          <w:b/>
+          <w:bCs/>
+        </w:rPr>
+        <w:t xml:space="preserve">eighteen dictionaries</w:t>
+      </w:r>
+      <w:r>
+        <w:t xml:space="preserve"> (match by content) and </w:t>
+      </w:r>
+      <w:r>
+        <w:rPr>
+          <w:b/>
+          <w:bCs/>
+        </w:rPr>
+        <w:t xml:space="preserve">seven patterns</w:t>
+      </w:r>
+      <w:r>
+        <w:t xml:space="preserve"> (match by shape). You author one of each by hand to learn the screens, then import the rest from the supplied files. There are three import routes:</w:t>
       </w:r>
     </w:p>
     <w:p>
@@ -221,25 +279,13 @@
       </w:pPr>
       <w:r>
         <w:rPr>
-          <w:rFonts w:ascii="Consolas" w:hAnsi="Consolas"/>
-          <w:color w:val="0A5560"/>
-          <w:sz w:val="20"/>
-          <w:szCs w:val="20"/>
-        </w:rPr>
-        <w:t xml:space="preserve">cscu_core</w:t>
-      </w:r>
-      <w:r>
-        <w:t xml:space="preserve"> ingested and </w:t>
-      </w:r>
-      <w:r>
-        <w:rPr>
           <w:b/>
           <w:bCs/>
         </w:rPr>
-        <w:t xml:space="preserve">profiled</w:t>
-      </w:r>
-      <w:r>
-        <w:t xml:space="preserve"> (BA Workshops 1 and 4).</w:t>
+        <w:t xml:space="preserve">Upload Dictionary</w:t>
+      </w:r>
+      <w:r>
+        <w:t xml:space="preserve"> — a one-column CSV of values, loaded straight into a new dictionary (the simplest route).</w:t>
       </w:r>
     </w:p>
     <w:p>
@@ -252,27 +298,14 @@
         <w:spacing w:after="60"/>
       </w:pPr>
       <w:r>
-        <w:t xml:space="preserve">A </w:t>
-      </w:r>
-      <w:r>
         <w:rPr>
           <w:b/>
           <w:bCs/>
         </w:rPr>
-        <w:t xml:space="preserve">Data Steward</w:t>
-      </w:r>
-      <w:r>
-        <w:t xml:space="preserve"> or </w:t>
-      </w:r>
-      <w:r>
-        <w:rPr>
-          <w:b/>
-          <w:bCs/>
-        </w:rPr>
-        <w:t xml:space="preserve">Data Storage Administrator</w:t>
-      </w:r>
-      <w:r>
-        <w:t xml:space="preserve"> login — in the CSCU cast that is </w:t>
+        <w:t xml:space="preserve">Import Dictionaries</w:t>
+      </w:r>
+      <w:r>
+        <w:t xml:space="preserve"> — a ZIP of CSV value-lists and JSON rules; loads the whole dictionary library at once (</w:t>
       </w:r>
       <w:r>
         <w:rPr>
@@ -281,22 +314,10 @@
           <w:sz w:val="20"/>
           <w:szCs w:val="20"/>
         </w:rPr>
-        <w:t xml:space="preserve">elena.ramirez</w:t>
-      </w:r>
-      <w:r>
-        <w:t xml:space="preserve"> or </w:t>
-      </w:r>
-      <w:r>
-        <w:rPr>
-          <w:rFonts w:ascii="Consolas" w:hAnsi="Consolas"/>
-          <w:color w:val="0A5560"/>
-          <w:sz w:val="20"/>
-          <w:szCs w:val="20"/>
-        </w:rPr>
-        <w:t xml:space="preserve">omar.haddad</w:t>
-      </w:r>
-      <w:r>
-        <w:t xml:space="preserve">; Data Operations → Data Identification Methods is role-gated.</w:t>
+        <w:t xml:space="preserve">CSCU-Dictionaries.zip</w:t>
+      </w:r>
+      <w:r>
+        <w:t xml:space="preserve">).</w:t>
       </w:r>
     </w:p>
     <w:p>
@@ -309,15 +330,682 @@
         <w:spacing w:after="60"/>
       </w:pPr>
       <w:r>
-        <w:t xml:space="preserve">Module 02 (the engine deep-dive) is strongly recommended first.</w:t>
-      </w:r>
+        <w:rPr>
+          <w:b/>
+          <w:bCs/>
+        </w:rPr>
+        <w:t xml:space="preserve">Import Patterns</w:t>
+      </w:r>
+      <w:r>
+        <w:t xml:space="preserve"> — a JSON file (or a ZIP of JSON); loads a pattern, or all of them together (</w:t>
+      </w:r>
+      <w:r>
+        <w:rPr>
+          <w:rFonts w:ascii="Consolas" w:hAnsi="Consolas"/>
+          <w:color w:val="0A5560"/>
+          <w:sz w:val="20"/>
+          <w:szCs w:val="20"/>
+        </w:rPr>
+        <w:t xml:space="preserve">CSCU-Patterns.zip</w:t>
+      </w:r>
+      <w:r>
+        <w:t xml:space="preserve">).</w:t>
+      </w:r>
+    </w:p>
+    <w:p>
+      <w:pPr>
+        <w:spacing w:after="120"/>
+      </w:pPr>
+      <w:r>
+        <w:t xml:space="preserve">The library groups into six categories. The full method-by-method index is in the appendix (and in </w:t>
+      </w:r>
+      <w:r>
+        <w:rPr>
+          <w:rFonts w:ascii="Consolas" w:hAnsi="Consolas"/>
+          <w:color w:val="0A5560"/>
+          <w:sz w:val="20"/>
+          <w:szCs w:val="20"/>
+        </w:rPr>
+        <w:t xml:space="preserve">INDEX.csv</w:t>
+      </w:r>
+      <w:r>
+        <w:t xml:space="preserve">).</w:t>
+      </w:r>
+    </w:p>
+    <w:tbl>
+      <w:tblPr>
+        <w:tblW w:w="9360" w:type="dxa"/>
+        <w:tblBorders>
+          <w:top w:val="single" w:sz="4" w:space="0" w:color="C9DEE8"/>
+          <w:left w:val="single" w:sz="4" w:space="0" w:color="C9DEE8"/>
+          <w:bottom w:val="single" w:sz="4" w:space="0" w:color="C9DEE8"/>
+          <w:right w:val="single" w:sz="4" w:space="0" w:color="C9DEE8"/>
+          <w:insideH w:val="single" w:sz="4" w:space="0" w:color="C9DEE8"/>
+          <w:insideV w:val="single" w:sz="4" w:space="0" w:color="C9DEE8"/>
+        </w:tblBorders>
+      </w:tblPr>
+      <w:tblGrid>
+        <w:gridCol w:w="2500"/>
+        <w:gridCol w:w="3430"/>
+        <w:gridCol w:w="3430"/>
+      </w:tblGrid>
+      <w:tr>
+        <w:tc>
+          <w:tcPr>
+            <w:tcW w:w="2500" w:type="dxa"/>
+            <w:shd w:val="clear" w:color="auto" w:fill="EEF6FA"/>
+            <w:tcBorders>
+              <w:left w:val="single" w:sz="12" w:space="0" w:color="065A82"/>
+            </w:tcBorders>
+            <w:tcMar>
+              <w:top w:w="120" w:type="dxa"/>
+              <w:left w:w="180" w:type="dxa"/>
+              <w:bottom w:w="120" w:type="dxa"/>
+              <w:right w:w="180" w:type="dxa"/>
+            </w:tcMar>
+          </w:tcPr>
+          <w:p>
+            <w:pPr>
+              <w:spacing w:after="0"/>
+            </w:pPr>
+            <w:r>
+              <w:rPr>
+                <w:b/>
+                <w:bCs/>
+              </w:rPr>
+              <w:t xml:space="preserve">Category</w:t>
+            </w:r>
+          </w:p>
+        </w:tc>
+        <w:tc>
+          <w:tcPr>
+            <w:tcW w:w="3430" w:type="dxa"/>
+            <w:shd w:val="clear" w:color="auto" w:fill="EEF6FA"/>
+            <w:tcMar>
+              <w:top w:w="120" w:type="dxa"/>
+              <w:left w:w="180" w:type="dxa"/>
+              <w:bottom w:w="120" w:type="dxa"/>
+              <w:right w:w="180" w:type="dxa"/>
+            </w:tcMar>
+          </w:tcPr>
+          <w:p>
+            <w:pPr>
+              <w:spacing w:after="0"/>
+            </w:pPr>
+            <w:r>
+              <w:rPr>
+                <w:b/>
+                <w:bCs/>
+              </w:rPr>
+              <w:t xml:space="preserve">What it covers</w:t>
+            </w:r>
+          </w:p>
+        </w:tc>
+        <w:tc>
+          <w:tcPr>
+            <w:tcW w:w="3430" w:type="dxa"/>
+            <w:shd w:val="clear" w:color="auto" w:fill="EEF6FA"/>
+            <w:tcMar>
+              <w:top w:w="120" w:type="dxa"/>
+              <w:left w:w="180" w:type="dxa"/>
+              <w:bottom w:w="120" w:type="dxa"/>
+              <w:right w:w="180" w:type="dxa"/>
+            </w:tcMar>
+          </w:tcPr>
+          <w:p>
+            <w:pPr>
+              <w:spacing w:after="0"/>
+            </w:pPr>
+            <w:r>
+              <w:rPr>
+                <w:b/>
+                <w:bCs/>
+              </w:rPr>
+              <w:t xml:space="preserve">Methods</w:t>
+            </w:r>
+          </w:p>
+        </w:tc>
+      </w:tr>
+      <w:tr>
+        <w:tc>
+          <w:tcPr>
+            <w:tcW w:w="2500" w:type="dxa"/>
+            <w:tcMar>
+              <w:top w:w="120" w:type="dxa"/>
+              <w:left w:w="180" w:type="dxa"/>
+              <w:bottom w:w="120" w:type="dxa"/>
+              <w:right w:w="180" w:type="dxa"/>
+            </w:tcMar>
+          </w:tcPr>
+          <w:p>
+            <w:pPr>
+              <w:spacing w:after="0"/>
+            </w:pPr>
+            <w:r>
+              <w:t xml:space="preserve">CSCU_Status</w:t>
+            </w:r>
+          </w:p>
+        </w:tc>
+        <w:tc>
+          <w:tcPr>
+            <w:tcW w:w="3430" w:type="dxa"/>
+            <w:tcMar>
+              <w:top w:w="120" w:type="dxa"/>
+              <w:left w:w="180" w:type="dxa"/>
+              <w:bottom w:w="120" w:type="dxa"/>
+              <w:right w:w="180" w:type="dxa"/>
+            </w:tcMar>
+          </w:tcPr>
+          <w:p>
+            <w:pPr>
+              <w:spacing w:after="0"/>
+            </w:pPr>
+            <w:r>
+              <w:t xml:space="preserve">Account, member, card, loan, KYC, SAR and ACH state vocabularies</w:t>
+            </w:r>
+          </w:p>
+        </w:tc>
+        <w:tc>
+          <w:tcPr>
+            <w:tcW w:w="3430" w:type="dxa"/>
+            <w:tcMar>
+              <w:top w:w="120" w:type="dxa"/>
+              <w:left w:w="180" w:type="dxa"/>
+              <w:bottom w:w="120" w:type="dxa"/>
+              <w:right w:w="180" w:type="dxa"/>
+            </w:tcMar>
+          </w:tcPr>
+          <w:p>
+            <w:pPr>
+              <w:spacing w:after="0"/>
+            </w:pPr>
+            <w:r>
+              <w:t xml:space="preserve">Dictionaries</w:t>
+            </w:r>
+          </w:p>
+        </w:tc>
+      </w:tr>
+      <w:tr>
+        <w:tc>
+          <w:tcPr>
+            <w:tcW w:w="2500" w:type="dxa"/>
+            <w:tcMar>
+              <w:top w:w="120" w:type="dxa"/>
+              <w:left w:w="180" w:type="dxa"/>
+              <w:bottom w:w="120" w:type="dxa"/>
+              <w:right w:w="180" w:type="dxa"/>
+            </w:tcMar>
+          </w:tcPr>
+          <w:p>
+            <w:pPr>
+              <w:spacing w:after="0"/>
+            </w:pPr>
+            <w:r>
+              <w:t xml:space="preserve">CSCU_Reference</w:t>
+            </w:r>
+          </w:p>
+        </w:tc>
+        <w:tc>
+          <w:tcPr>
+            <w:tcW w:w="3430" w:type="dxa"/>
+            <w:tcMar>
+              <w:top w:w="120" w:type="dxa"/>
+              <w:left w:w="180" w:type="dxa"/>
+              <w:bottom w:w="120" w:type="dxa"/>
+              <w:right w:w="180" w:type="dxa"/>
+            </w:tcMar>
+          </w:tcPr>
+          <w:p>
+            <w:pPr>
+              <w:spacing w:after="0"/>
+            </w:pPr>
+            <w:r>
+              <w:t xml:space="preserve">Product/transaction/card/role reference lists, branch names, service cities</w:t>
+            </w:r>
+          </w:p>
+        </w:tc>
+        <w:tc>
+          <w:tcPr>
+            <w:tcW w:w="3430" w:type="dxa"/>
+            <w:tcMar>
+              <w:top w:w="120" w:type="dxa"/>
+              <w:left w:w="180" w:type="dxa"/>
+              <w:bottom w:w="120" w:type="dxa"/>
+              <w:right w:w="180" w:type="dxa"/>
+            </w:tcMar>
+          </w:tcPr>
+          <w:p>
+            <w:pPr>
+              <w:spacing w:after="0"/>
+            </w:pPr>
+            <w:r>
+              <w:t xml:space="preserve">Dictionaries</w:t>
+            </w:r>
+          </w:p>
+        </w:tc>
+      </w:tr>
+      <w:tr>
+        <w:tc>
+          <w:tcPr>
+            <w:tcW w:w="2500" w:type="dxa"/>
+            <w:tcMar>
+              <w:top w:w="120" w:type="dxa"/>
+              <w:left w:w="180" w:type="dxa"/>
+              <w:bottom w:w="120" w:type="dxa"/>
+              <w:right w:w="180" w:type="dxa"/>
+            </w:tcMar>
+          </w:tcPr>
+          <w:p>
+            <w:pPr>
+              <w:spacing w:after="0"/>
+            </w:pPr>
+            <w:r>
+              <w:t xml:space="preserve">CSCU_Lending</w:t>
+            </w:r>
+          </w:p>
+        </w:tc>
+        <w:tc>
+          <w:tcPr>
+            <w:tcW w:w="3430" w:type="dxa"/>
+            <w:tcMar>
+              <w:top w:w="120" w:type="dxa"/>
+              <w:left w:w="180" w:type="dxa"/>
+              <w:bottom w:w="120" w:type="dxa"/>
+              <w:right w:w="180" w:type="dxa"/>
+            </w:tcMar>
+          </w:tcPr>
+          <w:p>
+            <w:pPr>
+              <w:spacing w:after="0"/>
+            </w:pPr>
+            <w:r>
+              <w:t xml:space="preserve">Loan types and servicing status</w:t>
+            </w:r>
+          </w:p>
+        </w:tc>
+        <w:tc>
+          <w:tcPr>
+            <w:tcW w:w="3430" w:type="dxa"/>
+            <w:tcMar>
+              <w:top w:w="120" w:type="dxa"/>
+              <w:left w:w="180" w:type="dxa"/>
+              <w:bottom w:w="120" w:type="dxa"/>
+              <w:right w:w="180" w:type="dxa"/>
+            </w:tcMar>
+          </w:tcPr>
+          <w:p>
+            <w:pPr>
+              <w:spacing w:after="0"/>
+            </w:pPr>
+            <w:r>
+              <w:t xml:space="preserve">Dictionaries</w:t>
+            </w:r>
+          </w:p>
+        </w:tc>
+      </w:tr>
+      <w:tr>
+        <w:tc>
+          <w:tcPr>
+            <w:tcW w:w="2500" w:type="dxa"/>
+            <w:tcMar>
+              <w:top w:w="120" w:type="dxa"/>
+              <w:left w:w="180" w:type="dxa"/>
+              <w:bottom w:w="120" w:type="dxa"/>
+              <w:right w:w="180" w:type="dxa"/>
+            </w:tcMar>
+          </w:tcPr>
+          <w:p>
+            <w:pPr>
+              <w:spacing w:after="0"/>
+            </w:pPr>
+            <w:r>
+              <w:t xml:space="preserve">CSCU_Compliance</w:t>
+            </w:r>
+          </w:p>
+        </w:tc>
+        <w:tc>
+          <w:tcPr>
+            <w:tcW w:w="3430" w:type="dxa"/>
+            <w:tcMar>
+              <w:top w:w="120" w:type="dxa"/>
+              <w:left w:w="180" w:type="dxa"/>
+              <w:bottom w:w="120" w:type="dxa"/>
+              <w:right w:w="180" w:type="dxa"/>
+            </w:tcMar>
+          </w:tcPr>
+          <w:p>
+            <w:pPr>
+              <w:spacing w:after="0"/>
+            </w:pPr>
+            <w:r>
+              <w:t xml:space="preserve">Risk ratings, SAR activity types, identity documents</w:t>
+            </w:r>
+          </w:p>
+        </w:tc>
+        <w:tc>
+          <w:tcPr>
+            <w:tcW w:w="3430" w:type="dxa"/>
+            <w:tcMar>
+              <w:top w:w="120" w:type="dxa"/>
+              <w:left w:w="180" w:type="dxa"/>
+              <w:bottom w:w="120" w:type="dxa"/>
+              <w:right w:w="180" w:type="dxa"/>
+            </w:tcMar>
+          </w:tcPr>
+          <w:p>
+            <w:pPr>
+              <w:spacing w:after="0"/>
+            </w:pPr>
+            <w:r>
+              <w:t xml:space="preserve">Dictionaries</w:t>
+            </w:r>
+          </w:p>
+        </w:tc>
+      </w:tr>
+      <w:tr>
+        <w:tc>
+          <w:tcPr>
+            <w:tcW w:w="2500" w:type="dxa"/>
+            <w:tcMar>
+              <w:top w:w="120" w:type="dxa"/>
+              <w:left w:w="180" w:type="dxa"/>
+              <w:bottom w:w="120" w:type="dxa"/>
+              <w:right w:w="180" w:type="dxa"/>
+            </w:tcMar>
+          </w:tcPr>
+          <w:p>
+            <w:pPr>
+              <w:spacing w:after="0"/>
+            </w:pPr>
+            <w:r>
+              <w:t xml:space="preserve">CSCU_Payments</w:t>
+            </w:r>
+          </w:p>
+        </w:tc>
+        <w:tc>
+          <w:tcPr>
+            <w:tcW w:w="3430" w:type="dxa"/>
+            <w:tcMar>
+              <w:top w:w="120" w:type="dxa"/>
+              <w:left w:w="180" w:type="dxa"/>
+              <w:bottom w:w="120" w:type="dxa"/>
+              <w:right w:w="180" w:type="dxa"/>
+            </w:tcMar>
+          </w:tcPr>
+          <w:p>
+            <w:pPr>
+              <w:spacing w:after="0"/>
+            </w:pPr>
+            <w:r>
+              <w:t xml:space="preserve">ACH status, NACHA return codes, routing numbers</w:t>
+            </w:r>
+          </w:p>
+        </w:tc>
+        <w:tc>
+          <w:tcPr>
+            <w:tcW w:w="3430" w:type="dxa"/>
+            <w:tcMar>
+              <w:top w:w="120" w:type="dxa"/>
+              <w:left w:w="180" w:type="dxa"/>
+              <w:bottom w:w="120" w:type="dxa"/>
+              <w:right w:w="180" w:type="dxa"/>
+            </w:tcMar>
+          </w:tcPr>
+          <w:p>
+            <w:pPr>
+              <w:spacing w:after="0"/>
+            </w:pPr>
+            <w:r>
+              <w:t xml:space="preserve">Dictionaries + Patterns</w:t>
+            </w:r>
+          </w:p>
+        </w:tc>
+      </w:tr>
+      <w:tr>
+        <w:tc>
+          <w:tcPr>
+            <w:tcW w:w="2500" w:type="dxa"/>
+            <w:tcMar>
+              <w:top w:w="120" w:type="dxa"/>
+              <w:left w:w="180" w:type="dxa"/>
+              <w:bottom w:w="120" w:type="dxa"/>
+              <w:right w:w="180" w:type="dxa"/>
+            </w:tcMar>
+          </w:tcPr>
+          <w:p>
+            <w:pPr>
+              <w:spacing w:after="0"/>
+            </w:pPr>
+            <w:r>
+              <w:t xml:space="preserve">CSCU_Identifier / PCI / PII / Finance</w:t>
+            </w:r>
+          </w:p>
+        </w:tc>
+        <w:tc>
+          <w:tcPr>
+            <w:tcW w:w="3430" w:type="dxa"/>
+            <w:tcMar>
+              <w:top w:w="120" w:type="dxa"/>
+              <w:left w:w="180" w:type="dxa"/>
+              <w:bottom w:w="120" w:type="dxa"/>
+              <w:right w:w="180" w:type="dxa"/>
+            </w:tcMar>
+          </w:tcPr>
+          <w:p>
+            <w:pPr>
+              <w:spacing w:after="0"/>
+            </w:pPr>
+            <w:r>
+              <w:t xml:space="preserve">Every ID format: member, account, loan, card PAN, email, GL account</w:t>
+            </w:r>
+          </w:p>
+        </w:tc>
+        <w:tc>
+          <w:tcPr>
+            <w:tcW w:w="3430" w:type="dxa"/>
+            <w:tcMar>
+              <w:top w:w="120" w:type="dxa"/>
+              <w:left w:w="180" w:type="dxa"/>
+              <w:bottom w:w="120" w:type="dxa"/>
+              <w:right w:w="180" w:type="dxa"/>
+            </w:tcMar>
+          </w:tcPr>
+          <w:p>
+            <w:pPr>
+              <w:spacing w:after="0"/>
+            </w:pPr>
+            <w:r>
+              <w:t xml:space="preserve">Patterns</w:t>
+            </w:r>
+          </w:p>
+        </w:tc>
+      </w:tr>
+    </w:tbl>
+    <w:p>
+      <w:pPr>
+        <w:spacing w:after="120"/>
+      </w:pPr>
     </w:p>
     <w:p>
       <w:pPr>
         <w:pStyle w:val="Heading1"/>
       </w:pPr>
       <w:r>
-        <w:t xml:space="preserve">Part A — a dictionary: CSCU Transaction Types</w:t>
+        <w:t xml:space="preserve">Before you begin</w:t>
+      </w:r>
+    </w:p>
+    <w:p>
+      <w:pPr>
+        <w:pStyle w:val="ListParagraph"/>
+        <w:numPr>
+          <w:ilvl w:val="0"/>
+          <w:numId w:val="2"/>
+        </w:numPr>
+        <w:spacing w:after="60"/>
+      </w:pPr>
+      <w:r>
+        <w:rPr>
+          <w:b/>
+          <w:bCs/>
+        </w:rPr>
+        <w:t xml:space="preserve">Profile the structured tables.</w:t>
+      </w:r>
+      <w:r>
+        <w:t xml:space="preserve"> The </w:t>
+      </w:r>
+      <w:r>
+        <w:rPr>
+          <w:rFonts w:ascii="Consolas" w:hAnsi="Consolas"/>
+          <w:color w:val="0A5560"/>
+          <w:sz w:val="20"/>
+          <w:szCs w:val="20"/>
+        </w:rPr>
+        <w:t xml:space="preserve">cscu_core</w:t>
+      </w:r>
+      <w:r>
+        <w:t xml:space="preserve"> tables you want to tag — members, accounts, cards, transactions, loans, ach_payments, kyc_reviews, suspicious_activity, gl_entries — must already be profiled (Workshop 4).</w:t>
+      </w:r>
+    </w:p>
+    <w:p>
+      <w:pPr>
+        <w:pStyle w:val="ListParagraph"/>
+        <w:numPr>
+          <w:ilvl w:val="0"/>
+          <w:numId w:val="2"/>
+        </w:numPr>
+        <w:spacing w:after="60"/>
+      </w:pPr>
+      <w:r>
+        <w:rPr>
+          <w:b/>
+          <w:bCs/>
+        </w:rPr>
+        <w:t xml:space="preserve">Discover the documents.</w:t>
+      </w:r>
+      <w:r>
+        <w:t xml:space="preserve"> For the </w:t>
+      </w:r>
+      <w:r>
+        <w:rPr>
+          <w:rFonts w:ascii="Consolas" w:hAnsi="Consolas"/>
+          <w:color w:val="0A5560"/>
+          <w:sz w:val="20"/>
+          <w:szCs w:val="20"/>
+        </w:rPr>
+        <w:t xml:space="preserve">cscu-documents</w:t>
+      </w:r>
+      <w:r>
+        <w:t xml:space="preserve"> store (the compliance PDFs, loan applications and correspondence), run Metadata Ingest and Data Discovery first — documents are not column-profiled.</w:t>
+      </w:r>
+    </w:p>
+    <w:p>
+      <w:pPr>
+        <w:pStyle w:val="ListParagraph"/>
+        <w:numPr>
+          <w:ilvl w:val="0"/>
+          <w:numId w:val="2"/>
+        </w:numPr>
+        <w:spacing w:after="60"/>
+      </w:pPr>
+      <w:r>
+        <w:rPr>
+          <w:b/>
+          <w:bCs/>
+        </w:rPr>
+        <w:t xml:space="preserve">Check your role.</w:t>
+      </w:r>
+      <w:r>
+        <w:t xml:space="preserve"> Creating and importing methods requires the Data Steward or Data Storage Administrator role. No Data Operations → Data Identification Methods card means a permissions issue, not a missing feature.</w:t>
+      </w:r>
+    </w:p>
+    <w:p>
+      <w:pPr>
+        <w:pStyle w:val="ListParagraph"/>
+        <w:numPr>
+          <w:ilvl w:val="0"/>
+          <w:numId w:val="2"/>
+        </w:numPr>
+        <w:spacing w:after="60"/>
+      </w:pPr>
+      <w:r>
+        <w:rPr>
+          <w:b/>
+          <w:bCs/>
+        </w:rPr>
+        <w:t xml:space="preserve">Have the library files.</w:t>
+      </w:r>
+      <w:r>
+        <w:t xml:space="preserve"> The value CSVs, rule JSONs, </w:t>
+      </w:r>
+      <w:r>
+        <w:rPr>
+          <w:rFonts w:ascii="Consolas" w:hAnsi="Consolas"/>
+          <w:color w:val="0A5560"/>
+          <w:sz w:val="20"/>
+          <w:szCs w:val="20"/>
+        </w:rPr>
+        <w:t xml:space="preserve">CSCU-Dictionaries.zip</w:t>
+      </w:r>
+      <w:r>
+        <w:t xml:space="preserve">, </w:t>
+      </w:r>
+      <w:r>
+        <w:rPr>
+          <w:rFonts w:ascii="Consolas" w:hAnsi="Consolas"/>
+          <w:color w:val="0A5560"/>
+          <w:sz w:val="20"/>
+          <w:szCs w:val="20"/>
+        </w:rPr>
+        <w:t xml:space="preserve">CSCU-Patterns.zip</w:t>
+      </w:r>
+      <w:r>
+        <w:t xml:space="preserve">, and </w:t>
+      </w:r>
+      <w:r>
+        <w:rPr>
+          <w:rFonts w:ascii="Consolas" w:hAnsi="Consolas"/>
+          <w:color w:val="0A5560"/>
+          <w:sz w:val="20"/>
+          <w:szCs w:val="20"/>
+        </w:rPr>
+        <w:t xml:space="preserve">INDEX.csv</w:t>
+      </w:r>
+      <w:r>
+        <w:t xml:space="preserve"> from this module's folders.</w:t>
+      </w:r>
+    </w:p>
+    <w:p>
+      <w:pPr>
+        <w:pStyle w:val="Heading1"/>
+      </w:pPr>
+      <w:r>
+        <w:t xml:space="preserve">Part A — Build a dictionary, then import the rest</w:t>
+      </w:r>
+    </w:p>
+    <w:p>
+      <w:pPr>
+        <w:spacing w:after="120"/>
+      </w:pPr>
+      <w:r>
+        <w:t xml:space="preserve">A dictionary matches by content: it compares a column's actual values against a known list. You'll author one — </w:t>
+      </w:r>
+      <w:r>
+        <w:rPr>
+          <w:b/>
+          <w:bCs/>
+        </w:rPr>
+        <w:t xml:space="preserve">CSCU Transaction Types</w:t>
+      </w:r>
+      <w:r>
+        <w:t xml:space="preserve"> — to learn every field, then import the other seventeen in one step.</w:t>
+      </w:r>
+    </w:p>
+    <w:p>
+      <w:pPr>
+        <w:pStyle w:val="Heading2"/>
+      </w:pPr>
+      <w:r>
+        <w:t xml:space="preserve">Author CSCU Transaction Types (Upload Dictionary route)</w:t>
       </w:r>
     </w:p>
     <w:p>
@@ -330,17 +1018,44 @@
         <w:spacing w:after="80" w:line="264" w:lineRule="auto"/>
       </w:pPr>
       <w:r>
-        <w:t xml:space="preserve">Open </w:t>
-      </w:r>
-      <w:r>
         <w:rPr>
           <w:b/>
           <w:bCs/>
         </w:rPr>
-        <w:t xml:space="preserve">Data Operations → Dictionaries → Add</w:t>
-      </w:r>
-      <w:r>
-        <w:t xml:space="preserve"> and upload </w:t>
+        <w:t xml:space="preserve">Open the page.</w:t>
+      </w:r>
+      <w:r>
+        <w:t xml:space="preserve"> Left nav → Data Operations → on the Data Identification Methods card, click </w:t>
+      </w:r>
+      <w:r>
+        <w:rPr>
+          <w:b/>
+          <w:bCs/>
+        </w:rPr>
+        <w:t xml:space="preserve">Dictionaries → Add Dictionary</w:t>
+      </w:r>
+      <w:r>
+        <w:t xml:space="preserve">.</w:t>
+      </w:r>
+    </w:p>
+    <w:p>
+      <w:pPr>
+        <w:pStyle w:val="ListParagraph"/>
+        <w:numPr>
+          <w:ilvl w:val="0"/>
+          <w:numId w:val="100"/>
+        </w:numPr>
+        <w:spacing w:after="80" w:line="264" w:lineRule="auto"/>
+      </w:pPr>
+      <w:r>
+        <w:rPr>
+          <w:b/>
+          <w:bCs/>
+        </w:rPr>
+        <w:t xml:space="preserve">Name &amp; category.</w:t>
+      </w:r>
+      <w:r>
+        <w:t xml:space="preserve"> Name it </w:t>
       </w:r>
       <w:r>
         <w:rPr>
@@ -349,10 +1064,10 @@
           <w:sz w:val="20"/>
           <w:szCs w:val="20"/>
         </w:rPr>
-        <w:t xml:space="preserve">CSCU-Dictionaries/cscu_transaction_types.csv</w:t>
-      </w:r>
-      <w:r>
-        <w:t xml:space="preserve"> (single </w:t>
+        <w:t xml:space="preserve">CSCU Transaction Types</w:t>
+      </w:r>
+      <w:r>
+        <w:t xml:space="preserve">; in Category type </w:t>
       </w:r>
       <w:r>
         <w:rPr>
@@ -361,10 +1076,30 @@
           <w:sz w:val="20"/>
           <w:szCs w:val="20"/>
         </w:rPr>
-        <w:t xml:space="preserve">term</w:t>
-      </w:r>
-      <w:r>
-        <w:t xml:space="preserve"> column, the eight </w:t>
+        <w:t xml:space="preserve">CSCU_Reference</w:t>
+      </w:r>
+      <w:r>
+        <w:t xml:space="preserve"> and click Add New. Leave Dictionary Status enabled.</w:t>
+      </w:r>
+    </w:p>
+    <w:p>
+      <w:pPr>
+        <w:pStyle w:val="ListParagraph"/>
+        <w:numPr>
+          <w:ilvl w:val="0"/>
+          <w:numId w:val="100"/>
+        </w:numPr>
+        <w:spacing w:after="80" w:line="264" w:lineRule="auto"/>
+      </w:pPr>
+      <w:r>
+        <w:rPr>
+          <w:b/>
+          <w:bCs/>
+        </w:rPr>
+        <w:t xml:space="preserve">Apply Values.</w:t>
+      </w:r>
+      <w:r>
+        <w:t xml:space="preserve"> Choose Upload Dictionary, upload </w:t>
       </w:r>
       <w:r>
         <w:rPr>
@@ -373,10 +1108,10 @@
           <w:sz w:val="20"/>
           <w:szCs w:val="20"/>
         </w:rPr>
-        <w:t xml:space="preserve">txn_type_cd</w:t>
-      </w:r>
-      <w:r>
-        <w:t xml:space="preserve"> values: POS, ATM, ACH_CR, ACH_DR, XFER, FEE, DIVIDEND, CHECK).</w:t>
+        <w:t xml:space="preserve">cscu_transaction_types.csv</w:t>
+      </w:r>
+      <w:r>
+        <w:t xml:space="preserve"> (8 values: POS, ATM, ACH_CR, ACH_DR, XFER, FEE, DIVIDEND, CHECK), and set a confidence score of 0.8.</w:t>
       </w:r>
     </w:p>
     <w:p>
@@ -398,7 +1133,7 @@
           <w:bCs/>
           <w:color w:val="8A6D1A"/>
         </w:rPr>
-        <w:t xml:space="preserve">📷  SCREENSHOT — dictionary upload dialog</w:t>
+        <w:t xml:space="preserve">📷  SCREENSHOT — Add Dictionary — values uploaded</w:t>
       </w:r>
     </w:p>
     <w:p>
@@ -411,7 +1146,14 @@
         <w:spacing w:after="80" w:line="264" w:lineRule="auto"/>
       </w:pPr>
       <w:r>
-        <w:t xml:space="preserve">Create the method from </w:t>
+        <w:rPr>
+          <w:b/>
+          <w:bCs/>
+        </w:rPr>
+        <w:t xml:space="preserve">Column-Name Regex.</w:t>
+      </w:r>
+      <w:r>
+        <w:t xml:space="preserve"> Add the hint </w:t>
       </w:r>
       <w:r>
         <w:rPr>
@@ -420,20 +1162,60 @@
           <w:sz w:val="20"/>
           <w:szCs w:val="20"/>
         </w:rPr>
-        <w:t xml:space="preserve">cscu_transaction_types_rule.json</w:t>
-      </w:r>
-      <w:r>
-        <w:t xml:space="preserve">: name </w:t>
-      </w:r>
+        <w:t xml:space="preserve">(?i)txn_?type|transaction_?type</w:t>
+      </w:r>
+      <w:r>
+        <w:t xml:space="preserve"> at 0.9, and set the pane weight to 0.2. (Similarity 0.8 + metadata 0.2 = 1.0.)</w:t>
+      </w:r>
+    </w:p>
+    <w:p>
+      <w:pPr>
+        <w:pStyle w:val="ListParagraph"/>
+        <w:numPr>
+          <w:ilvl w:val="0"/>
+          <w:numId w:val="100"/>
+        </w:numPr>
+        <w:spacing w:after="80" w:line="264" w:lineRule="auto"/>
+      </w:pPr>
       <w:r>
         <w:rPr>
           <w:b/>
           <w:bCs/>
         </w:rPr>
-        <w:t xml:space="preserve">CSCU Transaction Types</w:t>
-      </w:r>
-      <w:r>
-        <w:t xml:space="preserve">, category </w:t>
+        <w:t xml:space="preserve">Condition.</w:t>
+      </w:r>
+      <w:r>
+        <w:t xml:space="preserve"> Confidence Score ≥ 0.6 </w:t>
+      </w:r>
+      <w:r>
+        <w:rPr>
+          <w:b/>
+          <w:bCs/>
+        </w:rPr>
+        <w:t xml:space="preserve">OR</w:t>
+      </w:r>
+      <w:r>
+        <w:t xml:space="preserve"> Metadata Score ≥ 0.7.</w:t>
+      </w:r>
+    </w:p>
+    <w:p>
+      <w:pPr>
+        <w:pStyle w:val="ListParagraph"/>
+        <w:numPr>
+          <w:ilvl w:val="0"/>
+          <w:numId w:val="100"/>
+        </w:numPr>
+        <w:spacing w:after="80" w:line="264" w:lineRule="auto"/>
+      </w:pPr>
+      <w:r>
+        <w:rPr>
+          <w:b/>
+          <w:bCs/>
+        </w:rPr>
+        <w:t xml:space="preserve">Actions.</w:t>
+      </w:r>
+      <w:r>
+        <w:t xml:space="preserve"> Assign Tag </w:t>
       </w:r>
       <w:r>
         <w:rPr>
@@ -442,10 +1224,10 @@
           <w:sz w:val="20"/>
           <w:szCs w:val="20"/>
         </w:rPr>
-        <w:t xml:space="preserve">CSCU_Reference</w:t>
-      </w:r>
-      <w:r>
-        <w:t xml:space="preserve">, column-name regex </w:t>
+        <w:t xml:space="preserve">Transaction Type</w:t>
+      </w:r>
+      <w:r>
+        <w:t xml:space="preserve">; assign Business Term </w:t>
       </w:r>
       <w:r>
         <w:rPr>
@@ -454,30 +1236,78 @@
           <w:sz w:val="20"/>
           <w:szCs w:val="20"/>
         </w:rPr>
-        <w:t xml:space="preserve">(?i)txn_?type|transaction_?type</w:t>
-      </w:r>
-      <w:r>
-        <w:t xml:space="preserve"> (score 0.9), tag </w:t>
-      </w:r>
+        <w:t xml:space="preserve">Transaction Type Code</w:t>
+      </w:r>
+      <w:r>
+        <w:t xml:space="preserve">.</w:t>
+      </w:r>
+    </w:p>
+    <w:p>
+      <w:pPr>
+        <w:pStyle w:val="ListParagraph"/>
+        <w:numPr>
+          <w:ilvl w:val="0"/>
+          <w:numId w:val="100"/>
+        </w:numPr>
+        <w:spacing w:after="80" w:line="264" w:lineRule="auto"/>
+      </w:pPr>
       <w:r>
         <w:rPr>
           <w:b/>
           <w:bCs/>
         </w:rPr>
-        <w:t xml:space="preserve">Transaction Type</w:t>
-      </w:r>
-      <w:r>
-        <w:t xml:space="preserve">, business term </w:t>
+        <w:t xml:space="preserve">Create.</w:t>
+      </w:r>
+      <w:r>
+        <w:t xml:space="preserve"> Click Create Dictionary. </w:t>
+      </w:r>
+      <w:r>
+        <w:rPr>
+          <w:rFonts w:ascii="Consolas" w:hAnsi="Consolas"/>
+          <w:color w:val="0A5560"/>
+          <w:sz w:val="20"/>
+          <w:szCs w:val="20"/>
+        </w:rPr>
+        <w:t xml:space="preserve">transactions.txn_type_cd</w:t>
+      </w:r>
+      <w:r>
+        <w:t xml:space="preserve"> is now recognised by what it </w:t>
+      </w:r>
+      <w:r>
+        <w:rPr>
+          <w:i/>
+          <w:iCs/>
+        </w:rPr>
+        <w:t xml:space="preserve">contains</w:t>
+      </w:r>
+      <w:r>
+        <w:t xml:space="preserve">, not its name.</w:t>
+      </w:r>
+    </w:p>
+    <w:p>
+      <w:pPr>
+        <w:pStyle w:val="Heading2"/>
+      </w:pPr>
+      <w:r>
+        <w:t xml:space="preserve">Import the other seventeen</w:t>
+      </w:r>
+    </w:p>
+    <w:p>
+      <w:pPr>
+        <w:spacing w:after="120"/>
+      </w:pPr>
+      <w:r>
+        <w:t xml:space="preserve">Rather than re-key each one, load them together: </w:t>
       </w:r>
       <w:r>
         <w:rPr>
           <w:b/>
           <w:bCs/>
         </w:rPr>
-        <w:t xml:space="preserve">Transaction Type Code</w:t>
-      </w:r>
-      <w:r>
-        <w:t xml:space="preserve">.</w:t>
+        <w:t xml:space="preserve">Dictionaries → Import → upload `CSCU-Dictionaries.zip` → Continue.</w:t>
+      </w:r>
+      <w:r>
+        <w:t xml:space="preserve"> Track it on the Workers page. Each dictionary arrives with its value-list and rule already configured.</w:t>
       </w:r>
     </w:p>
     <w:p>
@@ -499,30 +1329,119 @@
           <w:bCs/>
           <w:color w:val="8A6D1A"/>
         </w:rPr>
-        <w:t xml:space="preserve">📷  SCREENSHOT — method configuration</w:t>
-      </w:r>
-    </w:p>
-    <w:p>
-      <w:pPr>
-        <w:pStyle w:val="ListParagraph"/>
-        <w:numPr>
-          <w:ilvl w:val="0"/>
-          <w:numId w:val="100"/>
-        </w:numPr>
-        <w:spacing w:after="80" w:line="264" w:lineRule="auto"/>
-      </w:pPr>
-      <w:r>
-        <w:t xml:space="preserve">Read the rule's anatomy: confidence = 0.8 × content similarity + 0.2 × metadata score; the method fires when confidence ≥ 0.6 </w:t>
-      </w:r>
+        <w:t xml:space="preserve">📷  SCREENSHOT — dictionary import — seventeen loaded</w:t>
+      </w:r>
+    </w:p>
+    <w:p>
+      <w:pPr>
+        <w:pBdr>
+          <w:left w:val="single" w:sz="12" w:space="8" w:color="065A82"/>
+        </w:pBdr>
+        <w:shd w:val="clear" w:color="auto" w:fill="EEF6FA"/>
+        <w:ind w:left="240" w:right="240"/>
+        <w:spacing w:before="120" w:after="160"/>
+      </w:pPr>
       <w:r>
         <w:rPr>
           <w:b/>
           <w:bCs/>
         </w:rPr>
-        <w:t xml:space="preserve">or</w:t>
-      </w:r>
-      <w:r>
-        <w:t xml:space="preserve"> metadata ≥ 0.7. A low-cardinality enum column scores near-perfect similarity — that is why dictionaries are the right tool for code columns.</w:t>
+        <w:t xml:space="preserve">Increasing complexity — the kinds of dictionary you just loaded.</w:t>
+      </w:r>
+      <w:r>
+        <w:t xml:space="preserve"> </w:t>
+      </w:r>
+      <w:r>
+        <w:rPr>
+          <w:i/>
+          <w:iCs/>
+        </w:rPr>
+        <w:t xml:space="preserve">Simplest</w:t>
+      </w:r>
+      <w:r>
+        <w:t xml:space="preserve"> — a closed value list (Account Status, Card Status, SAR Status): no name hint needed beyond the default. </w:t>
+      </w:r>
+      <w:r>
+        <w:rPr>
+          <w:i/>
+          <w:iCs/>
+        </w:rPr>
+        <w:t xml:space="preserve">With hints + a term</w:t>
+      </w:r>
+      <w:r>
+        <w:t xml:space="preserve"> — Branch Names adds a column-name hint and assigns the </w:t>
+      </w:r>
+      <w:r>
+        <w:rPr>
+          <w:b/>
+          <w:bCs/>
+        </w:rPr>
+        <w:t xml:space="preserve">Branch Record</w:t>
+      </w:r>
+      <w:r>
+        <w:t xml:space="preserve"> business term. </w:t>
+      </w:r>
+      <w:r>
+        <w:rPr>
+          <w:i/>
+          <w:iCs/>
+        </w:rPr>
+        <w:t xml:space="preserve">Compliance-driving</w:t>
+      </w:r>
+      <w:r>
+        <w:t xml:space="preserve"> — Risk Ratings tags </w:t>
+      </w:r>
+      <w:r>
+        <w:rPr>
+          <w:rFonts w:ascii="Consolas" w:hAnsi="Consolas"/>
+          <w:color w:val="0A5560"/>
+          <w:sz w:val="20"/>
+          <w:szCs w:val="20"/>
+        </w:rPr>
+        <w:t xml:space="preserve">Compliance</w:t>
+      </w:r>
+      <w:r>
+        <w:t xml:space="preserve"> and assigns </w:t>
+      </w:r>
+      <w:r>
+        <w:rPr>
+          <w:b/>
+          <w:bCs/>
+        </w:rPr>
+        <w:t xml:space="preserve">Risk Rating Code</w:t>
+      </w:r>
+      <w:r>
+        <w:t xml:space="preserve">, feeding the BSA/AML story. </w:t>
+      </w:r>
+      <w:r>
+        <w:rPr>
+          <w:i/>
+          <w:iCs/>
+        </w:rPr>
+        <w:t xml:space="preserve">Beyond a value list</w:t>
+      </w:r>
+      <w:r>
+        <w:t xml:space="preserve"> — Service Cities (16 towns) is the one that also fires on the document store in Part D, matching cities inside correspondence.</w:t>
+      </w:r>
+    </w:p>
+    <w:p>
+      <w:pPr>
+        <w:pBdr>
+          <w:left w:val="single" w:sz="12" w:space="8" w:color="065A82"/>
+        </w:pBdr>
+        <w:shd w:val="clear" w:color="auto" w:fill="EEF6FA"/>
+        <w:ind w:left="240" w:right="240"/>
+        <w:spacing w:before="120" w:after="160"/>
+      </w:pPr>
+      <w:r>
+        <w:rPr>
+          <w:b/>
+          <w:bCs/>
+        </w:rPr>
+        <w:t xml:space="preserve">Note.</w:t>
+      </w:r>
+      <w:r>
+        <w:t xml:space="preserve"> A dictionary created by the Select Column route works on structured data only. To match values inside documents, the dictionary must be CSV-uploaded — which is why the library ships every dictionary as a CSV.</w:t>
       </w:r>
     </w:p>
     <w:p>
@@ -530,7 +1449,33 @@
         <w:pStyle w:val="Heading1"/>
       </w:pPr>
       <w:r>
-        <w:t xml:space="preserve">Part B — a pattern: CSCU Member Number</w:t>
+        <w:t xml:space="preserve">Part B — Build a pattern, then import the rest</w:t>
+      </w:r>
+    </w:p>
+    <w:p>
+      <w:pPr>
+        <w:spacing w:after="120"/>
+      </w:pPr>
+      <w:r>
+        <w:t xml:space="preserve">A pattern matches by shape: it reduces each value to a position signature and tests a regular expression. You'll author </w:t>
+      </w:r>
+      <w:r>
+        <w:rPr>
+          <w:b/>
+          <w:bCs/>
+        </w:rPr>
+        <w:t xml:space="preserve">CSCU Member Number</w:t>
+      </w:r>
+      <w:r>
+        <w:t xml:space="preserve">, then import the other six.</w:t>
+      </w:r>
+    </w:p>
+    <w:p>
+      <w:pPr>
+        <w:pStyle w:val="Heading2"/>
+      </w:pPr>
+      <w:r>
+        <w:t xml:space="preserve">Author CSCU Member Number</w:t>
       </w:r>
     </w:p>
     <w:p>
@@ -543,36 +1488,21 @@
         <w:spacing w:after="80" w:line="264" w:lineRule="auto"/>
       </w:pPr>
       <w:r>
-        <w:t xml:space="preserve">Open </w:t>
-      </w:r>
-      <w:r>
         <w:rPr>
           <w:b/>
           <w:bCs/>
         </w:rPr>
-        <w:t xml:space="preserve">Data Operations → Data Patterns → Add</w:t>
-      </w:r>
-      <w:r>
-        <w:t xml:space="preserve">: name </w:t>
+        <w:t xml:space="preserve">Open the page.</w:t>
+      </w:r>
+      <w:r>
+        <w:t xml:space="preserve"> Data Operations → Data Identification Methods → Data Patterns → </w:t>
       </w:r>
       <w:r>
         <w:rPr>
           <w:b/>
           <w:bCs/>
         </w:rPr>
-        <w:t xml:space="preserve">CSCU Member Number</w:t>
-      </w:r>
-      <w:r>
-        <w:t xml:space="preserve">, category </w:t>
-      </w:r>
-      <w:r>
-        <w:rPr>
-          <w:rFonts w:ascii="Consolas" w:hAnsi="Consolas"/>
-          <w:color w:val="0A5560"/>
-          <w:sz w:val="20"/>
-          <w:szCs w:val="20"/>
-        </w:rPr>
-        <w:t xml:space="preserve">CSCU_Identifier</w:t>
+        <w:t xml:space="preserve">Add Pattern</w:t>
       </w:r>
       <w:r>
         <w:t xml:space="preserve">.</w:t>
@@ -588,7 +1518,14 @@
         <w:spacing w:after="80" w:line="264" w:lineRule="auto"/>
       </w:pPr>
       <w:r>
-        <w:t xml:space="preserve">From </w:t>
+        <w:rPr>
+          <w:b/>
+          <w:bCs/>
+        </w:rPr>
+        <w:t xml:space="preserve">Name &amp; category.</w:t>
+      </w:r>
+      <w:r>
+        <w:t xml:space="preserve"> Name it </w:t>
       </w:r>
       <w:r>
         <w:rPr>
@@ -597,10 +1534,10 @@
           <w:sz w:val="20"/>
           <w:szCs w:val="20"/>
         </w:rPr>
-        <w:t xml:space="preserve">CSCU-Patterns/cscu_member_number.json</w:t>
-      </w:r>
-      <w:r>
-        <w:t xml:space="preserve">: column regex </w:t>
+        <w:t xml:space="preserve">CSCU Member Number</w:t>
+      </w:r>
+      <w:r>
+        <w:t xml:space="preserve">; Category </w:t>
       </w:r>
       <w:r>
         <w:rPr>
@@ -609,10 +1546,30 @@
           <w:sz w:val="20"/>
           <w:szCs w:val="20"/>
         </w:rPr>
-        <w:t xml:space="preserve">(?i)(mbr|member)_?(no|num|number)</w:t>
-      </w:r>
-      <w:r>
-        <w:t xml:space="preserve"> (weight 0.3), content pattern </w:t>
+        <w:t xml:space="preserve">CSCU_Identifier</w:t>
+      </w:r>
+      <w:r>
+        <w:t xml:space="preserve">; status enabled.</w:t>
+      </w:r>
+    </w:p>
+    <w:p>
+      <w:pPr>
+        <w:pStyle w:val="ListParagraph"/>
+        <w:numPr>
+          <w:ilvl w:val="0"/>
+          <w:numId w:val="101"/>
+        </w:numPr>
+        <w:spacing w:after="80" w:line="264" w:lineRule="auto"/>
+      </w:pPr>
+      <w:r>
+        <w:rPr>
+          <w:b/>
+          <w:bCs/>
+        </w:rPr>
+        <w:t xml:space="preserve">Column-Name Regex.</w:t>
+      </w:r>
+      <w:r>
+        <w:t xml:space="preserve"> Add </w:t>
       </w:r>
       <w:r>
         <w:rPr>
@@ -621,10 +1578,30 @@
           <w:sz w:val="20"/>
           <w:szCs w:val="20"/>
         </w:rPr>
-        <w:t xml:space="preserve">AAAA-nnnnnn</w:t>
-      </w:r>
-      <w:r>
-        <w:t xml:space="preserve"> (weight 0.4), content regex </w:t>
+        <w:t xml:space="preserve">(?i)(mbr|member)_?(no|num|number)</w:t>
+      </w:r>
+      <w:r>
+        <w:t xml:space="preserve">; weight this pane 0.3.</w:t>
+      </w:r>
+    </w:p>
+    <w:p>
+      <w:pPr>
+        <w:pStyle w:val="ListParagraph"/>
+        <w:numPr>
+          <w:ilvl w:val="0"/>
+          <w:numId w:val="101"/>
+        </w:numPr>
+        <w:spacing w:after="80" w:line="264" w:lineRule="auto"/>
+      </w:pPr>
+      <w:r>
+        <w:rPr>
+          <w:b/>
+          <w:bCs/>
+        </w:rPr>
+        <w:t xml:space="preserve">Content Patterns.</w:t>
+      </w:r>
+      <w:r>
+        <w:t xml:space="preserve"> Add the position signature </w:t>
       </w:r>
       <w:r>
         <w:rPr>
@@ -633,35 +1610,113 @@
           <w:sz w:val="20"/>
           <w:szCs w:val="20"/>
         </w:rPr>
-        <w:t xml:space="preserve">^CSCU-\d{6}$</w:t>
-      </w:r>
-      <w:r>
-        <w:t xml:space="preserve"> (weight 0.3), threshold 0.7; tags </w:t>
-      </w:r>
+        <w:t xml:space="preserve">AAAA-nnnnnn</w:t>
+      </w:r>
+      <w:r>
+        <w:t xml:space="preserve"> (four letters, a kept dash, six digits); weight this pane 0.4.</w:t>
+      </w:r>
+    </w:p>
+    <w:p>
+      <w:pPr>
+        <w:pStyle w:val="ListParagraph"/>
+        <w:numPr>
+          <w:ilvl w:val="0"/>
+          <w:numId w:val="101"/>
+        </w:numPr>
+        <w:spacing w:after="80" w:line="264" w:lineRule="auto"/>
+      </w:pPr>
       <w:r>
         <w:rPr>
           <w:b/>
           <w:bCs/>
         </w:rPr>
-        <w:t xml:space="preserve">Member Number</w:t>
-      </w:r>
-      <w:r>
-        <w:t xml:space="preserve">, </w:t>
-      </w:r>
+        <w:t xml:space="preserve">Content Regex.</w:t>
+      </w:r>
+      <w:r>
+        <w:t xml:space="preserve"> Add </w:t>
+      </w:r>
+      <w:r>
+        <w:rPr>
+          <w:rFonts w:ascii="Consolas" w:hAnsi="Consolas"/>
+          <w:color w:val="0A5560"/>
+          <w:sz w:val="20"/>
+          <w:szCs w:val="20"/>
+        </w:rPr>
+        <w:t xml:space="preserve">^CSCU-\d{6}$</w:t>
+      </w:r>
+      <w:r>
+        <w:t xml:space="preserve">; weight this pane 0.3.</w:t>
+      </w:r>
+    </w:p>
+    <w:p>
+      <w:pPr>
+        <w:pStyle w:val="ListParagraph"/>
+        <w:numPr>
+          <w:ilvl w:val="0"/>
+          <w:numId w:val="101"/>
+        </w:numPr>
+        <w:spacing w:after="80" w:line="264" w:lineRule="auto"/>
+      </w:pPr>
       <w:r>
         <w:rPr>
           <w:b/>
           <w:bCs/>
         </w:rPr>
-        <w:t xml:space="preserve">Sensitive</w:t>
-      </w:r>
-      <w:r>
-        <w:t xml:space="preserve">; business term </w:t>
-      </w:r>
+        <w:t xml:space="preserve">Check the weights.</w:t>
+      </w:r>
+      <w:r>
+        <w:t xml:space="preserve"> The three pane weights must sum to 1.0 (0.3 + 0.4 + 0.3).</w:t>
+      </w:r>
+    </w:p>
+    <w:p>
+      <w:pPr>
+        <w:pStyle w:val="ListParagraph"/>
+        <w:numPr>
+          <w:ilvl w:val="0"/>
+          <w:numId w:val="101"/>
+        </w:numPr>
+        <w:spacing w:after="80" w:line="264" w:lineRule="auto"/>
+      </w:pPr>
       <w:r>
         <w:rPr>
           <w:b/>
           <w:bCs/>
+        </w:rPr>
+        <w:t xml:space="preserve">Condition &amp; Actions.</w:t>
+      </w:r>
+      <w:r>
+        <w:t xml:space="preserve"> Confidence Score ≥ 0.7. Assign Tags </w:t>
+      </w:r>
+      <w:r>
+        <w:rPr>
+          <w:rFonts w:ascii="Consolas" w:hAnsi="Consolas"/>
+          <w:color w:val="0A5560"/>
+          <w:sz w:val="20"/>
+          <w:szCs w:val="20"/>
+        </w:rPr>
+        <w:t xml:space="preserve">Member Number</w:t>
+      </w:r>
+      <w:r>
+        <w:t xml:space="preserve"> and </w:t>
+      </w:r>
+      <w:r>
+        <w:rPr>
+          <w:rFonts w:ascii="Consolas" w:hAnsi="Consolas"/>
+          <w:color w:val="0A5560"/>
+          <w:sz w:val="20"/>
+          <w:szCs w:val="20"/>
+        </w:rPr>
+        <w:t xml:space="preserve">Sensitive</w:t>
+      </w:r>
+      <w:r>
+        <w:t xml:space="preserve">; Assign Business Term </w:t>
+      </w:r>
+      <w:r>
+        <w:rPr>
+          <w:rFonts w:ascii="Consolas" w:hAnsi="Consolas"/>
+          <w:color w:val="0A5560"/>
+          <w:sz w:val="20"/>
+          <w:szCs w:val="20"/>
         </w:rPr>
         <w:t xml:space="preserve">Member Number</w:t>
       </w:r>
@@ -688,7 +1743,7 @@
           <w:bCs/>
           <w:color w:val="8A6D1A"/>
         </w:rPr>
-        <w:t xml:space="preserve">📷  SCREENSHOT — pattern configuration</w:t>
+        <w:t xml:space="preserve">📷  SCREENSHOT — Add Pattern — CSCU Member Number configured</w:t>
       </w:r>
     </w:p>
     <w:p>
@@ -701,27 +1756,14 @@
         <w:spacing w:after="80" w:line="264" w:lineRule="auto"/>
       </w:pPr>
       <w:r>
-        <w:t xml:space="preserve">Anatomy: three signals — column </w:t>
-      </w:r>
-      <w:r>
-        <w:rPr>
-          <w:i/>
-          <w:iCs/>
-        </w:rPr>
-        <w:t xml:space="preserve">name</w:t>
-      </w:r>
-      <w:r>
-        <w:t xml:space="preserve">, value </w:t>
-      </w:r>
-      <w:r>
-        <w:rPr>
-          <w:i/>
-          <w:iCs/>
-        </w:rPr>
-        <w:t xml:space="preserve">shape</w:t>
-      </w:r>
-      <w:r>
-        <w:t xml:space="preserve"> (position analysis), and an exact regex — each weighted. The shape catches </w:t>
+        <w:rPr>
+          <w:b/>
+          <w:bCs/>
+        </w:rPr>
+        <w:t xml:space="preserve">Create.</w:t>
+      </w:r>
+      <w:r>
+        <w:t xml:space="preserve"> Click Create Pattern. A real value is </w:t>
       </w:r>
       <w:r>
         <w:rPr>
@@ -733,7 +1775,755 @@
         <w:t xml:space="preserve">CSCU-100501</w:t>
       </w:r>
       <w:r>
-        <w:t xml:space="preserve"> even in a column named something unhelpful; the name regex catches an empty column.</w:t>
+        <w:t xml:space="preserve"> — the CSCU prefix, then the six-digit member sequence.</w:t>
+      </w:r>
+    </w:p>
+    <w:p>
+      <w:pPr>
+        <w:pStyle w:val="Heading2"/>
+      </w:pPr>
+      <w:r>
+        <w:t xml:space="preserve">Import the other six</w:t>
+      </w:r>
+    </w:p>
+    <w:p>
+      <w:pPr>
+        <w:spacing w:after="120"/>
+      </w:pPr>
+      <w:r>
+        <w:rPr>
+          <w:b/>
+          <w:bCs/>
+        </w:rPr>
+        <w:t xml:space="preserve">Data Patterns → Import → upload `CSCU-Patterns.zip`</w:t>
+      </w:r>
+      <w:r>
+        <w:t xml:space="preserve"> (or an individual pattern JSON) → Continue. The seven ID formats across the CSCU estate:</w:t>
+      </w:r>
+    </w:p>
+    <w:tbl>
+      <w:tblPr>
+        <w:tblW w:w="9360" w:type="dxa"/>
+        <w:tblBorders>
+          <w:top w:val="single" w:sz="4" w:space="0" w:color="C9DEE8"/>
+          <w:left w:val="single" w:sz="4" w:space="0" w:color="C9DEE8"/>
+          <w:bottom w:val="single" w:sz="4" w:space="0" w:color="C9DEE8"/>
+          <w:right w:val="single" w:sz="4" w:space="0" w:color="C9DEE8"/>
+          <w:insideH w:val="single" w:sz="4" w:space="0" w:color="C9DEE8"/>
+          <w:insideV w:val="single" w:sz="4" w:space="0" w:color="C9DEE8"/>
+        </w:tblBorders>
+      </w:tblPr>
+      <w:tblGrid>
+        <w:gridCol w:w="2340"/>
+        <w:gridCol w:w="2340"/>
+        <w:gridCol w:w="2340"/>
+        <w:gridCol w:w="2340"/>
+      </w:tblGrid>
+      <w:tr>
+        <w:tc>
+          <w:tcPr>
+            <w:tcW w:w="2340" w:type="dxa"/>
+            <w:shd w:val="clear" w:color="auto" w:fill="EEF6FA"/>
+            <w:tcBorders>
+              <w:left w:val="single" w:sz="12" w:space="0" w:color="065A82"/>
+            </w:tcBorders>
+            <w:tcMar>
+              <w:top w:w="120" w:type="dxa"/>
+              <w:left w:w="180" w:type="dxa"/>
+              <w:bottom w:w="120" w:type="dxa"/>
+              <w:right w:w="180" w:type="dxa"/>
+            </w:tcMar>
+          </w:tcPr>
+          <w:p>
+            <w:pPr>
+              <w:spacing w:after="0"/>
+            </w:pPr>
+            <w:r>
+              <w:rPr>
+                <w:b/>
+                <w:bCs/>
+              </w:rPr>
+              <w:t xml:space="preserve">Pattern</w:t>
+            </w:r>
+          </w:p>
+        </w:tc>
+        <w:tc>
+          <w:tcPr>
+            <w:tcW w:w="2340" w:type="dxa"/>
+            <w:shd w:val="clear" w:color="auto" w:fill="EEF6FA"/>
+            <w:tcMar>
+              <w:top w:w="120" w:type="dxa"/>
+              <w:left w:w="180" w:type="dxa"/>
+              <w:bottom w:w="120" w:type="dxa"/>
+              <w:right w:w="180" w:type="dxa"/>
+            </w:tcMar>
+          </w:tcPr>
+          <w:p>
+            <w:pPr>
+              <w:spacing w:after="0"/>
+            </w:pPr>
+            <w:r>
+              <w:rPr>
+                <w:b/>
+                <w:bCs/>
+              </w:rPr>
+              <w:t xml:space="preserve">Column / source</w:t>
+            </w:r>
+          </w:p>
+        </w:tc>
+        <w:tc>
+          <w:tcPr>
+            <w:tcW w:w="2340" w:type="dxa"/>
+            <w:shd w:val="clear" w:color="auto" w:fill="EEF6FA"/>
+            <w:tcMar>
+              <w:top w:w="120" w:type="dxa"/>
+              <w:left w:w="180" w:type="dxa"/>
+              <w:bottom w:w="120" w:type="dxa"/>
+              <w:right w:w="180" w:type="dxa"/>
+            </w:tcMar>
+          </w:tcPr>
+          <w:p>
+            <w:pPr>
+              <w:spacing w:after="0"/>
+            </w:pPr>
+            <w:r>
+              <w:rPr>
+                <w:b/>
+                <w:bCs/>
+              </w:rPr>
+              <w:t xml:space="preserve">Format</w:t>
+            </w:r>
+          </w:p>
+        </w:tc>
+        <w:tc>
+          <w:tcPr>
+            <w:tcW w:w="2340" w:type="dxa"/>
+            <w:shd w:val="clear" w:color="auto" w:fill="EEF6FA"/>
+            <w:tcMar>
+              <w:top w:w="120" w:type="dxa"/>
+              <w:left w:w="180" w:type="dxa"/>
+              <w:bottom w:w="120" w:type="dxa"/>
+              <w:right w:w="180" w:type="dxa"/>
+            </w:tcMar>
+          </w:tcPr>
+          <w:p>
+            <w:pPr>
+              <w:spacing w:after="0"/>
+            </w:pPr>
+            <w:r>
+              <w:rPr>
+                <w:b/>
+                <w:bCs/>
+              </w:rPr>
+              <w:t xml:space="preserve">Example</w:t>
+            </w:r>
+          </w:p>
+        </w:tc>
+      </w:tr>
+      <w:tr>
+        <w:tc>
+          <w:tcPr>
+            <w:tcW w:w="2340" w:type="dxa"/>
+            <w:tcMar>
+              <w:top w:w="120" w:type="dxa"/>
+              <w:left w:w="180" w:type="dxa"/>
+              <w:bottom w:w="120" w:type="dxa"/>
+              <w:right w:w="180" w:type="dxa"/>
+            </w:tcMar>
+          </w:tcPr>
+          <w:p>
+            <w:pPr>
+              <w:spacing w:after="0"/>
+            </w:pPr>
+            <w:r>
+              <w:t xml:space="preserve">Member Number</w:t>
+            </w:r>
+          </w:p>
+        </w:tc>
+        <w:tc>
+          <w:tcPr>
+            <w:tcW w:w="2340" w:type="dxa"/>
+            <w:tcMar>
+              <w:top w:w="120" w:type="dxa"/>
+              <w:left w:w="180" w:type="dxa"/>
+              <w:bottom w:w="120" w:type="dxa"/>
+              <w:right w:w="180" w:type="dxa"/>
+            </w:tcMar>
+          </w:tcPr>
+          <w:p>
+            <w:pPr>
+              <w:spacing w:after="0"/>
+            </w:pPr>
+            <w:r>
+              <w:t xml:space="preserve">members.mbr_no</w:t>
+            </w:r>
+          </w:p>
+        </w:tc>
+        <w:tc>
+          <w:tcPr>
+            <w:tcW w:w="2340" w:type="dxa"/>
+            <w:tcMar>
+              <w:top w:w="120" w:type="dxa"/>
+              <w:left w:w="180" w:type="dxa"/>
+              <w:bottom w:w="120" w:type="dxa"/>
+              <w:right w:w="180" w:type="dxa"/>
+            </w:tcMar>
+          </w:tcPr>
+          <w:p>
+            <w:pPr>
+              <w:spacing w:after="0"/>
+            </w:pPr>
+            <w:r>
+              <w:t xml:space="preserve">^CSCU-\d{6}$</w:t>
+            </w:r>
+          </w:p>
+        </w:tc>
+        <w:tc>
+          <w:tcPr>
+            <w:tcW w:w="2340" w:type="dxa"/>
+            <w:tcMar>
+              <w:top w:w="120" w:type="dxa"/>
+              <w:left w:w="180" w:type="dxa"/>
+              <w:bottom w:w="120" w:type="dxa"/>
+              <w:right w:w="180" w:type="dxa"/>
+            </w:tcMar>
+          </w:tcPr>
+          <w:p>
+            <w:pPr>
+              <w:spacing w:after="0"/>
+            </w:pPr>
+            <w:r>
+              <w:t xml:space="preserve">CSCU-100501</w:t>
+            </w:r>
+          </w:p>
+        </w:tc>
+      </w:tr>
+      <w:tr>
+        <w:tc>
+          <w:tcPr>
+            <w:tcW w:w="2340" w:type="dxa"/>
+            <w:tcMar>
+              <w:top w:w="120" w:type="dxa"/>
+              <w:left w:w="180" w:type="dxa"/>
+              <w:bottom w:w="120" w:type="dxa"/>
+              <w:right w:w="180" w:type="dxa"/>
+            </w:tcMar>
+          </w:tcPr>
+          <w:p>
+            <w:pPr>
+              <w:spacing w:after="0"/>
+            </w:pPr>
+            <w:r>
+              <w:t xml:space="preserve">Account Number</w:t>
+            </w:r>
+          </w:p>
+        </w:tc>
+        <w:tc>
+          <w:tcPr>
+            <w:tcW w:w="2340" w:type="dxa"/>
+            <w:tcMar>
+              <w:top w:w="120" w:type="dxa"/>
+              <w:left w:w="180" w:type="dxa"/>
+              <w:bottom w:w="120" w:type="dxa"/>
+              <w:right w:w="180" w:type="dxa"/>
+            </w:tcMar>
+          </w:tcPr>
+          <w:p>
+            <w:pPr>
+              <w:spacing w:after="0"/>
+            </w:pPr>
+            <w:r>
+              <w:t xml:space="preserve">accounts.acct_no</w:t>
+            </w:r>
+          </w:p>
+        </w:tc>
+        <w:tc>
+          <w:tcPr>
+            <w:tcW w:w="2340" w:type="dxa"/>
+            <w:tcMar>
+              <w:top w:w="120" w:type="dxa"/>
+              <w:left w:w="180" w:type="dxa"/>
+              <w:bottom w:w="120" w:type="dxa"/>
+              <w:right w:w="180" w:type="dxa"/>
+            </w:tcMar>
+          </w:tcPr>
+          <w:p>
+            <w:pPr>
+              <w:spacing w:after="0"/>
+            </w:pPr>
+            <w:r>
+              <w:t xml:space="preserve">^ACC-\d{8}$</w:t>
+            </w:r>
+          </w:p>
+        </w:tc>
+        <w:tc>
+          <w:tcPr>
+            <w:tcW w:w="2340" w:type="dxa"/>
+            <w:tcMar>
+              <w:top w:w="120" w:type="dxa"/>
+              <w:left w:w="180" w:type="dxa"/>
+              <w:bottom w:w="120" w:type="dxa"/>
+              <w:right w:w="180" w:type="dxa"/>
+            </w:tcMar>
+          </w:tcPr>
+          <w:p>
+            <w:pPr>
+              <w:spacing w:after="0"/>
+            </w:pPr>
+            <w:r>
+              <w:t xml:space="preserve">ACC-00070001</w:t>
+            </w:r>
+          </w:p>
+        </w:tc>
+      </w:tr>
+      <w:tr>
+        <w:tc>
+          <w:tcPr>
+            <w:tcW w:w="2340" w:type="dxa"/>
+            <w:tcMar>
+              <w:top w:w="120" w:type="dxa"/>
+              <w:left w:w="180" w:type="dxa"/>
+              <w:bottom w:w="120" w:type="dxa"/>
+              <w:right w:w="180" w:type="dxa"/>
+            </w:tcMar>
+          </w:tcPr>
+          <w:p>
+            <w:pPr>
+              <w:spacing w:after="0"/>
+            </w:pPr>
+            <w:r>
+              <w:t xml:space="preserve">Loan Number</w:t>
+            </w:r>
+          </w:p>
+        </w:tc>
+        <w:tc>
+          <w:tcPr>
+            <w:tcW w:w="2340" w:type="dxa"/>
+            <w:tcMar>
+              <w:top w:w="120" w:type="dxa"/>
+              <w:left w:w="180" w:type="dxa"/>
+              <w:bottom w:w="120" w:type="dxa"/>
+              <w:right w:w="180" w:type="dxa"/>
+            </w:tcMar>
+          </w:tcPr>
+          <w:p>
+            <w:pPr>
+              <w:spacing w:after="0"/>
+            </w:pPr>
+            <w:r>
+              <w:t xml:space="preserve">loans.ln_no</w:t>
+            </w:r>
+          </w:p>
+        </w:tc>
+        <w:tc>
+          <w:tcPr>
+            <w:tcW w:w="2340" w:type="dxa"/>
+            <w:tcMar>
+              <w:top w:w="120" w:type="dxa"/>
+              <w:left w:w="180" w:type="dxa"/>
+              <w:bottom w:w="120" w:type="dxa"/>
+              <w:right w:w="180" w:type="dxa"/>
+            </w:tcMar>
+          </w:tcPr>
+          <w:p>
+            <w:pPr>
+              <w:spacing w:after="0"/>
+            </w:pPr>
+            <w:r>
+              <w:t xml:space="preserve">^LN-\d{6}$</w:t>
+            </w:r>
+          </w:p>
+        </w:tc>
+        <w:tc>
+          <w:tcPr>
+            <w:tcW w:w="2340" w:type="dxa"/>
+            <w:tcMar>
+              <w:top w:w="120" w:type="dxa"/>
+              <w:left w:w="180" w:type="dxa"/>
+              <w:bottom w:w="120" w:type="dxa"/>
+              <w:right w:w="180" w:type="dxa"/>
+            </w:tcMar>
+          </w:tcPr>
+          <w:p>
+            <w:pPr>
+              <w:spacing w:after="0"/>
+            </w:pPr>
+            <w:r>
+              <w:t xml:space="preserve">LN-091001</w:t>
+            </w:r>
+          </w:p>
+        </w:tc>
+      </w:tr>
+      <w:tr>
+        <w:tc>
+          <w:tcPr>
+            <w:tcW w:w="2340" w:type="dxa"/>
+            <w:tcMar>
+              <w:top w:w="120" w:type="dxa"/>
+              <w:left w:w="180" w:type="dxa"/>
+              <w:bottom w:w="120" w:type="dxa"/>
+              <w:right w:w="180" w:type="dxa"/>
+            </w:tcMar>
+          </w:tcPr>
+          <w:p>
+            <w:pPr>
+              <w:spacing w:after="0"/>
+            </w:pPr>
+            <w:r>
+              <w:t xml:space="preserve">ABA Routing Number</w:t>
+            </w:r>
+          </w:p>
+        </w:tc>
+        <w:tc>
+          <w:tcPr>
+            <w:tcW w:w="2340" w:type="dxa"/>
+            <w:tcMar>
+              <w:top w:w="120" w:type="dxa"/>
+              <w:left w:w="180" w:type="dxa"/>
+              <w:bottom w:w="120" w:type="dxa"/>
+              <w:right w:w="180" w:type="dxa"/>
+            </w:tcMar>
+          </w:tcPr>
+          <w:p>
+            <w:pPr>
+              <w:spacing w:after="0"/>
+            </w:pPr>
+            <w:r>
+              <w:t xml:space="preserve">ach_payments.ach_rte_no</w:t>
+            </w:r>
+          </w:p>
+        </w:tc>
+        <w:tc>
+          <w:tcPr>
+            <w:tcW w:w="2340" w:type="dxa"/>
+            <w:tcMar>
+              <w:top w:w="120" w:type="dxa"/>
+              <w:left w:w="180" w:type="dxa"/>
+              <w:bottom w:w="120" w:type="dxa"/>
+              <w:right w:w="180" w:type="dxa"/>
+            </w:tcMar>
+          </w:tcPr>
+          <w:p>
+            <w:pPr>
+              <w:spacing w:after="0"/>
+            </w:pPr>
+            <w:r>
+              <w:t xml:space="preserve">^\d{9}$</w:t>
+            </w:r>
+          </w:p>
+        </w:tc>
+        <w:tc>
+          <w:tcPr>
+            <w:tcW w:w="2340" w:type="dxa"/>
+            <w:tcMar>
+              <w:top w:w="120" w:type="dxa"/>
+              <w:left w:w="180" w:type="dxa"/>
+              <w:bottom w:w="120" w:type="dxa"/>
+              <w:right w:w="180" w:type="dxa"/>
+            </w:tcMar>
+          </w:tcPr>
+          <w:p>
+            <w:pPr>
+              <w:spacing w:after="0"/>
+            </w:pPr>
+            <w:r>
+              <w:t xml:space="preserve">122100024</w:t>
+            </w:r>
+          </w:p>
+        </w:tc>
+      </w:tr>
+      <w:tr>
+        <w:tc>
+          <w:tcPr>
+            <w:tcW w:w="2340" w:type="dxa"/>
+            <w:tcMar>
+              <w:top w:w="120" w:type="dxa"/>
+              <w:left w:w="180" w:type="dxa"/>
+              <w:bottom w:w="120" w:type="dxa"/>
+              <w:right w:w="180" w:type="dxa"/>
+            </w:tcMar>
+          </w:tcPr>
+          <w:p>
+            <w:pPr>
+              <w:spacing w:after="0"/>
+            </w:pPr>
+            <w:r>
+              <w:t xml:space="preserve">Payment Card Number</w:t>
+            </w:r>
+          </w:p>
+        </w:tc>
+        <w:tc>
+          <w:tcPr>
+            <w:tcW w:w="2340" w:type="dxa"/>
+            <w:tcMar>
+              <w:top w:w="120" w:type="dxa"/>
+              <w:left w:w="180" w:type="dxa"/>
+              <w:bottom w:w="120" w:type="dxa"/>
+              <w:right w:w="180" w:type="dxa"/>
+            </w:tcMar>
+          </w:tcPr>
+          <w:p>
+            <w:pPr>
+              <w:spacing w:after="0"/>
+            </w:pPr>
+            <w:r>
+              <w:t xml:space="preserve">cards.card_no</w:t>
+            </w:r>
+          </w:p>
+        </w:tc>
+        <w:tc>
+          <w:tcPr>
+            <w:tcW w:w="2340" w:type="dxa"/>
+            <w:tcMar>
+              <w:top w:w="120" w:type="dxa"/>
+              <w:left w:w="180" w:type="dxa"/>
+              <w:bottom w:w="120" w:type="dxa"/>
+              <w:right w:w="180" w:type="dxa"/>
+            </w:tcMar>
+          </w:tcPr>
+          <w:p>
+            <w:pPr>
+              <w:spacing w:after="0"/>
+            </w:pPr>
+            <w:r>
+              <w:t xml:space="preserve">^4\d{3}-\d{4}-\d{4}-\d{4}$</w:t>
+            </w:r>
+          </w:p>
+        </w:tc>
+        <w:tc>
+          <w:tcPr>
+            <w:tcW w:w="2340" w:type="dxa"/>
+            <w:tcMar>
+              <w:top w:w="120" w:type="dxa"/>
+              <w:left w:w="180" w:type="dxa"/>
+              <w:bottom w:w="120" w:type="dxa"/>
+              <w:right w:w="180" w:type="dxa"/>
+            </w:tcMar>
+          </w:tcPr>
+          <w:p>
+            <w:pPr>
+              <w:spacing w:after="0"/>
+            </w:pPr>
+            <w:r>
+              <w:t xml:space="preserve">4111-1111-1111-1001</w:t>
+            </w:r>
+          </w:p>
+        </w:tc>
+      </w:tr>
+      <w:tr>
+        <w:tc>
+          <w:tcPr>
+            <w:tcW w:w="2340" w:type="dxa"/>
+            <w:tcMar>
+              <w:top w:w="120" w:type="dxa"/>
+              <w:left w:w="180" w:type="dxa"/>
+              <w:bottom w:w="120" w:type="dxa"/>
+              <w:right w:w="180" w:type="dxa"/>
+            </w:tcMar>
+          </w:tcPr>
+          <w:p>
+            <w:pPr>
+              <w:spacing w:after="0"/>
+            </w:pPr>
+            <w:r>
+              <w:t xml:space="preserve">Contact Email</w:t>
+            </w:r>
+          </w:p>
+        </w:tc>
+        <w:tc>
+          <w:tcPr>
+            <w:tcW w:w="2340" w:type="dxa"/>
+            <w:tcMar>
+              <w:top w:w="120" w:type="dxa"/>
+              <w:left w:w="180" w:type="dxa"/>
+              <w:bottom w:w="120" w:type="dxa"/>
+              <w:right w:w="180" w:type="dxa"/>
+            </w:tcMar>
+          </w:tcPr>
+          <w:p>
+            <w:pPr>
+              <w:spacing w:after="0"/>
+            </w:pPr>
+            <w:r>
+              <w:t xml:space="preserve">members.email / employees.email</w:t>
+            </w:r>
+          </w:p>
+        </w:tc>
+        <w:tc>
+          <w:tcPr>
+            <w:tcW w:w="2340" w:type="dxa"/>
+            <w:tcMar>
+              <w:top w:w="120" w:type="dxa"/>
+              <w:left w:w="180" w:type="dxa"/>
+              <w:bottom w:w="120" w:type="dxa"/>
+              <w:right w:w="180" w:type="dxa"/>
+            </w:tcMar>
+          </w:tcPr>
+          <w:p>
+            <w:pPr>
+              <w:spacing w:after="0"/>
+            </w:pPr>
+            <w:r>
+              <w:t xml:space="preserve">standard email regex</w:t>
+            </w:r>
+          </w:p>
+        </w:tc>
+        <w:tc>
+          <w:tcPr>
+            <w:tcW w:w="2340" w:type="dxa"/>
+            <w:tcMar>
+              <w:top w:w="120" w:type="dxa"/>
+              <w:left w:w="180" w:type="dxa"/>
+              <w:bottom w:w="120" w:type="dxa"/>
+              <w:right w:w="180" w:type="dxa"/>
+            </w:tcMar>
+          </w:tcPr>
+          <w:p>
+            <w:pPr>
+              <w:spacing w:after="0"/>
+            </w:pPr>
+            <w:r>
+              <w:t xml:space="preserve">james.porter@email.com</w:t>
+            </w:r>
+          </w:p>
+        </w:tc>
+      </w:tr>
+      <w:tr>
+        <w:tc>
+          <w:tcPr>
+            <w:tcW w:w="2340" w:type="dxa"/>
+            <w:tcMar>
+              <w:top w:w="120" w:type="dxa"/>
+              <w:left w:w="180" w:type="dxa"/>
+              <w:bottom w:w="120" w:type="dxa"/>
+              <w:right w:w="180" w:type="dxa"/>
+            </w:tcMar>
+          </w:tcPr>
+          <w:p>
+            <w:pPr>
+              <w:spacing w:after="0"/>
+            </w:pPr>
+            <w:r>
+              <w:t xml:space="preserve">GL Account Number</w:t>
+            </w:r>
+          </w:p>
+        </w:tc>
+        <w:tc>
+          <w:tcPr>
+            <w:tcW w:w="2340" w:type="dxa"/>
+            <w:tcMar>
+              <w:top w:w="120" w:type="dxa"/>
+              <w:left w:w="180" w:type="dxa"/>
+              <w:bottom w:w="120" w:type="dxa"/>
+              <w:right w:w="180" w:type="dxa"/>
+            </w:tcMar>
+          </w:tcPr>
+          <w:p>
+            <w:pPr>
+              <w:spacing w:after="0"/>
+            </w:pPr>
+            <w:r>
+              <w:t xml:space="preserve">gl_entries.gl_acct_no</w:t>
+            </w:r>
+          </w:p>
+        </w:tc>
+        <w:tc>
+          <w:tcPr>
+            <w:tcW w:w="2340" w:type="dxa"/>
+            <w:tcMar>
+              <w:top w:w="120" w:type="dxa"/>
+              <w:left w:w="180" w:type="dxa"/>
+              <w:bottom w:w="120" w:type="dxa"/>
+              <w:right w:w="180" w:type="dxa"/>
+            </w:tcMar>
+          </w:tcPr>
+          <w:p>
+            <w:pPr>
+              <w:spacing w:after="0"/>
+            </w:pPr>
+            <w:r>
+              <w:t xml:space="preserve">^[1245]\d{3}$</w:t>
+            </w:r>
+          </w:p>
+        </w:tc>
+        <w:tc>
+          <w:tcPr>
+            <w:tcW w:w="2340" w:type="dxa"/>
+            <w:tcMar>
+              <w:top w:w="120" w:type="dxa"/>
+              <w:left w:w="180" w:type="dxa"/>
+              <w:bottom w:w="120" w:type="dxa"/>
+              <w:right w:w="180" w:type="dxa"/>
+            </w:tcMar>
+          </w:tcPr>
+          <w:p>
+            <w:pPr>
+              <w:spacing w:after="0"/>
+            </w:pPr>
+            <w:r>
+              <w:t xml:space="preserve">1010</w:t>
+            </w:r>
+          </w:p>
+        </w:tc>
+      </w:tr>
+    </w:tbl>
+    <w:p>
+      <w:pPr>
+        <w:spacing w:after="120"/>
+      </w:pPr>
+    </w:p>
+    <w:p>
+      <w:pPr>
+        <w:pBdr>
+          <w:left w:val="single" w:sz="12" w:space="8" w:color="065A82"/>
+        </w:pBdr>
+        <w:shd w:val="clear" w:color="auto" w:fill="EEF6FA"/>
+        <w:ind w:left="240" w:right="240"/>
+        <w:spacing w:before="120" w:after="160"/>
+      </w:pPr>
+      <w:r>
+        <w:rPr>
+          <w:b/>
+          <w:bCs/>
+        </w:rPr>
+        <w:t xml:space="preserve">Qualify and disqualify.</w:t>
+      </w:r>
+      <w:r>
+        <w:t xml:space="preserve"> Member numbers and loan numbers both end in six digits, so a loose pattern would collide. The anchored content regex keeps them exclusive — </w:t>
+      </w:r>
+      <w:r>
+        <w:rPr>
+          <w:rFonts w:ascii="Consolas" w:hAnsi="Consolas"/>
+          <w:color w:val="0A5560"/>
+          <w:sz w:val="20"/>
+          <w:szCs w:val="20"/>
+        </w:rPr>
+        <w:t xml:space="preserve">^LN-\d{6}$</w:t>
+      </w:r>
+      <w:r>
+        <w:t xml:space="preserve"> qualifies a loan and disqualifies a member. The card PAN pattern rarely fires on a </w:t>
+      </w:r>
+      <w:r>
+        <w:rPr>
+          <w:i/>
+          <w:iCs/>
+        </w:rPr>
+        <w:t xml:space="preserve">column</w:t>
+      </w:r>
+      <w:r>
+        <w:t xml:space="preserve"> other than </w:t>
+      </w:r>
+      <w:r>
+        <w:rPr>
+          <w:rFonts w:ascii="Consolas" w:hAnsi="Consolas"/>
+          <w:color w:val="0A5560"/>
+          <w:sz w:val="20"/>
+          <w:szCs w:val="20"/>
+        </w:rPr>
+        <w:t xml:space="preserve">cards.card_no</w:t>
+      </w:r>
+      <w:r>
+        <w:t xml:space="preserve"> — it earns its keep in Part D, where it surfaces card references inside the dispute correspondence.</w:t>
       </w:r>
     </w:p>
     <w:p>
@@ -741,7 +2531,310 @@
         <w:pStyle w:val="Heading1"/>
       </w:pPr>
       <w:r>
-        <w:t xml:space="preserve">Part C — combine into a policy and run</w:t>
+        <w:t xml:space="preserve">Part C — Combine into escalating policies and run</w:t>
+      </w:r>
+    </w:p>
+    <w:p>
+      <w:pPr>
+        <w:spacing w:after="120"/>
+      </w:pPr>
+      <w:r>
+        <w:t xml:space="preserve">A set of selected methods is a Data Identification </w:t>
+      </w:r>
+      <w:r>
+        <w:rPr>
+          <w:b/>
+          <w:bCs/>
+        </w:rPr>
+        <w:t xml:space="preserve">policy</w:t>
+      </w:r>
+      <w:r>
+        <w:t xml:space="preserve">. Run them in three escalating passes rather than all at once — it keeps results legible and mirrors how a steward rolls coverage out.</w:t>
+      </w:r>
+    </w:p>
+    <w:tbl>
+      <w:tblPr>
+        <w:tblW w:w="9360" w:type="dxa"/>
+        <w:tblBorders>
+          <w:top w:val="single" w:sz="4" w:space="0" w:color="C9DEE8"/>
+          <w:left w:val="single" w:sz="4" w:space="0" w:color="C9DEE8"/>
+          <w:bottom w:val="single" w:sz="4" w:space="0" w:color="C9DEE8"/>
+          <w:right w:val="single" w:sz="4" w:space="0" w:color="C9DEE8"/>
+          <w:insideH w:val="single" w:sz="4" w:space="0" w:color="C9DEE8"/>
+          <w:insideV w:val="single" w:sz="4" w:space="0" w:color="C9DEE8"/>
+        </w:tblBorders>
+      </w:tblPr>
+      <w:tblGrid>
+        <w:gridCol w:w="2500"/>
+        <w:gridCol w:w="3430"/>
+        <w:gridCol w:w="3430"/>
+      </w:tblGrid>
+      <w:tr>
+        <w:tc>
+          <w:tcPr>
+            <w:tcW w:w="2500" w:type="dxa"/>
+            <w:shd w:val="clear" w:color="auto" w:fill="EEF6FA"/>
+            <w:tcBorders>
+              <w:left w:val="single" w:sz="12" w:space="0" w:color="065A82"/>
+            </w:tcBorders>
+            <w:tcMar>
+              <w:top w:w="120" w:type="dxa"/>
+              <w:left w:w="180" w:type="dxa"/>
+              <w:bottom w:w="120" w:type="dxa"/>
+              <w:right w:w="180" w:type="dxa"/>
+            </w:tcMar>
+          </w:tcPr>
+          <w:p>
+            <w:pPr>
+              <w:spacing w:after="0"/>
+            </w:pPr>
+            <w:r>
+              <w:rPr>
+                <w:b/>
+                <w:bCs/>
+              </w:rPr>
+              <w:t xml:space="preserve">Policy</w:t>
+            </w:r>
+          </w:p>
+        </w:tc>
+        <w:tc>
+          <w:tcPr>
+            <w:tcW w:w="3430" w:type="dxa"/>
+            <w:shd w:val="clear" w:color="auto" w:fill="EEF6FA"/>
+            <w:tcMar>
+              <w:top w:w="120" w:type="dxa"/>
+              <w:left w:w="180" w:type="dxa"/>
+              <w:bottom w:w="120" w:type="dxa"/>
+              <w:right w:w="180" w:type="dxa"/>
+            </w:tcMar>
+          </w:tcPr>
+          <w:p>
+            <w:pPr>
+              <w:spacing w:after="0"/>
+            </w:pPr>
+            <w:r>
+              <w:rPr>
+                <w:b/>
+                <w:bCs/>
+              </w:rPr>
+              <w:t xml:space="preserve">Run on</w:t>
+            </w:r>
+          </w:p>
+        </w:tc>
+        <w:tc>
+          <w:tcPr>
+            <w:tcW w:w="3430" w:type="dxa"/>
+            <w:shd w:val="clear" w:color="auto" w:fill="EEF6FA"/>
+            <w:tcMar>
+              <w:top w:w="120" w:type="dxa"/>
+              <w:left w:w="180" w:type="dxa"/>
+              <w:bottom w:w="120" w:type="dxa"/>
+              <w:right w:w="180" w:type="dxa"/>
+            </w:tcMar>
+          </w:tcPr>
+          <w:p>
+            <w:pPr>
+              <w:spacing w:after="0"/>
+            </w:pPr>
+            <w:r>
+              <w:rPr>
+                <w:b/>
+                <w:bCs/>
+              </w:rPr>
+              <w:t xml:space="preserve">Methods selected</w:t>
+            </w:r>
+          </w:p>
+        </w:tc>
+      </w:tr>
+      <w:tr>
+        <w:tc>
+          <w:tcPr>
+            <w:tcW w:w="2500" w:type="dxa"/>
+            <w:tcMar>
+              <w:top w:w="120" w:type="dxa"/>
+              <w:left w:w="180" w:type="dxa"/>
+              <w:bottom w:w="120" w:type="dxa"/>
+              <w:right w:w="180" w:type="dxa"/>
+            </w:tcMar>
+          </w:tcPr>
+          <w:p>
+            <w:pPr>
+              <w:spacing w:after="0"/>
+            </w:pPr>
+            <w:r>
+              <w:t xml:space="preserve">A — warm-up</w:t>
+            </w:r>
+          </w:p>
+        </w:tc>
+        <w:tc>
+          <w:tcPr>
+            <w:tcW w:w="3430" w:type="dxa"/>
+            <w:tcMar>
+              <w:top w:w="120" w:type="dxa"/>
+              <w:left w:w="180" w:type="dxa"/>
+              <w:bottom w:w="120" w:type="dxa"/>
+              <w:right w:w="180" w:type="dxa"/>
+            </w:tcMar>
+          </w:tcPr>
+          <w:p>
+            <w:pPr>
+              <w:spacing w:after="0"/>
+            </w:pPr>
+            <w:r>
+              <w:t xml:space="preserve">members</w:t>
+            </w:r>
+          </w:p>
+        </w:tc>
+        <w:tc>
+          <w:tcPr>
+            <w:tcW w:w="3430" w:type="dxa"/>
+            <w:tcMar>
+              <w:top w:w="120" w:type="dxa"/>
+              <w:left w:w="180" w:type="dxa"/>
+              <w:bottom w:w="120" w:type="dxa"/>
+              <w:right w:w="180" w:type="dxa"/>
+            </w:tcMar>
+          </w:tcPr>
+          <w:p>
+            <w:pPr>
+              <w:spacing w:after="0"/>
+            </w:pPr>
+            <w:r>
+              <w:t xml:space="preserve">Member Status (dict) + Member Number (pattern) + built-in Email, US ZIP, US Phone, SSN</w:t>
+            </w:r>
+          </w:p>
+        </w:tc>
+      </w:tr>
+      <w:tr>
+        <w:tc>
+          <w:tcPr>
+            <w:tcW w:w="2500" w:type="dxa"/>
+            <w:tcMar>
+              <w:top w:w="120" w:type="dxa"/>
+              <w:left w:w="180" w:type="dxa"/>
+              <w:bottom w:w="120" w:type="dxa"/>
+              <w:right w:w="180" w:type="dxa"/>
+            </w:tcMar>
+          </w:tcPr>
+          <w:p>
+            <w:pPr>
+              <w:spacing w:after="0"/>
+            </w:pPr>
+            <w:r>
+              <w:t xml:space="preserve">B — operations</w:t>
+            </w:r>
+          </w:p>
+        </w:tc>
+        <w:tc>
+          <w:tcPr>
+            <w:tcW w:w="3430" w:type="dxa"/>
+            <w:tcMar>
+              <w:top w:w="120" w:type="dxa"/>
+              <w:left w:w="180" w:type="dxa"/>
+              <w:bottom w:w="120" w:type="dxa"/>
+              <w:right w:w="180" w:type="dxa"/>
+            </w:tcMar>
+          </w:tcPr>
+          <w:p>
+            <w:pPr>
+              <w:spacing w:after="0"/>
+            </w:pPr>
+            <w:r>
+              <w:t xml:space="preserve">accounts, cards, transactions, loans, ach_payments</w:t>
+            </w:r>
+          </w:p>
+        </w:tc>
+        <w:tc>
+          <w:tcPr>
+            <w:tcW w:w="3430" w:type="dxa"/>
+            <w:tcMar>
+              <w:top w:w="120" w:type="dxa"/>
+              <w:left w:w="180" w:type="dxa"/>
+              <w:bottom w:w="120" w:type="dxa"/>
+              <w:right w:w="180" w:type="dxa"/>
+            </w:tcMar>
+          </w:tcPr>
+          <w:p>
+            <w:pPr>
+              <w:spacing w:after="0"/>
+            </w:pPr>
+            <w:r>
+              <w:t xml:space="preserve">Account Types, Account Status, Card Types, Card Status, Transaction Types, Loan Types, Loan Status, ACH Status, NACHA Return Codes + Account Number, Loan Number, Routing Number, Card Number patterns</w:t>
+            </w:r>
+          </w:p>
+        </w:tc>
+      </w:tr>
+      <w:tr>
+        <w:tc>
+          <w:tcPr>
+            <w:tcW w:w="2500" w:type="dxa"/>
+            <w:tcMar>
+              <w:top w:w="120" w:type="dxa"/>
+              <w:left w:w="180" w:type="dxa"/>
+              <w:bottom w:w="120" w:type="dxa"/>
+              <w:right w:w="180" w:type="dxa"/>
+            </w:tcMar>
+          </w:tcPr>
+          <w:p>
+            <w:pPr>
+              <w:spacing w:after="0"/>
+            </w:pPr>
+            <w:r>
+              <w:t xml:space="preserve">C — full</w:t>
+            </w:r>
+          </w:p>
+        </w:tc>
+        <w:tc>
+          <w:tcPr>
+            <w:tcW w:w="3430" w:type="dxa"/>
+            <w:tcMar>
+              <w:top w:w="120" w:type="dxa"/>
+              <w:left w:w="180" w:type="dxa"/>
+              <w:bottom w:w="120" w:type="dxa"/>
+              <w:right w:w="180" w:type="dxa"/>
+            </w:tcMar>
+          </w:tcPr>
+          <w:p>
+            <w:pPr>
+              <w:spacing w:after="0"/>
+            </w:pPr>
+            <w:r>
+              <w:t xml:space="preserve">all cscu_core + kyc_reviews, suspicious_activity, gl_entries</w:t>
+            </w:r>
+          </w:p>
+        </w:tc>
+        <w:tc>
+          <w:tcPr>
+            <w:tcW w:w="3430" w:type="dxa"/>
+            <w:tcMar>
+              <w:top w:w="120" w:type="dxa"/>
+              <w:left w:w="180" w:type="dxa"/>
+              <w:bottom w:w="120" w:type="dxa"/>
+              <w:right w:w="180" w:type="dxa"/>
+            </w:tcMar>
+          </w:tcPr>
+          <w:p>
+            <w:pPr>
+              <w:spacing w:after="0"/>
+            </w:pPr>
+            <w:r>
+              <w:t xml:space="preserve">every custom method + built-ins, run as one job; then carried onto cscu-documents in Part D</w:t>
+            </w:r>
+          </w:p>
+        </w:tc>
+      </w:tr>
+    </w:tbl>
+    <w:p>
+      <w:pPr>
+        <w:spacing w:after="120"/>
+      </w:pPr>
+    </w:p>
+    <w:p>
+      <w:pPr>
+        <w:pStyle w:val="Heading2"/>
+      </w:pPr>
+      <w:r>
+        <w:t xml:space="preserve">Run a policy</w:t>
       </w:r>
     </w:p>
     <w:p>
@@ -754,41 +2847,86 @@
         <w:spacing w:after="80" w:line="264" w:lineRule="auto"/>
       </w:pPr>
       <w:r>
-        <w:t xml:space="preserve">Add both methods to a Data Identification </w:t>
+        <w:t xml:space="preserve">In Data Canvas, open a profiled table, then </w:t>
       </w:r>
       <w:r>
         <w:rPr>
           <w:b/>
           <w:bCs/>
         </w:rPr>
-        <w:t xml:space="preserve">policy</w:t>
-      </w:r>
-      <w:r>
-        <w:t xml:space="preserve"> and run it scoped to </w:t>
-      </w:r>
-      <w:r>
-        <w:rPr>
-          <w:rFonts w:ascii="Consolas" w:hAnsi="Consolas"/>
-          <w:color w:val="0A5560"/>
-          <w:sz w:val="20"/>
-          <w:szCs w:val="20"/>
-        </w:rPr>
-        <w:t xml:space="preserve">cscu_core.members</w:t>
-      </w:r>
-      <w:r>
-        <w:t xml:space="preserve"> and </w:t>
-      </w:r>
-      <w:r>
-        <w:rPr>
-          <w:rFonts w:ascii="Consolas" w:hAnsi="Consolas"/>
-          <w:color w:val="0A5560"/>
-          <w:sz w:val="20"/>
-          <w:szCs w:val="20"/>
-        </w:rPr>
-        <w:t xml:space="preserve">cscu_core.transactions</w:t>
+        <w:t xml:space="preserve">Actions → Process → the Data Identification card</w:t>
       </w:r>
       <w:r>
         <w:t xml:space="preserve">.</w:t>
+      </w:r>
+    </w:p>
+    <w:p>
+      <w:pPr>
+        <w:pStyle w:val="ListParagraph"/>
+        <w:numPr>
+          <w:ilvl w:val="0"/>
+          <w:numId w:val="102"/>
+        </w:numPr>
+        <w:spacing w:after="80" w:line="264" w:lineRule="auto"/>
+      </w:pPr>
+      <w:r>
+        <w:t xml:space="preserve">Click </w:t>
+      </w:r>
+      <w:r>
+        <w:rPr>
+          <w:b/>
+          <w:bCs/>
+        </w:rPr>
+        <w:t xml:space="preserve">Select Methods</w:t>
+      </w:r>
+      <w:r>
+        <w:t xml:space="preserve">, tick the methods for that policy, click Apply, then </w:t>
+      </w:r>
+      <w:r>
+        <w:rPr>
+          <w:b/>
+          <w:bCs/>
+        </w:rPr>
+        <w:t xml:space="preserve">Start</w:t>
+      </w:r>
+      <w:r>
+        <w:t xml:space="preserve">.</w:t>
+      </w:r>
+    </w:p>
+    <w:p>
+      <w:pPr>
+        <w:pStyle w:val="ListParagraph"/>
+        <w:numPr>
+          <w:ilvl w:val="0"/>
+          <w:numId w:val="102"/>
+        </w:numPr>
+        <w:spacing w:after="80" w:line="264" w:lineRule="auto"/>
+      </w:pPr>
+      <w:r>
+        <w:t xml:space="preserve">Watch the job on the </w:t>
+      </w:r>
+      <w:r>
+        <w:rPr>
+          <w:b/>
+          <w:bCs/>
+        </w:rPr>
+        <w:t xml:space="preserve">Workers</w:t>
+      </w:r>
+      <w:r>
+        <w:t xml:space="preserve"> page — it runs asynchronously.</w:t>
+      </w:r>
+    </w:p>
+    <w:p>
+      <w:pPr>
+        <w:pStyle w:val="ListParagraph"/>
+        <w:numPr>
+          <w:ilvl w:val="0"/>
+          <w:numId w:val="102"/>
+        </w:numPr>
+        <w:spacing w:after="80" w:line="264" w:lineRule="auto"/>
+      </w:pPr>
+      <w:r>
+        <w:t xml:space="preserve">Back in Data Canvas, matching columns now carry their tags, business terms and sensitivity.</w:t>
       </w:r>
     </w:p>
     <w:p>
@@ -810,20 +2948,338 @@
           <w:bCs/>
           <w:color w:val="8A6D1A"/>
         </w:rPr>
-        <w:t xml:space="preserve">📷  SCREENSHOT — policy run</w:t>
-      </w:r>
-    </w:p>
-    <w:p>
-      <w:pPr>
-        <w:pStyle w:val="ListParagraph"/>
-        <w:numPr>
-          <w:ilvl w:val="0"/>
-          <w:numId w:val="102"/>
-        </w:numPr>
-        <w:spacing w:after="80" w:line="264" w:lineRule="auto"/>
-      </w:pPr>
-      <w:r>
-        <w:t xml:space="preserve">Verify: </w:t>
+        <w:t xml:space="preserve">📷  SCREENSHOT — policy run results on members</w:t>
+      </w:r>
+    </w:p>
+    <w:p>
+      <w:pPr>
+        <w:pStyle w:val="Heading2"/>
+      </w:pPr>
+      <w:r>
+        <w:t xml:space="preserve">What you should see</w:t>
+      </w:r>
+    </w:p>
+    <w:tbl>
+      <w:tblPr>
+        <w:tblW w:w="9360" w:type="dxa"/>
+        <w:tblBorders>
+          <w:top w:val="single" w:sz="4" w:space="0" w:color="C9DEE8"/>
+          <w:left w:val="single" w:sz="4" w:space="0" w:color="C9DEE8"/>
+          <w:bottom w:val="single" w:sz="4" w:space="0" w:color="C9DEE8"/>
+          <w:right w:val="single" w:sz="4" w:space="0" w:color="C9DEE8"/>
+          <w:insideH w:val="single" w:sz="4" w:space="0" w:color="C9DEE8"/>
+          <w:insideV w:val="single" w:sz="4" w:space="0" w:color="C9DEE8"/>
+        </w:tblBorders>
+      </w:tblPr>
+      <w:tblGrid>
+        <w:gridCol w:w="2900"/>
+        <w:gridCol w:w="6460"/>
+      </w:tblGrid>
+      <w:tr>
+        <w:tc>
+          <w:tcPr>
+            <w:tcW w:w="2900" w:type="dxa"/>
+            <w:shd w:val="clear" w:color="auto" w:fill="EEF6FA"/>
+            <w:tcBorders>
+              <w:left w:val="single" w:sz="12" w:space="0" w:color="065A82"/>
+            </w:tcBorders>
+            <w:tcMar>
+              <w:top w:w="120" w:type="dxa"/>
+              <w:left w:w="180" w:type="dxa"/>
+              <w:bottom w:w="120" w:type="dxa"/>
+              <w:right w:w="180" w:type="dxa"/>
+            </w:tcMar>
+          </w:tcPr>
+          <w:p>
+            <w:pPr>
+              <w:spacing w:after="0"/>
+            </w:pPr>
+            <w:r>
+              <w:rPr>
+                <w:b/>
+                <w:bCs/>
+              </w:rPr>
+              <w:t xml:space="preserve">Column</w:t>
+            </w:r>
+          </w:p>
+        </w:tc>
+        <w:tc>
+          <w:tcPr>
+            <w:tcW w:w="6460" w:type="dxa"/>
+            <w:shd w:val="clear" w:color="auto" w:fill="EEF6FA"/>
+            <w:tcMar>
+              <w:top w:w="120" w:type="dxa"/>
+              <w:left w:w="180" w:type="dxa"/>
+              <w:bottom w:w="120" w:type="dxa"/>
+              <w:right w:w="180" w:type="dxa"/>
+            </w:tcMar>
+          </w:tcPr>
+          <w:p>
+            <w:pPr>
+              <w:spacing w:after="0"/>
+            </w:pPr>
+            <w:r>
+              <w:rPr>
+                <w:b/>
+                <w:bCs/>
+              </w:rPr>
+              <w:t xml:space="preserve">Method → result</w:t>
+            </w:r>
+          </w:p>
+        </w:tc>
+      </w:tr>
+      <w:tr>
+        <w:tc>
+          <w:tcPr>
+            <w:tcW w:w="2900" w:type="dxa"/>
+            <w:tcMar>
+              <w:top w:w="120" w:type="dxa"/>
+              <w:left w:w="180" w:type="dxa"/>
+              <w:bottom w:w="120" w:type="dxa"/>
+              <w:right w:w="180" w:type="dxa"/>
+            </w:tcMar>
+          </w:tcPr>
+          <w:p>
+            <w:pPr>
+              <w:spacing w:after="0"/>
+            </w:pPr>
+            <w:r>
+              <w:t xml:space="preserve">members.mbr_no</w:t>
+            </w:r>
+          </w:p>
+        </w:tc>
+        <w:tc>
+          <w:tcPr>
+            <w:tcW w:w="6460" w:type="dxa"/>
+            <w:tcMar>
+              <w:top w:w="120" w:type="dxa"/>
+              <w:left w:w="180" w:type="dxa"/>
+              <w:bottom w:w="120" w:type="dxa"/>
+              <w:right w:w="180" w:type="dxa"/>
+            </w:tcMar>
+          </w:tcPr>
+          <w:p>
+            <w:pPr>
+              <w:spacing w:after="0"/>
+            </w:pPr>
+            <w:r>
+              <w:t xml:space="preserve">Member Number pattern → Member Number, Sensitive + term Member Number</w:t>
+            </w:r>
+          </w:p>
+        </w:tc>
+      </w:tr>
+      <w:tr>
+        <w:tc>
+          <w:tcPr>
+            <w:tcW w:w="2900" w:type="dxa"/>
+            <w:tcMar>
+              <w:top w:w="120" w:type="dxa"/>
+              <w:left w:w="180" w:type="dxa"/>
+              <w:bottom w:w="120" w:type="dxa"/>
+              <w:right w:w="180" w:type="dxa"/>
+            </w:tcMar>
+          </w:tcPr>
+          <w:p>
+            <w:pPr>
+              <w:spacing w:after="0"/>
+            </w:pPr>
+            <w:r>
+              <w:t xml:space="preserve">members.mbr_status</w:t>
+            </w:r>
+          </w:p>
+        </w:tc>
+        <w:tc>
+          <w:tcPr>
+            <w:tcW w:w="6460" w:type="dxa"/>
+            <w:tcMar>
+              <w:top w:w="120" w:type="dxa"/>
+              <w:left w:w="180" w:type="dxa"/>
+              <w:bottom w:w="120" w:type="dxa"/>
+              <w:right w:w="180" w:type="dxa"/>
+            </w:tcMar>
+          </w:tcPr>
+          <w:p>
+            <w:pPr>
+              <w:spacing w:after="0"/>
+            </w:pPr>
+            <w:r>
+              <w:t xml:space="preserve">Member Status dictionary → Member Status</w:t>
+            </w:r>
+          </w:p>
+        </w:tc>
+      </w:tr>
+      <w:tr>
+        <w:tc>
+          <w:tcPr>
+            <w:tcW w:w="2900" w:type="dxa"/>
+            <w:tcMar>
+              <w:top w:w="120" w:type="dxa"/>
+              <w:left w:w="180" w:type="dxa"/>
+              <w:bottom w:w="120" w:type="dxa"/>
+              <w:right w:w="180" w:type="dxa"/>
+            </w:tcMar>
+          </w:tcPr>
+          <w:p>
+            <w:pPr>
+              <w:spacing w:after="0"/>
+            </w:pPr>
+            <w:r>
+              <w:t xml:space="preserve">transactions.txn_type_cd</w:t>
+            </w:r>
+          </w:p>
+        </w:tc>
+        <w:tc>
+          <w:tcPr>
+            <w:tcW w:w="6460" w:type="dxa"/>
+            <w:tcMar>
+              <w:top w:w="120" w:type="dxa"/>
+              <w:left w:w="180" w:type="dxa"/>
+              <w:bottom w:w="120" w:type="dxa"/>
+              <w:right w:w="180" w:type="dxa"/>
+            </w:tcMar>
+          </w:tcPr>
+          <w:p>
+            <w:pPr>
+              <w:spacing w:after="0"/>
+            </w:pPr>
+            <w:r>
+              <w:t xml:space="preserve">Transaction Types dictionary → Transaction Type + term Transaction Type Code</w:t>
+            </w:r>
+          </w:p>
+        </w:tc>
+      </w:tr>
+      <w:tr>
+        <w:tc>
+          <w:tcPr>
+            <w:tcW w:w="2900" w:type="dxa"/>
+            <w:tcMar>
+              <w:top w:w="120" w:type="dxa"/>
+              <w:left w:w="180" w:type="dxa"/>
+              <w:bottom w:w="120" w:type="dxa"/>
+              <w:right w:w="180" w:type="dxa"/>
+            </w:tcMar>
+          </w:tcPr>
+          <w:p>
+            <w:pPr>
+              <w:spacing w:after="0"/>
+            </w:pPr>
+            <w:r>
+              <w:t xml:space="preserve">cards.card_no</w:t>
+            </w:r>
+          </w:p>
+        </w:tc>
+        <w:tc>
+          <w:tcPr>
+            <w:tcW w:w="6460" w:type="dxa"/>
+            <w:tcMar>
+              <w:top w:w="120" w:type="dxa"/>
+              <w:left w:w="180" w:type="dxa"/>
+              <w:bottom w:w="120" w:type="dxa"/>
+              <w:right w:w="180" w:type="dxa"/>
+            </w:tcMar>
+          </w:tcPr>
+          <w:p>
+            <w:pPr>
+              <w:spacing w:after="0"/>
+            </w:pPr>
+            <w:r>
+              <w:t xml:space="preserve">Card Number pattern → Card Number, PCI, Sensitive + term Card Number</w:t>
+            </w:r>
+          </w:p>
+        </w:tc>
+      </w:tr>
+      <w:tr>
+        <w:tc>
+          <w:tcPr>
+            <w:tcW w:w="2900" w:type="dxa"/>
+            <w:tcMar>
+              <w:top w:w="120" w:type="dxa"/>
+              <w:left w:w="180" w:type="dxa"/>
+              <w:bottom w:w="120" w:type="dxa"/>
+              <w:right w:w="180" w:type="dxa"/>
+            </w:tcMar>
+          </w:tcPr>
+          <w:p>
+            <w:pPr>
+              <w:spacing w:after="0"/>
+            </w:pPr>
+            <w:r>
+              <w:t xml:space="preserve">ach_payments.ach_rte_no</w:t>
+            </w:r>
+          </w:p>
+        </w:tc>
+        <w:tc>
+          <w:tcPr>
+            <w:tcW w:w="6460" w:type="dxa"/>
+            <w:tcMar>
+              <w:top w:w="120" w:type="dxa"/>
+              <w:left w:w="180" w:type="dxa"/>
+              <w:bottom w:w="120" w:type="dxa"/>
+              <w:right w:w="180" w:type="dxa"/>
+            </w:tcMar>
+          </w:tcPr>
+          <w:p>
+            <w:pPr>
+              <w:spacing w:after="0"/>
+            </w:pPr>
+            <w:r>
+              <w:t xml:space="preserve">Routing Number pattern → Routing Number, Payments, Sensitive + term ACH Routing Number</w:t>
+            </w:r>
+          </w:p>
+        </w:tc>
+      </w:tr>
+      <w:tr>
+        <w:tc>
+          <w:tcPr>
+            <w:tcW w:w="2900" w:type="dxa"/>
+            <w:tcMar>
+              <w:top w:w="120" w:type="dxa"/>
+              <w:left w:w="180" w:type="dxa"/>
+              <w:bottom w:w="120" w:type="dxa"/>
+              <w:right w:w="180" w:type="dxa"/>
+            </w:tcMar>
+          </w:tcPr>
+          <w:p>
+            <w:pPr>
+              <w:spacing w:after="0"/>
+            </w:pPr>
+            <w:r>
+              <w:t xml:space="preserve">kyc_reviews.risk_rating_cd</w:t>
+            </w:r>
+          </w:p>
+        </w:tc>
+        <w:tc>
+          <w:tcPr>
+            <w:tcW w:w="6460" w:type="dxa"/>
+            <w:tcMar>
+              <w:top w:w="120" w:type="dxa"/>
+              <w:left w:w="180" w:type="dxa"/>
+              <w:bottom w:w="120" w:type="dxa"/>
+              <w:right w:w="180" w:type="dxa"/>
+            </w:tcMar>
+          </w:tcPr>
+          <w:p>
+            <w:pPr>
+              <w:spacing w:after="0"/>
+            </w:pPr>
+            <w:r>
+              <w:t xml:space="preserve">Risk Ratings dictionary → Risk Rating, Compliance + term Risk Rating Code</w:t>
+            </w:r>
+          </w:p>
+        </w:tc>
+      </w:tr>
+    </w:tbl>
+    <w:p>
+      <w:pPr>
+        <w:spacing w:after="120"/>
+      </w:pPr>
+    </w:p>
+    <w:p>
+      <w:pPr>
+        <w:spacing w:after="120"/>
+      </w:pPr>
+      <w:r>
+        <w:t xml:space="preserve">And note the deliberate miss: </w:t>
       </w:r>
       <w:r>
         <w:rPr>
@@ -832,20 +3288,26 @@
           <w:sz w:val="20"/>
           <w:szCs w:val="20"/>
         </w:rPr>
-        <w:t xml:space="preserve">transactions.txn_type_cd</w:t>
-      </w:r>
-      <w:r>
-        <w:t xml:space="preserve"> tagged </w:t>
-      </w:r>
-      <w:r>
-        <w:rPr>
-          <w:b/>
-          <w:bCs/>
-        </w:rPr>
-        <w:t xml:space="preserve">Transaction Type</w:t>
-      </w:r>
-      <w:r>
-        <w:t xml:space="preserve"> and linked to the term; </w:t>
+        <w:t xml:space="preserve">cards.cvv_cd</w:t>
+      </w:r>
+      <w:r>
+        <w:t xml:space="preserve"> — three digits, no distinctive shape, no value list — matches nothing. The failing PCI business rule (Workshop 4) and the PCI attestation document catch what the engine cannot: engines baseline, stewards decide.</w:t>
+      </w:r>
+    </w:p>
+    <w:p>
+      <w:pPr>
+        <w:pStyle w:val="Heading1"/>
+      </w:pPr>
+      <w:r>
+        <w:t xml:space="preserve">Part D — Run the methods on unstructured data</w:t>
+      </w:r>
+    </w:p>
+    <w:p>
+      <w:pPr>
+        <w:spacing w:after="120"/>
+      </w:pPr>
+      <w:r>
+        <w:t xml:space="preserve">The same methods carry onto the </w:t>
       </w:r>
       <w:r>
         <w:rPr>
@@ -854,20 +3316,28 @@
           <w:sz w:val="20"/>
           <w:szCs w:val="20"/>
         </w:rPr>
-        <w:t xml:space="preserve">members.mbr_no</w:t>
-      </w:r>
-      <w:r>
-        <w:t xml:space="preserve"> tagged </w:t>
+        <w:t xml:space="preserve">cscu-documents</w:t>
+      </w:r>
+      <w:r>
+        <w:t xml:space="preserve"> store, with one change in mechanism. Documents are not column-profiled — you run </w:t>
       </w:r>
       <w:r>
         <w:rPr>
           <w:b/>
           <w:bCs/>
         </w:rPr>
-        <w:t xml:space="preserve">Member Number · Sensitive</w:t>
-      </w:r>
-      <w:r>
-        <w:t xml:space="preserve"> and linked.</w:t>
+        <w:t xml:space="preserve">Data Discovery</w:t>
+      </w:r>
+      <w:r>
+        <w:t xml:space="preserve">, and on its Document Processing tab you reach identification three ways.</w:t>
+      </w:r>
+    </w:p>
+    <w:p>
+      <w:pPr>
+        <w:pStyle w:val="Heading2"/>
+      </w:pPr>
+      <w:r>
+        <w:t xml:space="preserve">Set up Document Processing</w:t>
       </w:r>
     </w:p>
     <w:p>
@@ -875,22 +3345,12 @@
         <w:pStyle w:val="ListParagraph"/>
         <w:numPr>
           <w:ilvl w:val="0"/>
-          <w:numId w:val="102"/>
+          <w:numId w:val="103"/>
         </w:numPr>
         <w:spacing w:after="80" w:line="264" w:lineRule="auto"/>
       </w:pPr>
       <w:r>
-        <w:t xml:space="preserve">Spot-check a </w:t>
-      </w:r>
-      <w:r>
-        <w:rPr>
-          <w:i/>
-          <w:iCs/>
-        </w:rPr>
-        <w:t xml:space="preserve">miss</w:t>
-      </w:r>
-      <w:r>
-        <w:t xml:space="preserve">: </w:t>
+        <w:t xml:space="preserve">In Data Canvas, select the </w:t>
       </w:r>
       <w:r>
         <w:rPr>
@@ -899,70 +3359,2925 @@
           <w:sz w:val="20"/>
           <w:szCs w:val="20"/>
         </w:rPr>
-        <w:t xml:space="preserve">cards.cvv_cd</w:t>
-      </w:r>
-      <w:r>
-        <w:t xml:space="preserve"> matches neither method — the planted PCI violation still needs the steward (Workshops 4–5 story).</w:t>
-      </w:r>
-    </w:p>
-    <w:p>
-      <w:pPr>
-        <w:pStyle w:val="Heading1"/>
-      </w:pPr>
-      <w:r>
-        <w:t xml:space="preserve">Going further</w:t>
-      </w:r>
-    </w:p>
-    <w:p>
-      <w:pPr>
-        <w:spacing w:after="120"/>
-      </w:pPr>
-      <w:r>
-        <w:rPr>
-          <w:rFonts w:ascii="Consolas" w:hAnsi="Consolas"/>
-          <w:color w:val="0A5560"/>
-          <w:sz w:val="20"/>
-          <w:szCs w:val="20"/>
-        </w:rPr>
-        <w:t xml:space="preserve">INDEX.csv</w:t>
-      </w:r>
-      <w:r>
-        <w:t xml:space="preserve"> lists all 18 dictionaries and 7 patterns that ship with this module — enough for a full CSCU identification policy. Upload the bundles (</w:t>
-      </w:r>
-      <w:r>
-        <w:rPr>
-          <w:rFonts w:ascii="Consolas" w:hAnsi="Consolas"/>
-          <w:color w:val="0A5560"/>
-          <w:sz w:val="20"/>
-          <w:szCs w:val="20"/>
-        </w:rPr>
-        <w:t xml:space="preserve">CSCU-Dictionaries.zip</w:t>
-      </w:r>
-      <w:r>
-        <w:t xml:space="preserve">, </w:t>
-      </w:r>
-      <w:r>
-        <w:rPr>
-          <w:rFonts w:ascii="Consolas" w:hAnsi="Consolas"/>
-          <w:color w:val="0A5560"/>
-          <w:sz w:val="20"/>
-          <w:szCs w:val="20"/>
-        </w:rPr>
-        <w:t xml:space="preserve">CSCU-Patterns.zip</w:t>
-      </w:r>
-      <w:r>
-        <w:t xml:space="preserve">) and enable selectively; run </w:t>
+        <w:t xml:space="preserve">cscu-documents</w:t>
+      </w:r>
+      <w:r>
+        <w:t xml:space="preserve"> folder → Process → run Metadata Ingest, then open </w:t>
       </w:r>
       <w:r>
         <w:rPr>
           <w:b/>
           <w:bCs/>
         </w:rPr>
-        <w:t xml:space="preserve">identification once</w:t>
-      </w:r>
-      <w:r>
-        <w:t xml:space="preserve">, then let the stewards override.</w:t>
-      </w:r>
+        <w:t xml:space="preserve">Data Discovery</w:t>
+      </w:r>
+      <w:r>
+        <w:t xml:space="preserve">.</w:t>
+      </w:r>
+    </w:p>
+    <w:p>
+      <w:pPr>
+        <w:pStyle w:val="ListParagraph"/>
+        <w:numPr>
+          <w:ilvl w:val="0"/>
+          <w:numId w:val="103"/>
+        </w:numPr>
+        <w:spacing w:after="80" w:line="264" w:lineRule="auto"/>
+      </w:pPr>
+      <w:r>
+        <w:rPr>
+          <w:b/>
+          <w:bCs/>
+        </w:rPr>
+        <w:t xml:space="preserve">String Detection.</w:t>
+      </w:r>
+      <w:r>
+        <w:t xml:space="preserve"> Add dictionaries (CSCU Service Cities, CSCU Branch Names) and patterns (CSCU Member Number, CSCU Account Number, CSCU Payment Card Number). Choose </w:t>
+      </w:r>
+      <w:r>
+        <w:rPr>
+          <w:i/>
+          <w:iCs/>
+        </w:rPr>
+        <w:t xml:space="preserve">Detect presence</w:t>
+      </w:r>
+      <w:r>
+        <w:t xml:space="preserve">, or </w:t>
+      </w:r>
+      <w:r>
+        <w:rPr>
+          <w:i/>
+          <w:iCs/>
+        </w:rPr>
+        <w:t xml:space="preserve">presence and count</w:t>
+      </w:r>
+      <w:r>
+        <w:t xml:space="preserve">.</w:t>
+      </w:r>
+    </w:p>
+    <w:p>
+      <w:pPr>
+        <w:pStyle w:val="ListParagraph"/>
+        <w:numPr>
+          <w:ilvl w:val="0"/>
+          <w:numId w:val="103"/>
+        </w:numPr>
+        <w:spacing w:after="80" w:line="264" w:lineRule="auto"/>
+      </w:pPr>
+      <w:r>
+        <w:rPr>
+          <w:b/>
+          <w:bCs/>
+        </w:rPr>
+        <w:t xml:space="preserve">Address Detection.</w:t>
+      </w:r>
+      <w:r>
+        <w:t xml:space="preserve"> Enable it and choose a business term (e.g. Member Address) — files containing US postal addresses get tagged.</w:t>
+      </w:r>
+    </w:p>
+    <w:p>
+      <w:pPr>
+        <w:pStyle w:val="ListParagraph"/>
+        <w:numPr>
+          <w:ilvl w:val="0"/>
+          <w:numId w:val="103"/>
+        </w:numPr>
+        <w:spacing w:after="80" w:line="264" w:lineRule="auto"/>
+      </w:pPr>
+      <w:r>
+        <w:rPr>
+          <w:b/>
+          <w:bCs/>
+        </w:rPr>
+        <w:t xml:space="preserve">Data Classification.</w:t>
+      </w:r>
+      <w:r>
+        <w:t xml:space="preserve"> Supply the business terms that name your document classes — </w:t>
+      </w:r>
+      <w:r>
+        <w:rPr>
+          <w:i/>
+          <w:iCs/>
+        </w:rPr>
+        <w:t xml:space="preserve">Loan Application</w:t>
+      </w:r>
+      <w:r>
+        <w:t xml:space="preserve">, </w:t>
+      </w:r>
+      <w:r>
+        <w:rPr>
+          <w:i/>
+          <w:iCs/>
+        </w:rPr>
+        <w:t xml:space="preserve">Suspicious Activity Report</w:t>
+      </w:r>
+      <w:r>
+        <w:t xml:space="preserve">, </w:t>
+      </w:r>
+      <w:r>
+        <w:rPr>
+          <w:i/>
+          <w:iCs/>
+        </w:rPr>
+        <w:t xml:space="preserve">Member Statement</w:t>
+      </w:r>
+      <w:r>
+        <w:t xml:space="preserve"> — and PDC assigns them by semantic content, no exact string required.</w:t>
+      </w:r>
+    </w:p>
+    <w:p>
+      <w:pPr>
+        <w:pStyle w:val="ListParagraph"/>
+        <w:numPr>
+          <w:ilvl w:val="0"/>
+          <w:numId w:val="103"/>
+        </w:numPr>
+        <w:spacing w:after="80" w:line="264" w:lineRule="auto"/>
+      </w:pPr>
+      <w:r>
+        <w:t xml:space="preserve">Click </w:t>
+      </w:r>
+      <w:r>
+        <w:rPr>
+          <w:b/>
+          <w:bCs/>
+        </w:rPr>
+        <w:t xml:space="preserve">Start Discovering</w:t>
+      </w:r>
+      <w:r>
+        <w:t xml:space="preserve"> and track it on Workers.</w:t>
+      </w:r>
+    </w:p>
+    <w:p>
+      <w:pPr>
+        <w:pBdr>
+          <w:top w:val="dashed" w:sz="8" w:space="6" w:color="C8A028"/>
+          <w:left w:val="dashed" w:sz="8" w:space="6" w:color="C8A028"/>
+          <w:bottom w:val="dashed" w:sz="8" w:space="6" w:color="C8A028"/>
+          <w:right w:val="dashed" w:sz="8" w:space="6" w:color="C8A028"/>
+        </w:pBdr>
+        <w:shd w:val="clear" w:color="auto" w:fill="FFF7E0"/>
+        <w:jc w:val="center"/>
+        <w:spacing w:before="120" w:after="200"/>
+        <w:ind w:left="240" w:right="240"/>
+      </w:pPr>
+      <w:r>
+        <w:rPr>
+          <w:b/>
+          <w:bCs/>
+          <w:color w:val="8A6D1A"/>
+        </w:rPr>
+        <w:t xml:space="preserve">📷  SCREENSHOT — Data Discovery — string detection configuration</w:t>
+      </w:r>
+    </w:p>
+    <w:p>
+      <w:pPr>
+        <w:pBdr>
+          <w:left w:val="single" w:sz="12" w:space="8" w:color="065A82"/>
+        </w:pBdr>
+        <w:shd w:val="clear" w:color="auto" w:fill="EEF6FA"/>
+        <w:ind w:left="240" w:right="240"/>
+        <w:spacing w:before="120" w:after="160"/>
+      </w:pPr>
+      <w:r>
+        <w:rPr>
+          <w:b/>
+          <w:bCs/>
+        </w:rPr>
+        <w:t xml:space="preserve">The mechanism change that matters.</w:t>
+      </w:r>
+      <w:r>
+        <w:t xml:space="preserve"> On documents, String Detection ignores the dictionary's rule — the confidence score and conditions that govern columns don't apply. It is a pure presence (or presence-and-count) match, after which the method's actions are applied to the file. So the same artifacts transfer, but a document is tagged because a value </w:t>
+      </w:r>
+      <w:r>
+        <w:rPr>
+          <w:i/>
+          <w:iCs/>
+        </w:rPr>
+        <w:t xml:space="preserve">appears</w:t>
+      </w:r>
+      <w:r>
+        <w:t xml:space="preserve"> in it, not because a column crossed a confidence threshold.</w:t>
+      </w:r>
+    </w:p>
+    <w:p>
+      <w:pPr>
+        <w:pStyle w:val="Heading2"/>
+      </w:pPr>
+      <w:r>
+        <w:t xml:space="preserve">What you should see on the sample documents</w:t>
+      </w:r>
+    </w:p>
+    <w:tbl>
+      <w:tblPr>
+        <w:tblW w:w="9360" w:type="dxa"/>
+        <w:tblBorders>
+          <w:top w:val="single" w:sz="4" w:space="0" w:color="C9DEE8"/>
+          <w:left w:val="single" w:sz="4" w:space="0" w:color="C9DEE8"/>
+          <w:bottom w:val="single" w:sz="4" w:space="0" w:color="C9DEE8"/>
+          <w:right w:val="single" w:sz="4" w:space="0" w:color="C9DEE8"/>
+          <w:insideH w:val="single" w:sz="4" w:space="0" w:color="C9DEE8"/>
+          <w:insideV w:val="single" w:sz="4" w:space="0" w:color="C9DEE8"/>
+        </w:tblBorders>
+      </w:tblPr>
+      <w:tblGrid>
+        <w:gridCol w:w="2900"/>
+        <w:gridCol w:w="6460"/>
+      </w:tblGrid>
+      <w:tr>
+        <w:tc>
+          <w:tcPr>
+            <w:tcW w:w="2900" w:type="dxa"/>
+            <w:shd w:val="clear" w:color="auto" w:fill="EEF6FA"/>
+            <w:tcBorders>
+              <w:left w:val="single" w:sz="12" w:space="0" w:color="065A82"/>
+            </w:tcBorders>
+            <w:tcMar>
+              <w:top w:w="120" w:type="dxa"/>
+              <w:left w:w="180" w:type="dxa"/>
+              <w:bottom w:w="120" w:type="dxa"/>
+              <w:right w:w="180" w:type="dxa"/>
+            </w:tcMar>
+          </w:tcPr>
+          <w:p>
+            <w:pPr>
+              <w:spacing w:after="0"/>
+            </w:pPr>
+            <w:r>
+              <w:rPr>
+                <w:b/>
+                <w:bCs/>
+              </w:rPr>
+              <w:t xml:space="preserve">Document</w:t>
+            </w:r>
+          </w:p>
+        </w:tc>
+        <w:tc>
+          <w:tcPr>
+            <w:tcW w:w="6460" w:type="dxa"/>
+            <w:shd w:val="clear" w:color="auto" w:fill="EEF6FA"/>
+            <w:tcMar>
+              <w:top w:w="120" w:type="dxa"/>
+              <w:left w:w="180" w:type="dxa"/>
+              <w:bottom w:w="120" w:type="dxa"/>
+              <w:right w:w="180" w:type="dxa"/>
+            </w:tcMar>
+          </w:tcPr>
+          <w:p>
+            <w:pPr>
+              <w:spacing w:after="0"/>
+            </w:pPr>
+            <w:r>
+              <w:rPr>
+                <w:b/>
+                <w:bCs/>
+              </w:rPr>
+              <w:t xml:space="preserve">Identified as</w:t>
+            </w:r>
+          </w:p>
+        </w:tc>
+      </w:tr>
+      <w:tr>
+        <w:tc>
+          <w:tcPr>
+            <w:tcW w:w="2900" w:type="dxa"/>
+            <w:tcMar>
+              <w:top w:w="120" w:type="dxa"/>
+              <w:left w:w="180" w:type="dxa"/>
+              <w:bottom w:w="120" w:type="dxa"/>
+              <w:right w:w="180" w:type="dxa"/>
+            </w:tcMar>
+          </w:tcPr>
+          <w:p>
+            <w:pPr>
+              <w:spacing w:after="0"/>
+            </w:pPr>
+            <w:r>
+              <w:t xml:space="preserve">correspondence (txt and docx letters)</w:t>
+            </w:r>
+          </w:p>
+        </w:tc>
+        <w:tc>
+          <w:tcPr>
+            <w:tcW w:w="6460" w:type="dxa"/>
+            <w:tcMar>
+              <w:top w:w="120" w:type="dxa"/>
+              <w:left w:w="180" w:type="dxa"/>
+              <w:bottom w:w="120" w:type="dxa"/>
+              <w:right w:w="180" w:type="dxa"/>
+            </w:tcMar>
+          </w:tcPr>
+          <w:p>
+            <w:pPr>
+              <w:spacing w:after="0"/>
+            </w:pPr>
+            <w:r>
+              <w:t xml:space="preserve">Member Number present (CSCU-100509) + Service City present (Tempe, Casa Grande) → member correspondence; card dispute letter also fires the Card Number pattern</w:t>
+            </w:r>
+          </w:p>
+        </w:tc>
+      </w:tr>
+      <w:tr>
+        <w:tc>
+          <w:tcPr>
+            <w:tcW w:w="2900" w:type="dxa"/>
+            <w:tcMar>
+              <w:top w:w="120" w:type="dxa"/>
+              <w:left w:w="180" w:type="dxa"/>
+              <w:bottom w:w="120" w:type="dxa"/>
+              <w:right w:w="180" w:type="dxa"/>
+            </w:tcMar>
+          </w:tcPr>
+          <w:p>
+            <w:pPr>
+              <w:spacing w:after="0"/>
+            </w:pPr>
+            <w:r>
+              <w:t xml:space="preserve">loan-applications (docx forms)</w:t>
+            </w:r>
+          </w:p>
+        </w:tc>
+        <w:tc>
+          <w:tcPr>
+            <w:tcW w:w="6460" w:type="dxa"/>
+            <w:tcMar>
+              <w:top w:w="120" w:type="dxa"/>
+              <w:left w:w="180" w:type="dxa"/>
+              <w:bottom w:w="120" w:type="dxa"/>
+              <w:right w:w="180" w:type="dxa"/>
+            </w:tcMar>
+          </w:tcPr>
+          <w:p>
+            <w:pPr>
+              <w:spacing w:after="0"/>
+            </w:pPr>
+            <w:r>
+              <w:t xml:space="preserve">Member Number + city present → classified Loan Application</w:t>
+            </w:r>
+          </w:p>
+        </w:tc>
+      </w:tr>
+      <w:tr>
+        <w:tc>
+          <w:tcPr>
+            <w:tcW w:w="2900" w:type="dxa"/>
+            <w:tcMar>
+              <w:top w:w="120" w:type="dxa"/>
+              <w:left w:w="180" w:type="dxa"/>
+              <w:bottom w:w="120" w:type="dxa"/>
+              <w:right w:w="180" w:type="dxa"/>
+            </w:tcMar>
+          </w:tcPr>
+          <w:p>
+            <w:pPr>
+              <w:spacing w:after="0"/>
+            </w:pPr>
+            <w:r>
+              <w:t xml:space="preserve">compliance/sar_filing_summary_2026Q2.pdf</w:t>
+            </w:r>
+          </w:p>
+        </w:tc>
+        <w:tc>
+          <w:tcPr>
+            <w:tcW w:w="6460" w:type="dxa"/>
+            <w:tcMar>
+              <w:top w:w="120" w:type="dxa"/>
+              <w:left w:w="180" w:type="dxa"/>
+              <w:bottom w:w="120" w:type="dxa"/>
+              <w:right w:w="180" w:type="dxa"/>
+            </w:tcMar>
+          </w:tcPr>
+          <w:p>
+            <w:pPr>
+              <w:spacing w:after="0"/>
+            </w:pPr>
+            <w:r>
+              <w:t xml:space="preserve">SAR vocabulary + member references → classified Suspicious Activity Report; Compliance / Confidential</w:t>
+            </w:r>
+          </w:p>
+        </w:tc>
+      </w:tr>
+      <w:tr>
+        <w:tc>
+          <w:tcPr>
+            <w:tcW w:w="2900" w:type="dxa"/>
+            <w:tcMar>
+              <w:top w:w="120" w:type="dxa"/>
+              <w:left w:w="180" w:type="dxa"/>
+              <w:bottom w:w="120" w:type="dxa"/>
+              <w:right w:w="180" w:type="dxa"/>
+            </w:tcMar>
+          </w:tcPr>
+          <w:p>
+            <w:pPr>
+              <w:spacing w:after="0"/>
+            </w:pPr>
+            <w:r>
+              <w:t xml:space="preserve">statements (csv)</w:t>
+            </w:r>
+          </w:p>
+        </w:tc>
+        <w:tc>
+          <w:tcPr>
+            <w:tcW w:w="6460" w:type="dxa"/>
+            <w:tcMar>
+              <w:top w:w="120" w:type="dxa"/>
+              <w:left w:w="180" w:type="dxa"/>
+              <w:bottom w:w="120" w:type="dxa"/>
+              <w:right w:w="180" w:type="dxa"/>
+            </w:tcMar>
+          </w:tcPr>
+          <w:p>
+            <w:pPr>
+              <w:spacing w:after="0"/>
+            </w:pPr>
+            <w:r>
+              <w:t xml:space="preserve">Member Number + Account Number present (and counted) → classified Member Statement</w:t>
+            </w:r>
+          </w:p>
+        </w:tc>
+      </w:tr>
+    </w:tbl>
+    <w:p>
+      <w:pPr>
+        <w:spacing w:after="120"/>
+      </w:pPr>
+    </w:p>
+    <w:p>
+      <w:pPr>
+        <w:pStyle w:val="Heading1"/>
+      </w:pPr>
+      <w:r>
+        <w:t xml:space="preserve">Verify the results</w:t>
+      </w:r>
+    </w:p>
+    <w:p>
+      <w:pPr>
+        <w:pStyle w:val="ListParagraph"/>
+        <w:numPr>
+          <w:ilvl w:val="0"/>
+          <w:numId w:val="2"/>
+        </w:numPr>
+        <w:spacing w:after="60"/>
+      </w:pPr>
+      <w:r>
+        <w:rPr>
+          <w:b/>
+          <w:bCs/>
+        </w:rPr>
+        <w:t xml:space="preserve">Data Canvas.</w:t>
+      </w:r>
+      <w:r>
+        <w:t xml:space="preserve"> Open tagged columns and document assets; confirm tags, business terms and Sensitivity are present.</w:t>
+      </w:r>
+    </w:p>
+    <w:p>
+      <w:pPr>
+        <w:pStyle w:val="ListParagraph"/>
+        <w:numPr>
+          <w:ilvl w:val="0"/>
+          <w:numId w:val="2"/>
+        </w:numPr>
+        <w:spacing w:after="60"/>
+      </w:pPr>
+      <w:r>
+        <w:rPr>
+          <w:b/>
+          <w:bCs/>
+        </w:rPr>
+        <w:t xml:space="preserve">Galaxy View.</w:t>
+      </w:r>
+      <w:r>
+        <w:t xml:space="preserve"> See the tagging visually and locate sensitive and regulated data across the catalog at a glance.</w:t>
+      </w:r>
+    </w:p>
+    <w:p>
+      <w:pPr>
+        <w:pStyle w:val="ListParagraph"/>
+        <w:numPr>
+          <w:ilvl w:val="0"/>
+          <w:numId w:val="2"/>
+        </w:numPr>
+        <w:spacing w:after="60"/>
+      </w:pPr>
+      <w:r>
+        <w:rPr>
+          <w:b/>
+          <w:bCs/>
+        </w:rPr>
+        <w:t xml:space="preserve">Search.</w:t>
+      </w:r>
+      <w:r>
+        <w:t xml:space="preserve"> Filter by the Member Number, Card Number or Risk Rating tag to prove assets are discoverable by what they </w:t>
+      </w:r>
+      <w:r>
+        <w:rPr>
+          <w:i/>
+          <w:iCs/>
+        </w:rPr>
+        <w:t xml:space="preserve">are</w:t>
+      </w:r>
+      <w:r>
+        <w:t xml:space="preserve">, not just by name.</w:t>
+      </w:r>
+    </w:p>
+    <w:p>
+      <w:pPr>
+        <w:pStyle w:val="Heading1"/>
+      </w:pPr>
+      <w:r>
+        <w:t xml:space="preserve">Gotchas &amp; good practice</w:t>
+      </w:r>
+    </w:p>
+    <w:p>
+      <w:pPr>
+        <w:pStyle w:val="ListParagraph"/>
+        <w:numPr>
+          <w:ilvl w:val="0"/>
+          <w:numId w:val="2"/>
+        </w:numPr>
+        <w:spacing w:after="60"/>
+      </w:pPr>
+      <w:r>
+        <w:rPr>
+          <w:b/>
+          <w:bCs/>
+        </w:rPr>
+        <w:t xml:space="preserve">Profile (structured) or discover (documents) first.</w:t>
+      </w:r>
+      <w:r>
+        <w:t xml:space="preserve"> A method only matches data it can see.</w:t>
+      </w:r>
+    </w:p>
+    <w:p>
+      <w:pPr>
+        <w:pStyle w:val="ListParagraph"/>
+        <w:numPr>
+          <w:ilvl w:val="0"/>
+          <w:numId w:val="2"/>
+        </w:numPr>
+        <w:spacing w:after="60"/>
+      </w:pPr>
+      <w:r>
+        <w:rPr>
+          <w:b/>
+          <w:bCs/>
+        </w:rPr>
+        <w:t xml:space="preserve">Re-running identification re-applies method tags.</w:t>
+      </w:r>
+      <w:r>
+        <w:t xml:space="preserve"> If you hand-tune tags — or the Glossary Generator app writes overrides over the API — re-running the policy re-asserts the dictionary/pattern tags. Identify once, then curate; don't loop.</w:t>
+      </w:r>
+    </w:p>
+    <w:p>
+      <w:pPr>
+        <w:pStyle w:val="ListParagraph"/>
+        <w:numPr>
+          <w:ilvl w:val="0"/>
+          <w:numId w:val="2"/>
+        </w:numPr>
+        <w:spacing w:after="60"/>
+      </w:pPr>
+      <w:r>
+        <w:rPr>
+          <w:b/>
+          <w:bCs/>
+        </w:rPr>
+        <w:t xml:space="preserve">Tags are an array.</w:t>
+      </w:r>
+      <w:r>
+        <w:t xml:space="preserve"> Over the API a PATCH replaces the whole tag set, so any tool that edits tags must read-merge-write. Sensitivity is a scalar and overwrites cleanly.</w:t>
+      </w:r>
+    </w:p>
+    <w:p>
+      <w:pPr>
+        <w:pStyle w:val="ListParagraph"/>
+        <w:numPr>
+          <w:ilvl w:val="0"/>
+          <w:numId w:val="2"/>
+        </w:numPr>
+        <w:spacing w:after="60"/>
+      </w:pPr>
+      <w:r>
+        <w:rPr>
+          <w:b/>
+          <w:bCs/>
+        </w:rPr>
+        <w:t xml:space="preserve">Pattern pane weights must sum to 1.0.</w:t>
+      </w:r>
+      <w:r>
+        <w:t xml:space="preserve"> Column-Name + Content Patterns + Content Regex.</w:t>
+      </w:r>
+    </w:p>
+    <w:p>
+      <w:pPr>
+        <w:pStyle w:val="ListParagraph"/>
+        <w:numPr>
+          <w:ilvl w:val="0"/>
+          <w:numId w:val="2"/>
+        </w:numPr>
+        <w:spacing w:after="60"/>
+      </w:pPr>
+      <w:r>
+        <w:rPr>
+          <w:b/>
+          <w:bCs/>
+        </w:rPr>
+        <w:t xml:space="preserve">String detection ignores dictionary rules.</w:t>
+      </w:r>
+      <w:r>
+        <w:t xml:space="preserve"> On documents it's presence/count only, and a column-derived dictionary can't be used there — use CSV-based dictionaries for the doc store.</w:t>
+      </w:r>
+    </w:p>
+    <w:p>
+      <w:pPr>
+        <w:pStyle w:val="ListParagraph"/>
+        <w:numPr>
+          <w:ilvl w:val="0"/>
+          <w:numId w:val="2"/>
+        </w:numPr>
+        <w:spacing w:after="60"/>
+      </w:pPr>
+      <w:r>
+        <w:rPr>
+          <w:b/>
+          <w:bCs/>
+        </w:rPr>
+        <w:t xml:space="preserve">Template the import envelope from an Export.</w:t>
+      </w:r>
+      <w:r>
+        <w:t xml:space="preserve"> Author one method in the UI, click Export, and mirror that exact ZIP/JSON for bulk authoring. It's validated on load.</w:t>
+      </w:r>
+    </w:p>
+    <w:p>
+      <w:pPr>
+        <w:pStyle w:val="ListParagraph"/>
+        <w:numPr>
+          <w:ilvl w:val="0"/>
+          <w:numId w:val="2"/>
+        </w:numPr>
+        <w:spacing w:after="60"/>
+      </w:pPr>
+      <w:r>
+        <w:rPr>
+          <w:b/>
+          <w:bCs/>
+        </w:rPr>
+        <w:t xml:space="preserve">Trust Score is last.</w:t>
+      </w:r>
+      <w:r>
+        <w:t xml:space="preserve"> It rolls up quality, lineage, ratings, classification and term assignment, so it only becomes meaningful after identification has run.</w:t>
+      </w:r>
+    </w:p>
+    <w:p>
+      <w:pPr>
+        <w:pStyle w:val="Heading1"/>
+      </w:pPr>
+      <w:r>
+        <w:t xml:space="preserve">How this connects</w:t>
+      </w:r>
+    </w:p>
+    <w:p>
+      <w:pPr>
+        <w:spacing w:after="120"/>
+      </w:pPr>
+      <w:r>
+        <w:t xml:space="preserve">Module 02 taught the engine; here you authored its inputs for CSCU. The tags this identification produces are what the Glossary Generator app rides on — reading them over the API and letting a steward refine the resulting glossary. Author the methods here; let the app curate the output there. Next module: </w:t>
+      </w:r>
+      <w:r>
+        <w:rPr>
+          <w:b/>
+          <w:bCs/>
+        </w:rPr>
+        <w:t xml:space="preserve">01 — Glossary Generator App</w:t>
+      </w:r>
+      <w:r>
+        <w:t xml:space="preserve">.</w:t>
+      </w:r>
+    </w:p>
+    <w:p>
+      <w:pPr>
+        <w:pStyle w:val="Heading1"/>
+      </w:pPr>
+      <w:r>
+        <w:t xml:space="preserve">Appendix — CSCU method library index</w:t>
+      </w:r>
+    </w:p>
+    <w:p>
+      <w:pPr>
+        <w:pStyle w:val="Heading2"/>
+      </w:pPr>
+      <w:r>
+        <w:t xml:space="preserve">Dictionaries (match by content)</w:t>
+      </w:r>
+    </w:p>
+    <w:tbl>
+      <w:tblPr>
+        <w:tblW w:w="9360" w:type="dxa"/>
+        <w:tblBorders>
+          <w:top w:val="single" w:sz="4" w:space="0" w:color="C9DEE8"/>
+          <w:left w:val="single" w:sz="4" w:space="0" w:color="C9DEE8"/>
+          <w:bottom w:val="single" w:sz="4" w:space="0" w:color="C9DEE8"/>
+          <w:right w:val="single" w:sz="4" w:space="0" w:color="C9DEE8"/>
+          <w:insideH w:val="single" w:sz="4" w:space="0" w:color="C9DEE8"/>
+          <w:insideV w:val="single" w:sz="4" w:space="0" w:color="C9DEE8"/>
+        </w:tblBorders>
+      </w:tblPr>
+      <w:tblGrid>
+        <w:gridCol w:w="2340"/>
+        <w:gridCol w:w="2340"/>
+        <w:gridCol w:w="2340"/>
+        <w:gridCol w:w="2340"/>
+      </w:tblGrid>
+      <w:tr>
+        <w:tc>
+          <w:tcPr>
+            <w:tcW w:w="2340" w:type="dxa"/>
+            <w:shd w:val="clear" w:color="auto" w:fill="EEF6FA"/>
+            <w:tcBorders>
+              <w:left w:val="single" w:sz="12" w:space="0" w:color="065A82"/>
+            </w:tcBorders>
+            <w:tcMar>
+              <w:top w:w="120" w:type="dxa"/>
+              <w:left w:w="180" w:type="dxa"/>
+              <w:bottom w:w="120" w:type="dxa"/>
+              <w:right w:w="180" w:type="dxa"/>
+            </w:tcMar>
+          </w:tcPr>
+          <w:p>
+            <w:pPr>
+              <w:spacing w:after="0"/>
+            </w:pPr>
+            <w:r>
+              <w:rPr>
+                <w:b/>
+                <w:bCs/>
+              </w:rPr>
+              <w:t xml:space="preserve">Dictionary</w:t>
+            </w:r>
+          </w:p>
+        </w:tc>
+        <w:tc>
+          <w:tcPr>
+            <w:tcW w:w="2340" w:type="dxa"/>
+            <w:shd w:val="clear" w:color="auto" w:fill="EEF6FA"/>
+            <w:tcMar>
+              <w:top w:w="120" w:type="dxa"/>
+              <w:left w:w="180" w:type="dxa"/>
+              <w:bottom w:w="120" w:type="dxa"/>
+              <w:right w:w="180" w:type="dxa"/>
+            </w:tcMar>
+          </w:tcPr>
+          <w:p>
+            <w:pPr>
+              <w:spacing w:after="0"/>
+            </w:pPr>
+            <w:r>
+              <w:rPr>
+                <w:b/>
+                <w:bCs/>
+              </w:rPr>
+              <w:t xml:space="preserve">Matches (column / source)</w:t>
+            </w:r>
+          </w:p>
+        </w:tc>
+        <w:tc>
+          <w:tcPr>
+            <w:tcW w:w="2340" w:type="dxa"/>
+            <w:shd w:val="clear" w:color="auto" w:fill="EEF6FA"/>
+            <w:tcMar>
+              <w:top w:w="120" w:type="dxa"/>
+              <w:left w:w="180" w:type="dxa"/>
+              <w:bottom w:w="120" w:type="dxa"/>
+              <w:right w:w="180" w:type="dxa"/>
+            </w:tcMar>
+          </w:tcPr>
+          <w:p>
+            <w:pPr>
+              <w:spacing w:after="0"/>
+            </w:pPr>
+            <w:r>
+              <w:rPr>
+                <w:b/>
+                <w:bCs/>
+              </w:rPr>
+              <w:t xml:space="preserve">Size</w:t>
+            </w:r>
+          </w:p>
+        </w:tc>
+        <w:tc>
+          <w:tcPr>
+            <w:tcW w:w="2340" w:type="dxa"/>
+            <w:shd w:val="clear" w:color="auto" w:fill="EEF6FA"/>
+            <w:tcMar>
+              <w:top w:w="120" w:type="dxa"/>
+              <w:left w:w="180" w:type="dxa"/>
+              <w:bottom w:w="120" w:type="dxa"/>
+              <w:right w:w="180" w:type="dxa"/>
+            </w:tcMar>
+          </w:tcPr>
+          <w:p>
+            <w:pPr>
+              <w:spacing w:after="0"/>
+            </w:pPr>
+            <w:r>
+              <w:rPr>
+                <w:b/>
+                <w:bCs/>
+              </w:rPr>
+              <w:t xml:space="preserve">Tags / term</w:t>
+            </w:r>
+          </w:p>
+        </w:tc>
+      </w:tr>
+      <w:tr>
+        <w:tc>
+          <w:tcPr>
+            <w:tcW w:w="2340" w:type="dxa"/>
+            <w:tcMar>
+              <w:top w:w="120" w:type="dxa"/>
+              <w:left w:w="180" w:type="dxa"/>
+              <w:bottom w:w="120" w:type="dxa"/>
+              <w:right w:w="180" w:type="dxa"/>
+            </w:tcMar>
+          </w:tcPr>
+          <w:p>
+            <w:pPr>
+              <w:spacing w:after="0"/>
+            </w:pPr>
+            <w:r>
+              <w:t xml:space="preserve">CSCU Account Types</w:t>
+            </w:r>
+          </w:p>
+        </w:tc>
+        <w:tc>
+          <w:tcPr>
+            <w:tcW w:w="2340" w:type="dxa"/>
+            <w:tcMar>
+              <w:top w:w="120" w:type="dxa"/>
+              <w:left w:w="180" w:type="dxa"/>
+              <w:bottom w:w="120" w:type="dxa"/>
+              <w:right w:w="180" w:type="dxa"/>
+            </w:tcMar>
+          </w:tcPr>
+          <w:p>
+            <w:pPr>
+              <w:spacing w:after="0"/>
+            </w:pPr>
+            <w:r>
+              <w:t xml:space="preserve">accounts.acct_type_cd</w:t>
+            </w:r>
+          </w:p>
+        </w:tc>
+        <w:tc>
+          <w:tcPr>
+            <w:tcW w:w="2340" w:type="dxa"/>
+            <w:tcMar>
+              <w:top w:w="120" w:type="dxa"/>
+              <w:left w:w="180" w:type="dxa"/>
+              <w:bottom w:w="120" w:type="dxa"/>
+              <w:right w:w="180" w:type="dxa"/>
+            </w:tcMar>
+          </w:tcPr>
+          <w:p>
+            <w:pPr>
+              <w:spacing w:after="0"/>
+            </w:pPr>
+            <w:r>
+              <w:t xml:space="preserve">5 values</w:t>
+            </w:r>
+          </w:p>
+        </w:tc>
+        <w:tc>
+          <w:tcPr>
+            <w:tcW w:w="2340" w:type="dxa"/>
+            <w:tcMar>
+              <w:top w:w="120" w:type="dxa"/>
+              <w:left w:w="180" w:type="dxa"/>
+              <w:bottom w:w="120" w:type="dxa"/>
+              <w:right w:w="180" w:type="dxa"/>
+            </w:tcMar>
+          </w:tcPr>
+          <w:p>
+            <w:pPr>
+              <w:spacing w:after="0"/>
+            </w:pPr>
+            <w:r>
+              <w:t xml:space="preserve">Account Type</w:t>
+            </w:r>
+          </w:p>
+        </w:tc>
+      </w:tr>
+      <w:tr>
+        <w:tc>
+          <w:tcPr>
+            <w:tcW w:w="2340" w:type="dxa"/>
+            <w:tcMar>
+              <w:top w:w="120" w:type="dxa"/>
+              <w:left w:w="180" w:type="dxa"/>
+              <w:bottom w:w="120" w:type="dxa"/>
+              <w:right w:w="180" w:type="dxa"/>
+            </w:tcMar>
+          </w:tcPr>
+          <w:p>
+            <w:pPr>
+              <w:spacing w:after="0"/>
+            </w:pPr>
+            <w:r>
+              <w:t xml:space="preserve">CSCU Account Status</w:t>
+            </w:r>
+          </w:p>
+        </w:tc>
+        <w:tc>
+          <w:tcPr>
+            <w:tcW w:w="2340" w:type="dxa"/>
+            <w:tcMar>
+              <w:top w:w="120" w:type="dxa"/>
+              <w:left w:w="180" w:type="dxa"/>
+              <w:bottom w:w="120" w:type="dxa"/>
+              <w:right w:w="180" w:type="dxa"/>
+            </w:tcMar>
+          </w:tcPr>
+          <w:p>
+            <w:pPr>
+              <w:spacing w:after="0"/>
+            </w:pPr>
+            <w:r>
+              <w:t xml:space="preserve">accounts.acct_status</w:t>
+            </w:r>
+          </w:p>
+        </w:tc>
+        <w:tc>
+          <w:tcPr>
+            <w:tcW w:w="2340" w:type="dxa"/>
+            <w:tcMar>
+              <w:top w:w="120" w:type="dxa"/>
+              <w:left w:w="180" w:type="dxa"/>
+              <w:bottom w:w="120" w:type="dxa"/>
+              <w:right w:w="180" w:type="dxa"/>
+            </w:tcMar>
+          </w:tcPr>
+          <w:p>
+            <w:pPr>
+              <w:spacing w:after="0"/>
+            </w:pPr>
+            <w:r>
+              <w:t xml:space="preserve">3 values</w:t>
+            </w:r>
+          </w:p>
+        </w:tc>
+        <w:tc>
+          <w:tcPr>
+            <w:tcW w:w="2340" w:type="dxa"/>
+            <w:tcMar>
+              <w:top w:w="120" w:type="dxa"/>
+              <w:left w:w="180" w:type="dxa"/>
+              <w:bottom w:w="120" w:type="dxa"/>
+              <w:right w:w="180" w:type="dxa"/>
+            </w:tcMar>
+          </w:tcPr>
+          <w:p>
+            <w:pPr>
+              <w:spacing w:after="0"/>
+            </w:pPr>
+            <w:r>
+              <w:t xml:space="preserve">Account Status</w:t>
+            </w:r>
+          </w:p>
+        </w:tc>
+      </w:tr>
+      <w:tr>
+        <w:tc>
+          <w:tcPr>
+            <w:tcW w:w="2340" w:type="dxa"/>
+            <w:tcMar>
+              <w:top w:w="120" w:type="dxa"/>
+              <w:left w:w="180" w:type="dxa"/>
+              <w:bottom w:w="120" w:type="dxa"/>
+              <w:right w:w="180" w:type="dxa"/>
+            </w:tcMar>
+          </w:tcPr>
+          <w:p>
+            <w:pPr>
+              <w:spacing w:after="0"/>
+            </w:pPr>
+            <w:r>
+              <w:t xml:space="preserve">CSCU Member Status</w:t>
+            </w:r>
+          </w:p>
+        </w:tc>
+        <w:tc>
+          <w:tcPr>
+            <w:tcW w:w="2340" w:type="dxa"/>
+            <w:tcMar>
+              <w:top w:w="120" w:type="dxa"/>
+              <w:left w:w="180" w:type="dxa"/>
+              <w:bottom w:w="120" w:type="dxa"/>
+              <w:right w:w="180" w:type="dxa"/>
+            </w:tcMar>
+          </w:tcPr>
+          <w:p>
+            <w:pPr>
+              <w:spacing w:after="0"/>
+            </w:pPr>
+            <w:r>
+              <w:t xml:space="preserve">members.mbr_status</w:t>
+            </w:r>
+          </w:p>
+        </w:tc>
+        <w:tc>
+          <w:tcPr>
+            <w:tcW w:w="2340" w:type="dxa"/>
+            <w:tcMar>
+              <w:top w:w="120" w:type="dxa"/>
+              <w:left w:w="180" w:type="dxa"/>
+              <w:bottom w:w="120" w:type="dxa"/>
+              <w:right w:w="180" w:type="dxa"/>
+            </w:tcMar>
+          </w:tcPr>
+          <w:p>
+            <w:pPr>
+              <w:spacing w:after="0"/>
+            </w:pPr>
+            <w:r>
+              <w:t xml:space="preserve">3 values</w:t>
+            </w:r>
+          </w:p>
+        </w:tc>
+        <w:tc>
+          <w:tcPr>
+            <w:tcW w:w="2340" w:type="dxa"/>
+            <w:tcMar>
+              <w:top w:w="120" w:type="dxa"/>
+              <w:left w:w="180" w:type="dxa"/>
+              <w:bottom w:w="120" w:type="dxa"/>
+              <w:right w:w="180" w:type="dxa"/>
+            </w:tcMar>
+          </w:tcPr>
+          <w:p>
+            <w:pPr>
+              <w:spacing w:after="0"/>
+            </w:pPr>
+            <w:r>
+              <w:t xml:space="preserve">Member Status</w:t>
+            </w:r>
+          </w:p>
+        </w:tc>
+      </w:tr>
+      <w:tr>
+        <w:tc>
+          <w:tcPr>
+            <w:tcW w:w="2340" w:type="dxa"/>
+            <w:tcMar>
+              <w:top w:w="120" w:type="dxa"/>
+              <w:left w:w="180" w:type="dxa"/>
+              <w:bottom w:w="120" w:type="dxa"/>
+              <w:right w:w="180" w:type="dxa"/>
+            </w:tcMar>
+          </w:tcPr>
+          <w:p>
+            <w:pPr>
+              <w:spacing w:after="0"/>
+            </w:pPr>
+            <w:r>
+              <w:t xml:space="preserve">CSCU Transaction Types</w:t>
+            </w:r>
+          </w:p>
+        </w:tc>
+        <w:tc>
+          <w:tcPr>
+            <w:tcW w:w="2340" w:type="dxa"/>
+            <w:tcMar>
+              <w:top w:w="120" w:type="dxa"/>
+              <w:left w:w="180" w:type="dxa"/>
+              <w:bottom w:w="120" w:type="dxa"/>
+              <w:right w:w="180" w:type="dxa"/>
+            </w:tcMar>
+          </w:tcPr>
+          <w:p>
+            <w:pPr>
+              <w:spacing w:after="0"/>
+            </w:pPr>
+            <w:r>
+              <w:t xml:space="preserve">transactions.txn_type_cd</w:t>
+            </w:r>
+          </w:p>
+        </w:tc>
+        <w:tc>
+          <w:tcPr>
+            <w:tcW w:w="2340" w:type="dxa"/>
+            <w:tcMar>
+              <w:top w:w="120" w:type="dxa"/>
+              <w:left w:w="180" w:type="dxa"/>
+              <w:bottom w:w="120" w:type="dxa"/>
+              <w:right w:w="180" w:type="dxa"/>
+            </w:tcMar>
+          </w:tcPr>
+          <w:p>
+            <w:pPr>
+              <w:spacing w:after="0"/>
+            </w:pPr>
+            <w:r>
+              <w:t xml:space="preserve">8 values</w:t>
+            </w:r>
+          </w:p>
+        </w:tc>
+        <w:tc>
+          <w:tcPr>
+            <w:tcW w:w="2340" w:type="dxa"/>
+            <w:tcMar>
+              <w:top w:w="120" w:type="dxa"/>
+              <w:left w:w="180" w:type="dxa"/>
+              <w:bottom w:w="120" w:type="dxa"/>
+              <w:right w:w="180" w:type="dxa"/>
+            </w:tcMar>
+          </w:tcPr>
+          <w:p>
+            <w:pPr>
+              <w:spacing w:after="0"/>
+            </w:pPr>
+            <w:r>
+              <w:t xml:space="preserve">Transaction Type + term Transaction Type Code</w:t>
+            </w:r>
+          </w:p>
+        </w:tc>
+      </w:tr>
+      <w:tr>
+        <w:tc>
+          <w:tcPr>
+            <w:tcW w:w="2340" w:type="dxa"/>
+            <w:tcMar>
+              <w:top w:w="120" w:type="dxa"/>
+              <w:left w:w="180" w:type="dxa"/>
+              <w:bottom w:w="120" w:type="dxa"/>
+              <w:right w:w="180" w:type="dxa"/>
+            </w:tcMar>
+          </w:tcPr>
+          <w:p>
+            <w:pPr>
+              <w:spacing w:after="0"/>
+            </w:pPr>
+            <w:r>
+              <w:t xml:space="preserve">CSCU Card Types</w:t>
+            </w:r>
+          </w:p>
+        </w:tc>
+        <w:tc>
+          <w:tcPr>
+            <w:tcW w:w="2340" w:type="dxa"/>
+            <w:tcMar>
+              <w:top w:w="120" w:type="dxa"/>
+              <w:left w:w="180" w:type="dxa"/>
+              <w:bottom w:w="120" w:type="dxa"/>
+              <w:right w:w="180" w:type="dxa"/>
+            </w:tcMar>
+          </w:tcPr>
+          <w:p>
+            <w:pPr>
+              <w:spacing w:after="0"/>
+            </w:pPr>
+            <w:r>
+              <w:t xml:space="preserve">cards.card_type_cd</w:t>
+            </w:r>
+          </w:p>
+        </w:tc>
+        <w:tc>
+          <w:tcPr>
+            <w:tcW w:w="2340" w:type="dxa"/>
+            <w:tcMar>
+              <w:top w:w="120" w:type="dxa"/>
+              <w:left w:w="180" w:type="dxa"/>
+              <w:bottom w:w="120" w:type="dxa"/>
+              <w:right w:w="180" w:type="dxa"/>
+            </w:tcMar>
+          </w:tcPr>
+          <w:p>
+            <w:pPr>
+              <w:spacing w:after="0"/>
+            </w:pPr>
+            <w:r>
+              <w:t xml:space="preserve">2 values</w:t>
+            </w:r>
+          </w:p>
+        </w:tc>
+        <w:tc>
+          <w:tcPr>
+            <w:tcW w:w="2340" w:type="dxa"/>
+            <w:tcMar>
+              <w:top w:w="120" w:type="dxa"/>
+              <w:left w:w="180" w:type="dxa"/>
+              <w:bottom w:w="120" w:type="dxa"/>
+              <w:right w:w="180" w:type="dxa"/>
+            </w:tcMar>
+          </w:tcPr>
+          <w:p>
+            <w:pPr>
+              <w:spacing w:after="0"/>
+            </w:pPr>
+            <w:r>
+              <w:t xml:space="preserve">Card Type</w:t>
+            </w:r>
+          </w:p>
+        </w:tc>
+      </w:tr>
+      <w:tr>
+        <w:tc>
+          <w:tcPr>
+            <w:tcW w:w="2340" w:type="dxa"/>
+            <w:tcMar>
+              <w:top w:w="120" w:type="dxa"/>
+              <w:left w:w="180" w:type="dxa"/>
+              <w:bottom w:w="120" w:type="dxa"/>
+              <w:right w:w="180" w:type="dxa"/>
+            </w:tcMar>
+          </w:tcPr>
+          <w:p>
+            <w:pPr>
+              <w:spacing w:after="0"/>
+            </w:pPr>
+            <w:r>
+              <w:t xml:space="preserve">CSCU Card Status</w:t>
+            </w:r>
+          </w:p>
+        </w:tc>
+        <w:tc>
+          <w:tcPr>
+            <w:tcW w:w="2340" w:type="dxa"/>
+            <w:tcMar>
+              <w:top w:w="120" w:type="dxa"/>
+              <w:left w:w="180" w:type="dxa"/>
+              <w:bottom w:w="120" w:type="dxa"/>
+              <w:right w:w="180" w:type="dxa"/>
+            </w:tcMar>
+          </w:tcPr>
+          <w:p>
+            <w:pPr>
+              <w:spacing w:after="0"/>
+            </w:pPr>
+            <w:r>
+              <w:t xml:space="preserve">cards.card_status</w:t>
+            </w:r>
+          </w:p>
+        </w:tc>
+        <w:tc>
+          <w:tcPr>
+            <w:tcW w:w="2340" w:type="dxa"/>
+            <w:tcMar>
+              <w:top w:w="120" w:type="dxa"/>
+              <w:left w:w="180" w:type="dxa"/>
+              <w:bottom w:w="120" w:type="dxa"/>
+              <w:right w:w="180" w:type="dxa"/>
+            </w:tcMar>
+          </w:tcPr>
+          <w:p>
+            <w:pPr>
+              <w:spacing w:after="0"/>
+            </w:pPr>
+            <w:r>
+              <w:t xml:space="preserve">4 values</w:t>
+            </w:r>
+          </w:p>
+        </w:tc>
+        <w:tc>
+          <w:tcPr>
+            <w:tcW w:w="2340" w:type="dxa"/>
+            <w:tcMar>
+              <w:top w:w="120" w:type="dxa"/>
+              <w:left w:w="180" w:type="dxa"/>
+              <w:bottom w:w="120" w:type="dxa"/>
+              <w:right w:w="180" w:type="dxa"/>
+            </w:tcMar>
+          </w:tcPr>
+          <w:p>
+            <w:pPr>
+              <w:spacing w:after="0"/>
+            </w:pPr>
+            <w:r>
+              <w:t xml:space="preserve">Card Status</w:t>
+            </w:r>
+          </w:p>
+        </w:tc>
+      </w:tr>
+      <w:tr>
+        <w:tc>
+          <w:tcPr>
+            <w:tcW w:w="2340" w:type="dxa"/>
+            <w:tcMar>
+              <w:top w:w="120" w:type="dxa"/>
+              <w:left w:w="180" w:type="dxa"/>
+              <w:bottom w:w="120" w:type="dxa"/>
+              <w:right w:w="180" w:type="dxa"/>
+            </w:tcMar>
+          </w:tcPr>
+          <w:p>
+            <w:pPr>
+              <w:spacing w:after="0"/>
+            </w:pPr>
+            <w:r>
+              <w:t xml:space="preserve">CSCU Loan Types</w:t>
+            </w:r>
+          </w:p>
+        </w:tc>
+        <w:tc>
+          <w:tcPr>
+            <w:tcW w:w="2340" w:type="dxa"/>
+            <w:tcMar>
+              <w:top w:w="120" w:type="dxa"/>
+              <w:left w:w="180" w:type="dxa"/>
+              <w:bottom w:w="120" w:type="dxa"/>
+              <w:right w:w="180" w:type="dxa"/>
+            </w:tcMar>
+          </w:tcPr>
+          <w:p>
+            <w:pPr>
+              <w:spacing w:after="0"/>
+            </w:pPr>
+            <w:r>
+              <w:t xml:space="preserve">loans.ln_type_cd</w:t>
+            </w:r>
+          </w:p>
+        </w:tc>
+        <w:tc>
+          <w:tcPr>
+            <w:tcW w:w="2340" w:type="dxa"/>
+            <w:tcMar>
+              <w:top w:w="120" w:type="dxa"/>
+              <w:left w:w="180" w:type="dxa"/>
+              <w:bottom w:w="120" w:type="dxa"/>
+              <w:right w:w="180" w:type="dxa"/>
+            </w:tcMar>
+          </w:tcPr>
+          <w:p>
+            <w:pPr>
+              <w:spacing w:after="0"/>
+            </w:pPr>
+            <w:r>
+              <w:t xml:space="preserve">5 values</w:t>
+            </w:r>
+          </w:p>
+        </w:tc>
+        <w:tc>
+          <w:tcPr>
+            <w:tcW w:w="2340" w:type="dxa"/>
+            <w:tcMar>
+              <w:top w:w="120" w:type="dxa"/>
+              <w:left w:w="180" w:type="dxa"/>
+              <w:bottom w:w="120" w:type="dxa"/>
+              <w:right w:w="180" w:type="dxa"/>
+            </w:tcMar>
+          </w:tcPr>
+          <w:p>
+            <w:pPr>
+              <w:spacing w:after="0"/>
+            </w:pPr>
+            <w:r>
+              <w:t xml:space="preserve">Loan Type, Lending</w:t>
+            </w:r>
+          </w:p>
+        </w:tc>
+      </w:tr>
+      <w:tr>
+        <w:tc>
+          <w:tcPr>
+            <w:tcW w:w="2340" w:type="dxa"/>
+            <w:tcMar>
+              <w:top w:w="120" w:type="dxa"/>
+              <w:left w:w="180" w:type="dxa"/>
+              <w:bottom w:w="120" w:type="dxa"/>
+              <w:right w:w="180" w:type="dxa"/>
+            </w:tcMar>
+          </w:tcPr>
+          <w:p>
+            <w:pPr>
+              <w:spacing w:after="0"/>
+            </w:pPr>
+            <w:r>
+              <w:t xml:space="preserve">CSCU Loan Status</w:t>
+            </w:r>
+          </w:p>
+        </w:tc>
+        <w:tc>
+          <w:tcPr>
+            <w:tcW w:w="2340" w:type="dxa"/>
+            <w:tcMar>
+              <w:top w:w="120" w:type="dxa"/>
+              <w:left w:w="180" w:type="dxa"/>
+              <w:bottom w:w="120" w:type="dxa"/>
+              <w:right w:w="180" w:type="dxa"/>
+            </w:tcMar>
+          </w:tcPr>
+          <w:p>
+            <w:pPr>
+              <w:spacing w:after="0"/>
+            </w:pPr>
+            <w:r>
+              <w:t xml:space="preserve">loans.ln_status</w:t>
+            </w:r>
+          </w:p>
+        </w:tc>
+        <w:tc>
+          <w:tcPr>
+            <w:tcW w:w="2340" w:type="dxa"/>
+            <w:tcMar>
+              <w:top w:w="120" w:type="dxa"/>
+              <w:left w:w="180" w:type="dxa"/>
+              <w:bottom w:w="120" w:type="dxa"/>
+              <w:right w:w="180" w:type="dxa"/>
+            </w:tcMar>
+          </w:tcPr>
+          <w:p>
+            <w:pPr>
+              <w:spacing w:after="0"/>
+            </w:pPr>
+            <w:r>
+              <w:t xml:space="preserve">5 values</w:t>
+            </w:r>
+          </w:p>
+        </w:tc>
+        <w:tc>
+          <w:tcPr>
+            <w:tcW w:w="2340" w:type="dxa"/>
+            <w:tcMar>
+              <w:top w:w="120" w:type="dxa"/>
+              <w:left w:w="180" w:type="dxa"/>
+              <w:bottom w:w="120" w:type="dxa"/>
+              <w:right w:w="180" w:type="dxa"/>
+            </w:tcMar>
+          </w:tcPr>
+          <w:p>
+            <w:pPr>
+              <w:spacing w:after="0"/>
+            </w:pPr>
+            <w:r>
+              <w:t xml:space="preserve">Loan Status, Lending</w:t>
+            </w:r>
+          </w:p>
+        </w:tc>
+      </w:tr>
+      <w:tr>
+        <w:tc>
+          <w:tcPr>
+            <w:tcW w:w="2340" w:type="dxa"/>
+            <w:tcMar>
+              <w:top w:w="120" w:type="dxa"/>
+              <w:left w:w="180" w:type="dxa"/>
+              <w:bottom w:w="120" w:type="dxa"/>
+              <w:right w:w="180" w:type="dxa"/>
+            </w:tcMar>
+          </w:tcPr>
+          <w:p>
+            <w:pPr>
+              <w:spacing w:after="0"/>
+            </w:pPr>
+            <w:r>
+              <w:t xml:space="preserve">CSCU Risk Ratings</w:t>
+            </w:r>
+          </w:p>
+        </w:tc>
+        <w:tc>
+          <w:tcPr>
+            <w:tcW w:w="2340" w:type="dxa"/>
+            <w:tcMar>
+              <w:top w:w="120" w:type="dxa"/>
+              <w:left w:w="180" w:type="dxa"/>
+              <w:bottom w:w="120" w:type="dxa"/>
+              <w:right w:w="180" w:type="dxa"/>
+            </w:tcMar>
+          </w:tcPr>
+          <w:p>
+            <w:pPr>
+              <w:spacing w:after="0"/>
+            </w:pPr>
+            <w:r>
+              <w:t xml:space="preserve">kyc_reviews.risk_rating_cd</w:t>
+            </w:r>
+          </w:p>
+        </w:tc>
+        <w:tc>
+          <w:tcPr>
+            <w:tcW w:w="2340" w:type="dxa"/>
+            <w:tcMar>
+              <w:top w:w="120" w:type="dxa"/>
+              <w:left w:w="180" w:type="dxa"/>
+              <w:bottom w:w="120" w:type="dxa"/>
+              <w:right w:w="180" w:type="dxa"/>
+            </w:tcMar>
+          </w:tcPr>
+          <w:p>
+            <w:pPr>
+              <w:spacing w:after="0"/>
+            </w:pPr>
+            <w:r>
+              <w:t xml:space="preserve">3 values</w:t>
+            </w:r>
+          </w:p>
+        </w:tc>
+        <w:tc>
+          <w:tcPr>
+            <w:tcW w:w="2340" w:type="dxa"/>
+            <w:tcMar>
+              <w:top w:w="120" w:type="dxa"/>
+              <w:left w:w="180" w:type="dxa"/>
+              <w:bottom w:w="120" w:type="dxa"/>
+              <w:right w:w="180" w:type="dxa"/>
+            </w:tcMar>
+          </w:tcPr>
+          <w:p>
+            <w:pPr>
+              <w:spacing w:after="0"/>
+            </w:pPr>
+            <w:r>
+              <w:t xml:space="preserve">Risk Rating, Compliance + term Risk Rating Code</w:t>
+            </w:r>
+          </w:p>
+        </w:tc>
+      </w:tr>
+      <w:tr>
+        <w:tc>
+          <w:tcPr>
+            <w:tcW w:w="2340" w:type="dxa"/>
+            <w:tcMar>
+              <w:top w:w="120" w:type="dxa"/>
+              <w:left w:w="180" w:type="dxa"/>
+              <w:bottom w:w="120" w:type="dxa"/>
+              <w:right w:w="180" w:type="dxa"/>
+            </w:tcMar>
+          </w:tcPr>
+          <w:p>
+            <w:pPr>
+              <w:spacing w:after="0"/>
+            </w:pPr>
+            <w:r>
+              <w:t xml:space="preserve">CSCU KYC Status</w:t>
+            </w:r>
+          </w:p>
+        </w:tc>
+        <w:tc>
+          <w:tcPr>
+            <w:tcW w:w="2340" w:type="dxa"/>
+            <w:tcMar>
+              <w:top w:w="120" w:type="dxa"/>
+              <w:left w:w="180" w:type="dxa"/>
+              <w:bottom w:w="120" w:type="dxa"/>
+              <w:right w:w="180" w:type="dxa"/>
+            </w:tcMar>
+          </w:tcPr>
+          <w:p>
+            <w:pPr>
+              <w:spacing w:after="0"/>
+            </w:pPr>
+            <w:r>
+              <w:t xml:space="preserve">kyc_reviews.kyc_status</w:t>
+            </w:r>
+          </w:p>
+        </w:tc>
+        <w:tc>
+          <w:tcPr>
+            <w:tcW w:w="2340" w:type="dxa"/>
+            <w:tcMar>
+              <w:top w:w="120" w:type="dxa"/>
+              <w:left w:w="180" w:type="dxa"/>
+              <w:bottom w:w="120" w:type="dxa"/>
+              <w:right w:w="180" w:type="dxa"/>
+            </w:tcMar>
+          </w:tcPr>
+          <w:p>
+            <w:pPr>
+              <w:spacing w:after="0"/>
+            </w:pPr>
+            <w:r>
+              <w:t xml:space="preserve">3 values</w:t>
+            </w:r>
+          </w:p>
+        </w:tc>
+        <w:tc>
+          <w:tcPr>
+            <w:tcW w:w="2340" w:type="dxa"/>
+            <w:tcMar>
+              <w:top w:w="120" w:type="dxa"/>
+              <w:left w:w="180" w:type="dxa"/>
+              <w:bottom w:w="120" w:type="dxa"/>
+              <w:right w:w="180" w:type="dxa"/>
+            </w:tcMar>
+          </w:tcPr>
+          <w:p>
+            <w:pPr>
+              <w:spacing w:after="0"/>
+            </w:pPr>
+            <w:r>
+              <w:t xml:space="preserve">KYC Status, Compliance</w:t>
+            </w:r>
+          </w:p>
+        </w:tc>
+      </w:tr>
+      <w:tr>
+        <w:tc>
+          <w:tcPr>
+            <w:tcW w:w="2340" w:type="dxa"/>
+            <w:tcMar>
+              <w:top w:w="120" w:type="dxa"/>
+              <w:left w:w="180" w:type="dxa"/>
+              <w:bottom w:w="120" w:type="dxa"/>
+              <w:right w:w="180" w:type="dxa"/>
+            </w:tcMar>
+          </w:tcPr>
+          <w:p>
+            <w:pPr>
+              <w:spacing w:after="0"/>
+            </w:pPr>
+            <w:r>
+              <w:t xml:space="preserve">CSCU SAR Activity Types</w:t>
+            </w:r>
+          </w:p>
+        </w:tc>
+        <w:tc>
+          <w:tcPr>
+            <w:tcW w:w="2340" w:type="dxa"/>
+            <w:tcMar>
+              <w:top w:w="120" w:type="dxa"/>
+              <w:left w:w="180" w:type="dxa"/>
+              <w:bottom w:w="120" w:type="dxa"/>
+              <w:right w:w="180" w:type="dxa"/>
+            </w:tcMar>
+          </w:tcPr>
+          <w:p>
+            <w:pPr>
+              <w:spacing w:after="0"/>
+            </w:pPr>
+            <w:r>
+              <w:t xml:space="preserve">suspicious_activity.activity_type_cd</w:t>
+            </w:r>
+          </w:p>
+        </w:tc>
+        <w:tc>
+          <w:tcPr>
+            <w:tcW w:w="2340" w:type="dxa"/>
+            <w:tcMar>
+              <w:top w:w="120" w:type="dxa"/>
+              <w:left w:w="180" w:type="dxa"/>
+              <w:bottom w:w="120" w:type="dxa"/>
+              <w:right w:w="180" w:type="dxa"/>
+            </w:tcMar>
+          </w:tcPr>
+          <w:p>
+            <w:pPr>
+              <w:spacing w:after="0"/>
+            </w:pPr>
+            <w:r>
+              <w:t xml:space="preserve">4 values</w:t>
+            </w:r>
+          </w:p>
+        </w:tc>
+        <w:tc>
+          <w:tcPr>
+            <w:tcW w:w="2340" w:type="dxa"/>
+            <w:tcMar>
+              <w:top w:w="120" w:type="dxa"/>
+              <w:left w:w="180" w:type="dxa"/>
+              <w:bottom w:w="120" w:type="dxa"/>
+              <w:right w:w="180" w:type="dxa"/>
+            </w:tcMar>
+          </w:tcPr>
+          <w:p>
+            <w:pPr>
+              <w:spacing w:after="0"/>
+            </w:pPr>
+            <w:r>
+              <w:t xml:space="preserve">SAR Activity, Compliance + term Suspicious Activity Report</w:t>
+            </w:r>
+          </w:p>
+        </w:tc>
+      </w:tr>
+      <w:tr>
+        <w:tc>
+          <w:tcPr>
+            <w:tcW w:w="2340" w:type="dxa"/>
+            <w:tcMar>
+              <w:top w:w="120" w:type="dxa"/>
+              <w:left w:w="180" w:type="dxa"/>
+              <w:bottom w:w="120" w:type="dxa"/>
+              <w:right w:w="180" w:type="dxa"/>
+            </w:tcMar>
+          </w:tcPr>
+          <w:p>
+            <w:pPr>
+              <w:spacing w:after="0"/>
+            </w:pPr>
+            <w:r>
+              <w:t xml:space="preserve">CSCU SAR Status</w:t>
+            </w:r>
+          </w:p>
+        </w:tc>
+        <w:tc>
+          <w:tcPr>
+            <w:tcW w:w="2340" w:type="dxa"/>
+            <w:tcMar>
+              <w:top w:w="120" w:type="dxa"/>
+              <w:left w:w="180" w:type="dxa"/>
+              <w:bottom w:w="120" w:type="dxa"/>
+              <w:right w:w="180" w:type="dxa"/>
+            </w:tcMar>
+          </w:tcPr>
+          <w:p>
+            <w:pPr>
+              <w:spacing w:after="0"/>
+            </w:pPr>
+            <w:r>
+              <w:t xml:space="preserve">suspicious_activity.sar_status</w:t>
+            </w:r>
+          </w:p>
+        </w:tc>
+        <w:tc>
+          <w:tcPr>
+            <w:tcW w:w="2340" w:type="dxa"/>
+            <w:tcMar>
+              <w:top w:w="120" w:type="dxa"/>
+              <w:left w:w="180" w:type="dxa"/>
+              <w:bottom w:w="120" w:type="dxa"/>
+              <w:right w:w="180" w:type="dxa"/>
+            </w:tcMar>
+          </w:tcPr>
+          <w:p>
+            <w:pPr>
+              <w:spacing w:after="0"/>
+            </w:pPr>
+            <w:r>
+              <w:t xml:space="preserve">3 values</w:t>
+            </w:r>
+          </w:p>
+        </w:tc>
+        <w:tc>
+          <w:tcPr>
+            <w:tcW w:w="2340" w:type="dxa"/>
+            <w:tcMar>
+              <w:top w:w="120" w:type="dxa"/>
+              <w:left w:w="180" w:type="dxa"/>
+              <w:bottom w:w="120" w:type="dxa"/>
+              <w:right w:w="180" w:type="dxa"/>
+            </w:tcMar>
+          </w:tcPr>
+          <w:p>
+            <w:pPr>
+              <w:spacing w:after="0"/>
+            </w:pPr>
+            <w:r>
+              <w:t xml:space="preserve">SAR Status, Compliance</w:t>
+            </w:r>
+          </w:p>
+        </w:tc>
+      </w:tr>
+      <w:tr>
+        <w:tc>
+          <w:tcPr>
+            <w:tcW w:w="2340" w:type="dxa"/>
+            <w:tcMar>
+              <w:top w:w="120" w:type="dxa"/>
+              <w:left w:w="180" w:type="dxa"/>
+              <w:bottom w:w="120" w:type="dxa"/>
+              <w:right w:w="180" w:type="dxa"/>
+            </w:tcMar>
+          </w:tcPr>
+          <w:p>
+            <w:pPr>
+              <w:spacing w:after="0"/>
+            </w:pPr>
+            <w:r>
+              <w:t xml:space="preserve">CSCU ACH Status</w:t>
+            </w:r>
+          </w:p>
+        </w:tc>
+        <w:tc>
+          <w:tcPr>
+            <w:tcW w:w="2340" w:type="dxa"/>
+            <w:tcMar>
+              <w:top w:w="120" w:type="dxa"/>
+              <w:left w:w="180" w:type="dxa"/>
+              <w:bottom w:w="120" w:type="dxa"/>
+              <w:right w:w="180" w:type="dxa"/>
+            </w:tcMar>
+          </w:tcPr>
+          <w:p>
+            <w:pPr>
+              <w:spacing w:after="0"/>
+            </w:pPr>
+            <w:r>
+              <w:t xml:space="preserve">ach_payments.ach_status</w:t>
+            </w:r>
+          </w:p>
+        </w:tc>
+        <w:tc>
+          <w:tcPr>
+            <w:tcW w:w="2340" w:type="dxa"/>
+            <w:tcMar>
+              <w:top w:w="120" w:type="dxa"/>
+              <w:left w:w="180" w:type="dxa"/>
+              <w:bottom w:w="120" w:type="dxa"/>
+              <w:right w:w="180" w:type="dxa"/>
+            </w:tcMar>
+          </w:tcPr>
+          <w:p>
+            <w:pPr>
+              <w:spacing w:after="0"/>
+            </w:pPr>
+            <w:r>
+              <w:t xml:space="preserve">3 values</w:t>
+            </w:r>
+          </w:p>
+        </w:tc>
+        <w:tc>
+          <w:tcPr>
+            <w:tcW w:w="2340" w:type="dxa"/>
+            <w:tcMar>
+              <w:top w:w="120" w:type="dxa"/>
+              <w:left w:w="180" w:type="dxa"/>
+              <w:bottom w:w="120" w:type="dxa"/>
+              <w:right w:w="180" w:type="dxa"/>
+            </w:tcMar>
+          </w:tcPr>
+          <w:p>
+            <w:pPr>
+              <w:spacing w:after="0"/>
+            </w:pPr>
+            <w:r>
+              <w:t xml:space="preserve">ACH Status, Payments</w:t>
+            </w:r>
+          </w:p>
+        </w:tc>
+      </w:tr>
+      <w:tr>
+        <w:tc>
+          <w:tcPr>
+            <w:tcW w:w="2340" w:type="dxa"/>
+            <w:tcMar>
+              <w:top w:w="120" w:type="dxa"/>
+              <w:left w:w="180" w:type="dxa"/>
+              <w:bottom w:w="120" w:type="dxa"/>
+              <w:right w:w="180" w:type="dxa"/>
+            </w:tcMar>
+          </w:tcPr>
+          <w:p>
+            <w:pPr>
+              <w:spacing w:after="0"/>
+            </w:pPr>
+            <w:r>
+              <w:t xml:space="preserve">CSCU NACHA Return Codes</w:t>
+            </w:r>
+          </w:p>
+        </w:tc>
+        <w:tc>
+          <w:tcPr>
+            <w:tcW w:w="2340" w:type="dxa"/>
+            <w:tcMar>
+              <w:top w:w="120" w:type="dxa"/>
+              <w:left w:w="180" w:type="dxa"/>
+              <w:bottom w:w="120" w:type="dxa"/>
+              <w:right w:w="180" w:type="dxa"/>
+            </w:tcMar>
+          </w:tcPr>
+          <w:p>
+            <w:pPr>
+              <w:spacing w:after="0"/>
+            </w:pPr>
+            <w:r>
+              <w:t xml:space="preserve">ach_payments.return_cd</w:t>
+            </w:r>
+          </w:p>
+        </w:tc>
+        <w:tc>
+          <w:tcPr>
+            <w:tcW w:w="2340" w:type="dxa"/>
+            <w:tcMar>
+              <w:top w:w="120" w:type="dxa"/>
+              <w:left w:w="180" w:type="dxa"/>
+              <w:bottom w:w="120" w:type="dxa"/>
+              <w:right w:w="180" w:type="dxa"/>
+            </w:tcMar>
+          </w:tcPr>
+          <w:p>
+            <w:pPr>
+              <w:spacing w:after="0"/>
+            </w:pPr>
+            <w:r>
+              <w:t xml:space="preserve">10 values</w:t>
+            </w:r>
+          </w:p>
+        </w:tc>
+        <w:tc>
+          <w:tcPr>
+            <w:tcW w:w="2340" w:type="dxa"/>
+            <w:tcMar>
+              <w:top w:w="120" w:type="dxa"/>
+              <w:left w:w="180" w:type="dxa"/>
+              <w:bottom w:w="120" w:type="dxa"/>
+              <w:right w:w="180" w:type="dxa"/>
+            </w:tcMar>
+          </w:tcPr>
+          <w:p>
+            <w:pPr>
+              <w:spacing w:after="0"/>
+            </w:pPr>
+            <w:r>
+              <w:t xml:space="preserve">NACHA Return Code, Payments</w:t>
+            </w:r>
+          </w:p>
+        </w:tc>
+      </w:tr>
+      <w:tr>
+        <w:tc>
+          <w:tcPr>
+            <w:tcW w:w="2340" w:type="dxa"/>
+            <w:tcMar>
+              <w:top w:w="120" w:type="dxa"/>
+              <w:left w:w="180" w:type="dxa"/>
+              <w:bottom w:w="120" w:type="dxa"/>
+              <w:right w:w="180" w:type="dxa"/>
+            </w:tcMar>
+          </w:tcPr>
+          <w:p>
+            <w:pPr>
+              <w:spacing w:after="0"/>
+            </w:pPr>
+            <w:r>
+              <w:t xml:space="preserve">CSCU Branch Names</w:t>
+            </w:r>
+          </w:p>
+        </w:tc>
+        <w:tc>
+          <w:tcPr>
+            <w:tcW w:w="2340" w:type="dxa"/>
+            <w:tcMar>
+              <w:top w:w="120" w:type="dxa"/>
+              <w:left w:w="180" w:type="dxa"/>
+              <w:bottom w:w="120" w:type="dxa"/>
+              <w:right w:w="180" w:type="dxa"/>
+            </w:tcMar>
+          </w:tcPr>
+          <w:p>
+            <w:pPr>
+              <w:spacing w:after="0"/>
+            </w:pPr>
+            <w:r>
+              <w:t xml:space="preserve">branches.br_name</w:t>
+            </w:r>
+          </w:p>
+        </w:tc>
+        <w:tc>
+          <w:tcPr>
+            <w:tcW w:w="2340" w:type="dxa"/>
+            <w:tcMar>
+              <w:top w:w="120" w:type="dxa"/>
+              <w:left w:w="180" w:type="dxa"/>
+              <w:bottom w:w="120" w:type="dxa"/>
+              <w:right w:w="180" w:type="dxa"/>
+            </w:tcMar>
+          </w:tcPr>
+          <w:p>
+            <w:pPr>
+              <w:spacing w:after="0"/>
+            </w:pPr>
+            <w:r>
+              <w:t xml:space="preserve">6 values</w:t>
+            </w:r>
+          </w:p>
+        </w:tc>
+        <w:tc>
+          <w:tcPr>
+            <w:tcW w:w="2340" w:type="dxa"/>
+            <w:tcMar>
+              <w:top w:w="120" w:type="dxa"/>
+              <w:left w:w="180" w:type="dxa"/>
+              <w:bottom w:w="120" w:type="dxa"/>
+              <w:right w:w="180" w:type="dxa"/>
+            </w:tcMar>
+          </w:tcPr>
+          <w:p>
+            <w:pPr>
+              <w:spacing w:after="0"/>
+            </w:pPr>
+            <w:r>
+              <w:t xml:space="preserve">Branch Name + term Branch Record</w:t>
+            </w:r>
+          </w:p>
+        </w:tc>
+      </w:tr>
+      <w:tr>
+        <w:tc>
+          <w:tcPr>
+            <w:tcW w:w="2340" w:type="dxa"/>
+            <w:tcMar>
+              <w:top w:w="120" w:type="dxa"/>
+              <w:left w:w="180" w:type="dxa"/>
+              <w:bottom w:w="120" w:type="dxa"/>
+              <w:right w:w="180" w:type="dxa"/>
+            </w:tcMar>
+          </w:tcPr>
+          <w:p>
+            <w:pPr>
+              <w:spacing w:after="0"/>
+            </w:pPr>
+            <w:r>
+              <w:t xml:space="preserve">CSCU Service Cities</w:t>
+            </w:r>
+          </w:p>
+        </w:tc>
+        <w:tc>
+          <w:tcPr>
+            <w:tcW w:w="2340" w:type="dxa"/>
+            <w:tcMar>
+              <w:top w:w="120" w:type="dxa"/>
+              <w:left w:w="180" w:type="dxa"/>
+              <w:bottom w:w="120" w:type="dxa"/>
+              <w:right w:w="180" w:type="dxa"/>
+            </w:tcMar>
+          </w:tcPr>
+          <w:p>
+            <w:pPr>
+              <w:spacing w:after="0"/>
+            </w:pPr>
+            <w:r>
+              <w:t xml:space="preserve">members.city / branches.br_city + correspondence</w:t>
+            </w:r>
+          </w:p>
+        </w:tc>
+        <w:tc>
+          <w:tcPr>
+            <w:tcW w:w="2340" w:type="dxa"/>
+            <w:tcMar>
+              <w:top w:w="120" w:type="dxa"/>
+              <w:left w:w="180" w:type="dxa"/>
+              <w:bottom w:w="120" w:type="dxa"/>
+              <w:right w:w="180" w:type="dxa"/>
+            </w:tcMar>
+          </w:tcPr>
+          <w:p>
+            <w:pPr>
+              <w:spacing w:after="0"/>
+            </w:pPr>
+            <w:r>
+              <w:t xml:space="preserve">16 values</w:t>
+            </w:r>
+          </w:p>
+        </w:tc>
+        <w:tc>
+          <w:tcPr>
+            <w:tcW w:w="2340" w:type="dxa"/>
+            <w:tcMar>
+              <w:top w:w="120" w:type="dxa"/>
+              <w:left w:w="180" w:type="dxa"/>
+              <w:bottom w:w="120" w:type="dxa"/>
+              <w:right w:w="180" w:type="dxa"/>
+            </w:tcMar>
+          </w:tcPr>
+          <w:p>
+            <w:pPr>
+              <w:spacing w:after="0"/>
+            </w:pPr>
+            <w:r>
+              <w:t xml:space="preserve">Location, Service City</w:t>
+            </w:r>
+          </w:p>
+        </w:tc>
+      </w:tr>
+      <w:tr>
+        <w:tc>
+          <w:tcPr>
+            <w:tcW w:w="2340" w:type="dxa"/>
+            <w:tcMar>
+              <w:top w:w="120" w:type="dxa"/>
+              <w:left w:w="180" w:type="dxa"/>
+              <w:bottom w:w="120" w:type="dxa"/>
+              <w:right w:w="180" w:type="dxa"/>
+            </w:tcMar>
+          </w:tcPr>
+          <w:p>
+            <w:pPr>
+              <w:spacing w:after="0"/>
+            </w:pPr>
+            <w:r>
+              <w:t xml:space="preserve">CSCU Employee Roles</w:t>
+            </w:r>
+          </w:p>
+        </w:tc>
+        <w:tc>
+          <w:tcPr>
+            <w:tcW w:w="2340" w:type="dxa"/>
+            <w:tcMar>
+              <w:top w:w="120" w:type="dxa"/>
+              <w:left w:w="180" w:type="dxa"/>
+              <w:bottom w:w="120" w:type="dxa"/>
+              <w:right w:w="180" w:type="dxa"/>
+            </w:tcMar>
+          </w:tcPr>
+          <w:p>
+            <w:pPr>
+              <w:spacing w:after="0"/>
+            </w:pPr>
+            <w:r>
+              <w:t xml:space="preserve">employees.role_cd</w:t>
+            </w:r>
+          </w:p>
+        </w:tc>
+        <w:tc>
+          <w:tcPr>
+            <w:tcW w:w="2340" w:type="dxa"/>
+            <w:tcMar>
+              <w:top w:w="120" w:type="dxa"/>
+              <w:left w:w="180" w:type="dxa"/>
+              <w:bottom w:w="120" w:type="dxa"/>
+              <w:right w:w="180" w:type="dxa"/>
+            </w:tcMar>
+          </w:tcPr>
+          <w:p>
+            <w:pPr>
+              <w:spacing w:after="0"/>
+            </w:pPr>
+            <w:r>
+              <w:t xml:space="preserve">5 values</w:t>
+            </w:r>
+          </w:p>
+        </w:tc>
+        <w:tc>
+          <w:tcPr>
+            <w:tcW w:w="2340" w:type="dxa"/>
+            <w:tcMar>
+              <w:top w:w="120" w:type="dxa"/>
+              <w:left w:w="180" w:type="dxa"/>
+              <w:bottom w:w="120" w:type="dxa"/>
+              <w:right w:w="180" w:type="dxa"/>
+            </w:tcMar>
+          </w:tcPr>
+          <w:p>
+            <w:pPr>
+              <w:spacing w:after="0"/>
+            </w:pPr>
+            <w:r>
+              <w:t xml:space="preserve">Employee Role</w:t>
+            </w:r>
+          </w:p>
+        </w:tc>
+      </w:tr>
+      <w:tr>
+        <w:tc>
+          <w:tcPr>
+            <w:tcW w:w="2340" w:type="dxa"/>
+            <w:tcMar>
+              <w:top w:w="120" w:type="dxa"/>
+              <w:left w:w="180" w:type="dxa"/>
+              <w:bottom w:w="120" w:type="dxa"/>
+              <w:right w:w="180" w:type="dxa"/>
+            </w:tcMar>
+          </w:tcPr>
+          <w:p>
+            <w:pPr>
+              <w:spacing w:after="0"/>
+            </w:pPr>
+            <w:r>
+              <w:t xml:space="preserve">CSCU Identity Document Types</w:t>
+            </w:r>
+          </w:p>
+        </w:tc>
+        <w:tc>
+          <w:tcPr>
+            <w:tcW w:w="2340" w:type="dxa"/>
+            <w:tcMar>
+              <w:top w:w="120" w:type="dxa"/>
+              <w:left w:w="180" w:type="dxa"/>
+              <w:bottom w:w="120" w:type="dxa"/>
+              <w:right w:w="180" w:type="dxa"/>
+            </w:tcMar>
+          </w:tcPr>
+          <w:p>
+            <w:pPr>
+              <w:spacing w:after="0"/>
+            </w:pPr>
+            <w:r>
+              <w:t xml:space="preserve">kyc_reviews.id_doc_type_cd</w:t>
+            </w:r>
+          </w:p>
+        </w:tc>
+        <w:tc>
+          <w:tcPr>
+            <w:tcW w:w="2340" w:type="dxa"/>
+            <w:tcMar>
+              <w:top w:w="120" w:type="dxa"/>
+              <w:left w:w="180" w:type="dxa"/>
+              <w:bottom w:w="120" w:type="dxa"/>
+              <w:right w:w="180" w:type="dxa"/>
+            </w:tcMar>
+          </w:tcPr>
+          <w:p>
+            <w:pPr>
+              <w:spacing w:after="0"/>
+            </w:pPr>
+            <w:r>
+              <w:t xml:space="preserve">3 values</w:t>
+            </w:r>
+          </w:p>
+        </w:tc>
+        <w:tc>
+          <w:tcPr>
+            <w:tcW w:w="2340" w:type="dxa"/>
+            <w:tcMar>
+              <w:top w:w="120" w:type="dxa"/>
+              <w:left w:w="180" w:type="dxa"/>
+              <w:bottom w:w="120" w:type="dxa"/>
+              <w:right w:w="180" w:type="dxa"/>
+            </w:tcMar>
+          </w:tcPr>
+          <w:p>
+            <w:pPr>
+              <w:spacing w:after="0"/>
+            </w:pPr>
+            <w:r>
+              <w:t xml:space="preserve">Identity Document, Compliance</w:t>
+            </w:r>
+          </w:p>
+        </w:tc>
+      </w:tr>
+    </w:tbl>
+    <w:p>
+      <w:pPr>
+        <w:spacing w:after="120"/>
+      </w:pPr>
+    </w:p>
+    <w:p>
+      <w:pPr>
+        <w:pStyle w:val="Heading2"/>
+      </w:pPr>
+      <w:r>
+        <w:t xml:space="preserve">Patterns (match by shape)</w:t>
+      </w:r>
+    </w:p>
+    <w:tbl>
+      <w:tblPr>
+        <w:tblW w:w="9360" w:type="dxa"/>
+        <w:tblBorders>
+          <w:top w:val="single" w:sz="4" w:space="0" w:color="C9DEE8"/>
+          <w:left w:val="single" w:sz="4" w:space="0" w:color="C9DEE8"/>
+          <w:bottom w:val="single" w:sz="4" w:space="0" w:color="C9DEE8"/>
+          <w:right w:val="single" w:sz="4" w:space="0" w:color="C9DEE8"/>
+          <w:insideH w:val="single" w:sz="4" w:space="0" w:color="C9DEE8"/>
+          <w:insideV w:val="single" w:sz="4" w:space="0" w:color="C9DEE8"/>
+        </w:tblBorders>
+      </w:tblPr>
+      <w:tblGrid>
+        <w:gridCol w:w="2340"/>
+        <w:gridCol w:w="2340"/>
+        <w:gridCol w:w="2340"/>
+        <w:gridCol w:w="2340"/>
+      </w:tblGrid>
+      <w:tr>
+        <w:tc>
+          <w:tcPr>
+            <w:tcW w:w="2340" w:type="dxa"/>
+            <w:shd w:val="clear" w:color="auto" w:fill="EEF6FA"/>
+            <w:tcBorders>
+              <w:left w:val="single" w:sz="12" w:space="0" w:color="065A82"/>
+            </w:tcBorders>
+            <w:tcMar>
+              <w:top w:w="120" w:type="dxa"/>
+              <w:left w:w="180" w:type="dxa"/>
+              <w:bottom w:w="120" w:type="dxa"/>
+              <w:right w:w="180" w:type="dxa"/>
+            </w:tcMar>
+          </w:tcPr>
+          <w:p>
+            <w:pPr>
+              <w:spacing w:after="0"/>
+            </w:pPr>
+            <w:r>
+              <w:rPr>
+                <w:b/>
+                <w:bCs/>
+              </w:rPr>
+              <w:t xml:space="preserve">Pattern</w:t>
+            </w:r>
+          </w:p>
+        </w:tc>
+        <w:tc>
+          <w:tcPr>
+            <w:tcW w:w="2340" w:type="dxa"/>
+            <w:shd w:val="clear" w:color="auto" w:fill="EEF6FA"/>
+            <w:tcMar>
+              <w:top w:w="120" w:type="dxa"/>
+              <w:left w:w="180" w:type="dxa"/>
+              <w:bottom w:w="120" w:type="dxa"/>
+              <w:right w:w="180" w:type="dxa"/>
+            </w:tcMar>
+          </w:tcPr>
+          <w:p>
+            <w:pPr>
+              <w:spacing w:after="0"/>
+            </w:pPr>
+            <w:r>
+              <w:rPr>
+                <w:b/>
+                <w:bCs/>
+              </w:rPr>
+              <w:t xml:space="preserve">Matches (column / source)</w:t>
+            </w:r>
+          </w:p>
+        </w:tc>
+        <w:tc>
+          <w:tcPr>
+            <w:tcW w:w="2340" w:type="dxa"/>
+            <w:shd w:val="clear" w:color="auto" w:fill="EEF6FA"/>
+            <w:tcMar>
+              <w:top w:w="120" w:type="dxa"/>
+              <w:left w:w="180" w:type="dxa"/>
+              <w:bottom w:w="120" w:type="dxa"/>
+              <w:right w:w="180" w:type="dxa"/>
+            </w:tcMar>
+          </w:tcPr>
+          <w:p>
+            <w:pPr>
+              <w:spacing w:after="0"/>
+            </w:pPr>
+            <w:r>
+              <w:rPr>
+                <w:b/>
+                <w:bCs/>
+              </w:rPr>
+              <w:t xml:space="preserve">Format</w:t>
+            </w:r>
+          </w:p>
+        </w:tc>
+        <w:tc>
+          <w:tcPr>
+            <w:tcW w:w="2340" w:type="dxa"/>
+            <w:shd w:val="clear" w:color="auto" w:fill="EEF6FA"/>
+            <w:tcMar>
+              <w:top w:w="120" w:type="dxa"/>
+              <w:left w:w="180" w:type="dxa"/>
+              <w:bottom w:w="120" w:type="dxa"/>
+              <w:right w:w="180" w:type="dxa"/>
+            </w:tcMar>
+          </w:tcPr>
+          <w:p>
+            <w:pPr>
+              <w:spacing w:after="0"/>
+            </w:pPr>
+            <w:r>
+              <w:rPr>
+                <w:b/>
+                <w:bCs/>
+              </w:rPr>
+              <w:t xml:space="preserve">Tags / term</w:t>
+            </w:r>
+          </w:p>
+        </w:tc>
+      </w:tr>
+      <w:tr>
+        <w:tc>
+          <w:tcPr>
+            <w:tcW w:w="2340" w:type="dxa"/>
+            <w:tcMar>
+              <w:top w:w="120" w:type="dxa"/>
+              <w:left w:w="180" w:type="dxa"/>
+              <w:bottom w:w="120" w:type="dxa"/>
+              <w:right w:w="180" w:type="dxa"/>
+            </w:tcMar>
+          </w:tcPr>
+          <w:p>
+            <w:pPr>
+              <w:spacing w:after="0"/>
+            </w:pPr>
+            <w:r>
+              <w:t xml:space="preserve">CSCU Member Number</w:t>
+            </w:r>
+          </w:p>
+        </w:tc>
+        <w:tc>
+          <w:tcPr>
+            <w:tcW w:w="2340" w:type="dxa"/>
+            <w:tcMar>
+              <w:top w:w="120" w:type="dxa"/>
+              <w:left w:w="180" w:type="dxa"/>
+              <w:bottom w:w="120" w:type="dxa"/>
+              <w:right w:w="180" w:type="dxa"/>
+            </w:tcMar>
+          </w:tcPr>
+          <w:p>
+            <w:pPr>
+              <w:spacing w:after="0"/>
+            </w:pPr>
+            <w:r>
+              <w:t xml:space="preserve">members.mbr_no</w:t>
+            </w:r>
+          </w:p>
+        </w:tc>
+        <w:tc>
+          <w:tcPr>
+            <w:tcW w:w="2340" w:type="dxa"/>
+            <w:tcMar>
+              <w:top w:w="120" w:type="dxa"/>
+              <w:left w:w="180" w:type="dxa"/>
+              <w:bottom w:w="120" w:type="dxa"/>
+              <w:right w:w="180" w:type="dxa"/>
+            </w:tcMar>
+          </w:tcPr>
+          <w:p>
+            <w:pPr>
+              <w:spacing w:after="0"/>
+            </w:pPr>
+            <w:r>
+              <w:t xml:space="preserve">^CSCU-\d{6}$</w:t>
+            </w:r>
+          </w:p>
+        </w:tc>
+        <w:tc>
+          <w:tcPr>
+            <w:tcW w:w="2340" w:type="dxa"/>
+            <w:tcMar>
+              <w:top w:w="120" w:type="dxa"/>
+              <w:left w:w="180" w:type="dxa"/>
+              <w:bottom w:w="120" w:type="dxa"/>
+              <w:right w:w="180" w:type="dxa"/>
+            </w:tcMar>
+          </w:tcPr>
+          <w:p>
+            <w:pPr>
+              <w:spacing w:after="0"/>
+            </w:pPr>
+            <w:r>
+              <w:t xml:space="preserve">Member Number, Sensitive + term Member Number</w:t>
+            </w:r>
+          </w:p>
+        </w:tc>
+      </w:tr>
+      <w:tr>
+        <w:tc>
+          <w:tcPr>
+            <w:tcW w:w="2340" w:type="dxa"/>
+            <w:tcMar>
+              <w:top w:w="120" w:type="dxa"/>
+              <w:left w:w="180" w:type="dxa"/>
+              <w:bottom w:w="120" w:type="dxa"/>
+              <w:right w:w="180" w:type="dxa"/>
+            </w:tcMar>
+          </w:tcPr>
+          <w:p>
+            <w:pPr>
+              <w:spacing w:after="0"/>
+            </w:pPr>
+            <w:r>
+              <w:t xml:space="preserve">CSCU Account Number</w:t>
+            </w:r>
+          </w:p>
+        </w:tc>
+        <w:tc>
+          <w:tcPr>
+            <w:tcW w:w="2340" w:type="dxa"/>
+            <w:tcMar>
+              <w:top w:w="120" w:type="dxa"/>
+              <w:left w:w="180" w:type="dxa"/>
+              <w:bottom w:w="120" w:type="dxa"/>
+              <w:right w:w="180" w:type="dxa"/>
+            </w:tcMar>
+          </w:tcPr>
+          <w:p>
+            <w:pPr>
+              <w:spacing w:after="0"/>
+            </w:pPr>
+            <w:r>
+              <w:t xml:space="preserve">accounts.acct_no</w:t>
+            </w:r>
+          </w:p>
+        </w:tc>
+        <w:tc>
+          <w:tcPr>
+            <w:tcW w:w="2340" w:type="dxa"/>
+            <w:tcMar>
+              <w:top w:w="120" w:type="dxa"/>
+              <w:left w:w="180" w:type="dxa"/>
+              <w:bottom w:w="120" w:type="dxa"/>
+              <w:right w:w="180" w:type="dxa"/>
+            </w:tcMar>
+          </w:tcPr>
+          <w:p>
+            <w:pPr>
+              <w:spacing w:after="0"/>
+            </w:pPr>
+            <w:r>
+              <w:t xml:space="preserve">^ACC-\d{8}$</w:t>
+            </w:r>
+          </w:p>
+        </w:tc>
+        <w:tc>
+          <w:tcPr>
+            <w:tcW w:w="2340" w:type="dxa"/>
+            <w:tcMar>
+              <w:top w:w="120" w:type="dxa"/>
+              <w:left w:w="180" w:type="dxa"/>
+              <w:bottom w:w="120" w:type="dxa"/>
+              <w:right w:w="180" w:type="dxa"/>
+            </w:tcMar>
+          </w:tcPr>
+          <w:p>
+            <w:pPr>
+              <w:spacing w:after="0"/>
+            </w:pPr>
+            <w:r>
+              <w:t xml:space="preserve">Account Number, Sensitive + term Account Number</w:t>
+            </w:r>
+          </w:p>
+        </w:tc>
+      </w:tr>
+      <w:tr>
+        <w:tc>
+          <w:tcPr>
+            <w:tcW w:w="2340" w:type="dxa"/>
+            <w:tcMar>
+              <w:top w:w="120" w:type="dxa"/>
+              <w:left w:w="180" w:type="dxa"/>
+              <w:bottom w:w="120" w:type="dxa"/>
+              <w:right w:w="180" w:type="dxa"/>
+            </w:tcMar>
+          </w:tcPr>
+          <w:p>
+            <w:pPr>
+              <w:spacing w:after="0"/>
+            </w:pPr>
+            <w:r>
+              <w:t xml:space="preserve">CSCU Loan Number</w:t>
+            </w:r>
+          </w:p>
+        </w:tc>
+        <w:tc>
+          <w:tcPr>
+            <w:tcW w:w="2340" w:type="dxa"/>
+            <w:tcMar>
+              <w:top w:w="120" w:type="dxa"/>
+              <w:left w:w="180" w:type="dxa"/>
+              <w:bottom w:w="120" w:type="dxa"/>
+              <w:right w:w="180" w:type="dxa"/>
+            </w:tcMar>
+          </w:tcPr>
+          <w:p>
+            <w:pPr>
+              <w:spacing w:after="0"/>
+            </w:pPr>
+            <w:r>
+              <w:t xml:space="preserve">loans.ln_no</w:t>
+            </w:r>
+          </w:p>
+        </w:tc>
+        <w:tc>
+          <w:tcPr>
+            <w:tcW w:w="2340" w:type="dxa"/>
+            <w:tcMar>
+              <w:top w:w="120" w:type="dxa"/>
+              <w:left w:w="180" w:type="dxa"/>
+              <w:bottom w:w="120" w:type="dxa"/>
+              <w:right w:w="180" w:type="dxa"/>
+            </w:tcMar>
+          </w:tcPr>
+          <w:p>
+            <w:pPr>
+              <w:spacing w:after="0"/>
+            </w:pPr>
+            <w:r>
+              <w:t xml:space="preserve">^LN-\d{6}$</w:t>
+            </w:r>
+          </w:p>
+        </w:tc>
+        <w:tc>
+          <w:tcPr>
+            <w:tcW w:w="2340" w:type="dxa"/>
+            <w:tcMar>
+              <w:top w:w="120" w:type="dxa"/>
+              <w:left w:w="180" w:type="dxa"/>
+              <w:bottom w:w="120" w:type="dxa"/>
+              <w:right w:w="180" w:type="dxa"/>
+            </w:tcMar>
+          </w:tcPr>
+          <w:p>
+            <w:pPr>
+              <w:spacing w:after="0"/>
+            </w:pPr>
+            <w:r>
+              <w:t xml:space="preserve">Loan Number, Lending + term Loan Number</w:t>
+            </w:r>
+          </w:p>
+        </w:tc>
+      </w:tr>
+      <w:tr>
+        <w:tc>
+          <w:tcPr>
+            <w:tcW w:w="2340" w:type="dxa"/>
+            <w:tcMar>
+              <w:top w:w="120" w:type="dxa"/>
+              <w:left w:w="180" w:type="dxa"/>
+              <w:bottom w:w="120" w:type="dxa"/>
+              <w:right w:w="180" w:type="dxa"/>
+            </w:tcMar>
+          </w:tcPr>
+          <w:p>
+            <w:pPr>
+              <w:spacing w:after="0"/>
+            </w:pPr>
+            <w:r>
+              <w:t xml:space="preserve">CSCU ABA Routing Number</w:t>
+            </w:r>
+          </w:p>
+        </w:tc>
+        <w:tc>
+          <w:tcPr>
+            <w:tcW w:w="2340" w:type="dxa"/>
+            <w:tcMar>
+              <w:top w:w="120" w:type="dxa"/>
+              <w:left w:w="180" w:type="dxa"/>
+              <w:bottom w:w="120" w:type="dxa"/>
+              <w:right w:w="180" w:type="dxa"/>
+            </w:tcMar>
+          </w:tcPr>
+          <w:p>
+            <w:pPr>
+              <w:spacing w:after="0"/>
+            </w:pPr>
+            <w:r>
+              <w:t xml:space="preserve">ach_payments.ach_rte_no</w:t>
+            </w:r>
+          </w:p>
+        </w:tc>
+        <w:tc>
+          <w:tcPr>
+            <w:tcW w:w="2340" w:type="dxa"/>
+            <w:tcMar>
+              <w:top w:w="120" w:type="dxa"/>
+              <w:left w:w="180" w:type="dxa"/>
+              <w:bottom w:w="120" w:type="dxa"/>
+              <w:right w:w="180" w:type="dxa"/>
+            </w:tcMar>
+          </w:tcPr>
+          <w:p>
+            <w:pPr>
+              <w:spacing w:after="0"/>
+            </w:pPr>
+            <w:r>
+              <w:t xml:space="preserve">^\d{9}$</w:t>
+            </w:r>
+          </w:p>
+        </w:tc>
+        <w:tc>
+          <w:tcPr>
+            <w:tcW w:w="2340" w:type="dxa"/>
+            <w:tcMar>
+              <w:top w:w="120" w:type="dxa"/>
+              <w:left w:w="180" w:type="dxa"/>
+              <w:bottom w:w="120" w:type="dxa"/>
+              <w:right w:w="180" w:type="dxa"/>
+            </w:tcMar>
+          </w:tcPr>
+          <w:p>
+            <w:pPr>
+              <w:spacing w:after="0"/>
+            </w:pPr>
+            <w:r>
+              <w:t xml:space="preserve">Routing Number, Payments, Sensitive + term ACH Routing Number</w:t>
+            </w:r>
+          </w:p>
+        </w:tc>
+      </w:tr>
+      <w:tr>
+        <w:tc>
+          <w:tcPr>
+            <w:tcW w:w="2340" w:type="dxa"/>
+            <w:tcMar>
+              <w:top w:w="120" w:type="dxa"/>
+              <w:left w:w="180" w:type="dxa"/>
+              <w:bottom w:w="120" w:type="dxa"/>
+              <w:right w:w="180" w:type="dxa"/>
+            </w:tcMar>
+          </w:tcPr>
+          <w:p>
+            <w:pPr>
+              <w:spacing w:after="0"/>
+            </w:pPr>
+            <w:r>
+              <w:t xml:space="preserve">CSCU Payment Card Number</w:t>
+            </w:r>
+          </w:p>
+        </w:tc>
+        <w:tc>
+          <w:tcPr>
+            <w:tcW w:w="2340" w:type="dxa"/>
+            <w:tcMar>
+              <w:top w:w="120" w:type="dxa"/>
+              <w:left w:w="180" w:type="dxa"/>
+              <w:bottom w:w="120" w:type="dxa"/>
+              <w:right w:w="180" w:type="dxa"/>
+            </w:tcMar>
+          </w:tcPr>
+          <w:p>
+            <w:pPr>
+              <w:spacing w:after="0"/>
+            </w:pPr>
+            <w:r>
+              <w:t xml:space="preserve">cards.card_no</w:t>
+            </w:r>
+          </w:p>
+        </w:tc>
+        <w:tc>
+          <w:tcPr>
+            <w:tcW w:w="2340" w:type="dxa"/>
+            <w:tcMar>
+              <w:top w:w="120" w:type="dxa"/>
+              <w:left w:w="180" w:type="dxa"/>
+              <w:bottom w:w="120" w:type="dxa"/>
+              <w:right w:w="180" w:type="dxa"/>
+            </w:tcMar>
+          </w:tcPr>
+          <w:p>
+            <w:pPr>
+              <w:spacing w:after="0"/>
+            </w:pPr>
+            <w:r>
+              <w:t xml:space="preserve">^4\d{3}-\d{4}-\d{4}-\d{4}$</w:t>
+            </w:r>
+          </w:p>
+        </w:tc>
+        <w:tc>
+          <w:tcPr>
+            <w:tcW w:w="2340" w:type="dxa"/>
+            <w:tcMar>
+              <w:top w:w="120" w:type="dxa"/>
+              <w:left w:w="180" w:type="dxa"/>
+              <w:bottom w:w="120" w:type="dxa"/>
+              <w:right w:w="180" w:type="dxa"/>
+            </w:tcMar>
+          </w:tcPr>
+          <w:p>
+            <w:pPr>
+              <w:spacing w:after="0"/>
+            </w:pPr>
+            <w:r>
+              <w:t xml:space="preserve">Card Number, PCI, Sensitive + term Card Number</w:t>
+            </w:r>
+          </w:p>
+        </w:tc>
+      </w:tr>
+      <w:tr>
+        <w:tc>
+          <w:tcPr>
+            <w:tcW w:w="2340" w:type="dxa"/>
+            <w:tcMar>
+              <w:top w:w="120" w:type="dxa"/>
+              <w:left w:w="180" w:type="dxa"/>
+              <w:bottom w:w="120" w:type="dxa"/>
+              <w:right w:w="180" w:type="dxa"/>
+            </w:tcMar>
+          </w:tcPr>
+          <w:p>
+            <w:pPr>
+              <w:spacing w:after="0"/>
+            </w:pPr>
+            <w:r>
+              <w:t xml:space="preserve">CSCU Contact Email</w:t>
+            </w:r>
+          </w:p>
+        </w:tc>
+        <w:tc>
+          <w:tcPr>
+            <w:tcW w:w="2340" w:type="dxa"/>
+            <w:tcMar>
+              <w:top w:w="120" w:type="dxa"/>
+              <w:left w:w="180" w:type="dxa"/>
+              <w:bottom w:w="120" w:type="dxa"/>
+              <w:right w:w="180" w:type="dxa"/>
+            </w:tcMar>
+          </w:tcPr>
+          <w:p>
+            <w:pPr>
+              <w:spacing w:after="0"/>
+            </w:pPr>
+            <w:r>
+              <w:t xml:space="preserve">members.email / employees.email + correspondence</w:t>
+            </w:r>
+          </w:p>
+        </w:tc>
+        <w:tc>
+          <w:tcPr>
+            <w:tcW w:w="2340" w:type="dxa"/>
+            <w:tcMar>
+              <w:top w:w="120" w:type="dxa"/>
+              <w:left w:w="180" w:type="dxa"/>
+              <w:bottom w:w="120" w:type="dxa"/>
+              <w:right w:w="180" w:type="dxa"/>
+            </w:tcMar>
+          </w:tcPr>
+          <w:p>
+            <w:pPr>
+              <w:spacing w:after="0"/>
+            </w:pPr>
+            <w:r>
+              <w:t xml:space="preserve">email regex</w:t>
+            </w:r>
+          </w:p>
+        </w:tc>
+        <w:tc>
+          <w:tcPr>
+            <w:tcW w:w="2340" w:type="dxa"/>
+            <w:tcMar>
+              <w:top w:w="120" w:type="dxa"/>
+              <w:left w:w="180" w:type="dxa"/>
+              <w:bottom w:w="120" w:type="dxa"/>
+              <w:right w:w="180" w:type="dxa"/>
+            </w:tcMar>
+          </w:tcPr>
+          <w:p>
+            <w:pPr>
+              <w:spacing w:after="0"/>
+            </w:pPr>
+            <w:r>
+              <w:t xml:space="preserve">Email, PII</w:t>
+            </w:r>
+          </w:p>
+        </w:tc>
+      </w:tr>
+      <w:tr>
+        <w:tc>
+          <w:tcPr>
+            <w:tcW w:w="2340" w:type="dxa"/>
+            <w:tcMar>
+              <w:top w:w="120" w:type="dxa"/>
+              <w:left w:w="180" w:type="dxa"/>
+              <w:bottom w:w="120" w:type="dxa"/>
+              <w:right w:w="180" w:type="dxa"/>
+            </w:tcMar>
+          </w:tcPr>
+          <w:p>
+            <w:pPr>
+              <w:spacing w:after="0"/>
+            </w:pPr>
+            <w:r>
+              <w:t xml:space="preserve">CSCU GL Account Number</w:t>
+            </w:r>
+          </w:p>
+        </w:tc>
+        <w:tc>
+          <w:tcPr>
+            <w:tcW w:w="2340" w:type="dxa"/>
+            <w:tcMar>
+              <w:top w:w="120" w:type="dxa"/>
+              <w:left w:w="180" w:type="dxa"/>
+              <w:bottom w:w="120" w:type="dxa"/>
+              <w:right w:w="180" w:type="dxa"/>
+            </w:tcMar>
+          </w:tcPr>
+          <w:p>
+            <w:pPr>
+              <w:spacing w:after="0"/>
+            </w:pPr>
+            <w:r>
+              <w:t xml:space="preserve">gl_entries.gl_acct_no</w:t>
+            </w:r>
+          </w:p>
+        </w:tc>
+        <w:tc>
+          <w:tcPr>
+            <w:tcW w:w="2340" w:type="dxa"/>
+            <w:tcMar>
+              <w:top w:w="120" w:type="dxa"/>
+              <w:left w:w="180" w:type="dxa"/>
+              <w:bottom w:w="120" w:type="dxa"/>
+              <w:right w:w="180" w:type="dxa"/>
+            </w:tcMar>
+          </w:tcPr>
+          <w:p>
+            <w:pPr>
+              <w:spacing w:after="0"/>
+            </w:pPr>
+            <w:r>
+              <w:t xml:space="preserve">^[1245]\d{3}$</w:t>
+            </w:r>
+          </w:p>
+        </w:tc>
+        <w:tc>
+          <w:tcPr>
+            <w:tcW w:w="2340" w:type="dxa"/>
+            <w:tcMar>
+              <w:top w:w="120" w:type="dxa"/>
+              <w:left w:w="180" w:type="dxa"/>
+              <w:bottom w:w="120" w:type="dxa"/>
+              <w:right w:w="180" w:type="dxa"/>
+            </w:tcMar>
+          </w:tcPr>
+          <w:p>
+            <w:pPr>
+              <w:spacing w:after="0"/>
+            </w:pPr>
+            <w:r>
+              <w:t xml:space="preserve">GL Account, Ledger</w:t>
+            </w:r>
+          </w:p>
+        </w:tc>
+      </w:tr>
+    </w:tbl>
+    <w:p>
+      <w:pPr>
+        <w:spacing w:after="120"/>
+      </w:pPr>
     </w:p>
     <w:p>
       <w:pPr>
@@ -2570,6 +7885,12 @@
     </w:lvlOverride>
   </w:num>
   <w:num w:numId="102">
+    <w:abstractNumId w:val="23"/>
+    <w:lvlOverride w:ilvl="0">
+      <w:startOverride w:val="1"/>
+    </w:lvlOverride>
+  </w:num>
+  <w:num w:numId="103">
     <w:abstractNumId w:val="23"/>
     <w:lvlOverride w:ilvl="0">
       <w:startOverride w:val="1"/>

--- a/courseware/CSCU/Technical-Track/03-Build-Your-Own-Dictionary-and-Pattern/Lab-Build-Your-Own-CSCU-Dictionary-and-Pattern.docx
+++ b/courseware/CSCU/Technical-Track/03-Build-Your-Own-Dictionary-and-Pattern/Lab-Build-Your-Own-CSCU-Dictionary-and-Pattern.docx
@@ -1398,7 +1398,7 @@
           <w:sz w:val="20"/>
           <w:szCs w:val="20"/>
         </w:rPr>
-        <w:t xml:space="preserve">Compliance</w:t>
+        <w:t xml:space="preserve">compliance</w:t>
       </w:r>
       <w:r>
         <w:t xml:space="preserve"> and assigns </w:t>
@@ -3063,7 +3063,7 @@
               <w:spacing w:after="0"/>
             </w:pPr>
             <w:r>
-              <w:t xml:space="preserve">Member Number pattern → Member Number, Sensitive + term Member Number</w:t>
+              <w:t xml:space="preserve">Member Number pattern → member number, sensitive + term Member Number</w:t>
             </w:r>
           </w:p>
         </w:tc>
@@ -3103,7 +3103,7 @@
               <w:spacing w:after="0"/>
             </w:pPr>
             <w:r>
-              <w:t xml:space="preserve">Member Status dictionary → Member Status</w:t>
+              <w:t xml:space="preserve">Member Status dictionary → member status</w:t>
             </w:r>
           </w:p>
         </w:tc>
@@ -3143,7 +3143,7 @@
               <w:spacing w:after="0"/>
             </w:pPr>
             <w:r>
-              <w:t xml:space="preserve">Transaction Types dictionary → Transaction Type + term Transaction Type Code</w:t>
+              <w:t xml:space="preserve">Transaction Types dictionary → transaction type + term Transaction Type Code</w:t>
             </w:r>
           </w:p>
         </w:tc>
@@ -3183,7 +3183,7 @@
               <w:spacing w:after="0"/>
             </w:pPr>
             <w:r>
-              <w:t xml:space="preserve">Card Number pattern → Card Number, PCI, Sensitive + term Card Number</w:t>
+              <w:t xml:space="preserve">Card Number pattern → card number, pci, sensitive + term Card Number</w:t>
             </w:r>
           </w:p>
         </w:tc>
@@ -3223,7 +3223,7 @@
               <w:spacing w:after="0"/>
             </w:pPr>
             <w:r>
-              <w:t xml:space="preserve">Routing Number pattern → Routing Number, Payments, Sensitive + term ACH Routing Number</w:t>
+              <w:t xml:space="preserve">Routing Number pattern → routing number, payments, sensitive + term ACH Routing Number</w:t>
             </w:r>
           </w:p>
         </w:tc>
@@ -3263,7 +3263,7 @@
               <w:spacing w:after="0"/>
             </w:pPr>
             <w:r>
-              <w:t xml:space="preserve">Risk Ratings dictionary → Risk Rating, Compliance + term Risk Rating Code</w:t>
+              <w:t xml:space="preserve">Risk Ratings dictionary → risk rating, compliance + term Risk Rating Code</w:t>
             </w:r>
           </w:p>
         </w:tc>
@@ -3752,7 +3752,7 @@
               <w:spacing w:after="0"/>
             </w:pPr>
             <w:r>
-              <w:t xml:space="preserve">SAR vocabulary + member references → classified Suspicious Activity Report; Compliance / Confidential</w:t>
+              <w:t xml:space="preserve">SAR vocabulary + member references → classified Suspicious Activity Report; compliance / Confidential</w:t>
             </w:r>
           </w:p>
         </w:tc>
@@ -4263,7 +4263,7 @@
               <w:spacing w:after="0"/>
             </w:pPr>
             <w:r>
-              <w:t xml:space="preserve">Account Type</w:t>
+              <w:t xml:space="preserve">account type</w:t>
             </w:r>
           </w:p>
         </w:tc>
@@ -4341,7 +4341,7 @@
               <w:spacing w:after="0"/>
             </w:pPr>
             <w:r>
-              <w:t xml:space="preserve">Account Status</w:t>
+              <w:t xml:space="preserve">account status</w:t>
             </w:r>
           </w:p>
         </w:tc>
@@ -4419,7 +4419,7 @@
               <w:spacing w:after="0"/>
             </w:pPr>
             <w:r>
-              <w:t xml:space="preserve">Member Status</w:t>
+              <w:t xml:space="preserve">member status</w:t>
             </w:r>
           </w:p>
         </w:tc>
@@ -4497,7 +4497,7 @@
               <w:spacing w:after="0"/>
             </w:pPr>
             <w:r>
-              <w:t xml:space="preserve">Transaction Type + term Transaction Type Code</w:t>
+              <w:t xml:space="preserve">transaction type + term Transaction Type Code</w:t>
             </w:r>
           </w:p>
         </w:tc>
@@ -4575,7 +4575,7 @@
               <w:spacing w:after="0"/>
             </w:pPr>
             <w:r>
-              <w:t xml:space="preserve">Card Type</w:t>
+              <w:t xml:space="preserve">card type</w:t>
             </w:r>
           </w:p>
         </w:tc>
@@ -4653,7 +4653,7 @@
               <w:spacing w:after="0"/>
             </w:pPr>
             <w:r>
-              <w:t xml:space="preserve">Card Status</w:t>
+              <w:t xml:space="preserve">card status</w:t>
             </w:r>
           </w:p>
         </w:tc>
@@ -4731,7 +4731,7 @@
               <w:spacing w:after="0"/>
             </w:pPr>
             <w:r>
-              <w:t xml:space="preserve">Loan Type, Lending</w:t>
+              <w:t xml:space="preserve">loan type, lending</w:t>
             </w:r>
           </w:p>
         </w:tc>
@@ -4809,7 +4809,7 @@
               <w:spacing w:after="0"/>
             </w:pPr>
             <w:r>
-              <w:t xml:space="preserve">Loan Status, Lending</w:t>
+              <w:t xml:space="preserve">loan status, lending</w:t>
             </w:r>
           </w:p>
         </w:tc>
@@ -4887,7 +4887,7 @@
               <w:spacing w:after="0"/>
             </w:pPr>
             <w:r>
-              <w:t xml:space="preserve">Risk Rating, Compliance + term Risk Rating Code</w:t>
+              <w:t xml:space="preserve">risk rating, compliance + term Risk Rating Code</w:t>
             </w:r>
           </w:p>
         </w:tc>
@@ -4965,7 +4965,7 @@
               <w:spacing w:after="0"/>
             </w:pPr>
             <w:r>
-              <w:t xml:space="preserve">KYC Status, Compliance</w:t>
+              <w:t xml:space="preserve">kyc status, compliance</w:t>
             </w:r>
           </w:p>
         </w:tc>
@@ -5043,7 +5043,7 @@
               <w:spacing w:after="0"/>
             </w:pPr>
             <w:r>
-              <w:t xml:space="preserve">SAR Activity, Compliance + term Suspicious Activity Report</w:t>
+              <w:t xml:space="preserve">sar activity, compliance + term Suspicious Activity Report</w:t>
             </w:r>
           </w:p>
         </w:tc>
@@ -5121,7 +5121,7 @@
               <w:spacing w:after="0"/>
             </w:pPr>
             <w:r>
-              <w:t xml:space="preserve">SAR Status, Compliance</w:t>
+              <w:t xml:space="preserve">sar status, compliance</w:t>
             </w:r>
           </w:p>
         </w:tc>
@@ -5199,7 +5199,7 @@
               <w:spacing w:after="0"/>
             </w:pPr>
             <w:r>
-              <w:t xml:space="preserve">ACH Status, Payments</w:t>
+              <w:t xml:space="preserve">ach status, payments</w:t>
             </w:r>
           </w:p>
         </w:tc>
@@ -5277,7 +5277,7 @@
               <w:spacing w:after="0"/>
             </w:pPr>
             <w:r>
-              <w:t xml:space="preserve">NACHA Return Code, Payments</w:t>
+              <w:t xml:space="preserve">nacha return code, payments</w:t>
             </w:r>
           </w:p>
         </w:tc>
@@ -5355,7 +5355,7 @@
               <w:spacing w:after="0"/>
             </w:pPr>
             <w:r>
-              <w:t xml:space="preserve">Branch Name + term Branch Record</w:t>
+              <w:t xml:space="preserve">branch name + term Branch Record</w:t>
             </w:r>
           </w:p>
         </w:tc>
@@ -5433,7 +5433,7 @@
               <w:spacing w:after="0"/>
             </w:pPr>
             <w:r>
-              <w:t xml:space="preserve">Location, Service City</w:t>
+              <w:t xml:space="preserve">location, service city</w:t>
             </w:r>
           </w:p>
         </w:tc>
@@ -5511,7 +5511,7 @@
               <w:spacing w:after="0"/>
             </w:pPr>
             <w:r>
-              <w:t xml:space="preserve">Employee Role</w:t>
+              <w:t xml:space="preserve">employee role</w:t>
             </w:r>
           </w:p>
         </w:tc>
@@ -5589,7 +5589,7 @@
               <w:spacing w:after="0"/>
             </w:pPr>
             <w:r>
-              <w:t xml:space="preserve">Identity Document, Compliance</w:t>
+              <w:t xml:space="preserve">identity document, compliance</w:t>
             </w:r>
           </w:p>
         </w:tc>
@@ -5800,7 +5800,7 @@
               <w:spacing w:after="0"/>
             </w:pPr>
             <w:r>
-              <w:t xml:space="preserve">Member Number, Sensitive + term Member Number</w:t>
+              <w:t xml:space="preserve">member number, sensitive + term Member Number</w:t>
             </w:r>
           </w:p>
         </w:tc>
@@ -5878,7 +5878,7 @@
               <w:spacing w:after="0"/>
             </w:pPr>
             <w:r>
-              <w:t xml:space="preserve">Account Number, Sensitive + term Account Number</w:t>
+              <w:t xml:space="preserve">account number, sensitive + term Account Number</w:t>
             </w:r>
           </w:p>
         </w:tc>
@@ -5956,7 +5956,7 @@
               <w:spacing w:after="0"/>
             </w:pPr>
             <w:r>
-              <w:t xml:space="preserve">Loan Number, Lending + term Loan Number</w:t>
+              <w:t xml:space="preserve">loan number, lending + term Loan Number</w:t>
             </w:r>
           </w:p>
         </w:tc>
@@ -6034,7 +6034,7 @@
               <w:spacing w:after="0"/>
             </w:pPr>
             <w:r>
-              <w:t xml:space="preserve">Routing Number, Payments, Sensitive + term ACH Routing Number</w:t>
+              <w:t xml:space="preserve">routing number, payments, sensitive + term ACH Routing Number</w:t>
             </w:r>
           </w:p>
         </w:tc>
@@ -6112,7 +6112,7 @@
               <w:spacing w:after="0"/>
             </w:pPr>
             <w:r>
-              <w:t xml:space="preserve">Card Number, PCI, Sensitive + term Card Number</w:t>
+              <w:t xml:space="preserve">card number, pci, sensitive + term Card Number</w:t>
             </w:r>
           </w:p>
         </w:tc>
@@ -6190,7 +6190,7 @@
               <w:spacing w:after="0"/>
             </w:pPr>
             <w:r>
-              <w:t xml:space="preserve">Email, PII</w:t>
+              <w:t xml:space="preserve">email, pii</w:t>
             </w:r>
           </w:p>
         </w:tc>
@@ -6268,7 +6268,7 @@
               <w:spacing w:after="0"/>
             </w:pPr>
             <w:r>
-              <w:t xml:space="preserve">GL Account, Ledger</w:t>
+              <w:t xml:space="preserve">gl account, ledger</w:t>
             </w:r>
           </w:p>
         </w:tc>

--- a/courseware/CSCU/Technical-Track/03-Build-Your-Own-Dictionary-and-Pattern/Lab-Build-Your-Own-CSCU-Dictionary-and-Pattern.docx
+++ b/courseware/CSCU/Technical-Track/03-Build-Your-Own-Dictionary-and-Pattern/Lab-Build-Your-Own-CSCU-Dictionary-and-Pattern.docx
@@ -150,6 +150,46 @@
           <w:szCs w:val="24"/>
         </w:rPr>
         <w:t xml:space="preserve">Copper State Credit Union (cscu_core + cscu-documents)</w:t>
+      </w:r>
+    </w:p>
+    <w:p>
+      <w:pPr>
+        <w:pBdr>
+          <w:left w:val="single" w:sz="12" w:space="8" w:color="065A82"/>
+        </w:pBdr>
+        <w:shd w:val="clear" w:color="auto" w:fill="EEF6FA"/>
+        <w:ind w:left="240" w:right="240"/>
+        <w:spacing w:before="120" w:after="160"/>
+      </w:pPr>
+      <w:r>
+        <w:rPr>
+          <w:b/>
+          <w:bCs/>
+        </w:rPr>
+        <w:t xml:space="preserve">Why author by hand when the app can draft?</w:t>
+      </w:r>
+      <w:r>
+        <w:t xml:space="preserve"> The Glossary Generator's </w:t>
+      </w:r>
+      <w:r>
+        <w:rPr>
+          <w:b/>
+          <w:bCs/>
+        </w:rPr>
+        <w:t xml:space="preserve">Draft policies (AI)</w:t>
+      </w:r>
+      <w:r>
+        <w:t xml:space="preserve"> produces files in exactly these shapes from its scan evidence. This lab teaches the anatomy — signatures, weights, confidence conditions, apply-tags — so a draft is something you can </w:t>
+      </w:r>
+      <w:r>
+        <w:rPr>
+          <w:i/>
+          <w:iCs/>
+        </w:rPr>
+        <w:t xml:space="preserve">judge</w:t>
+      </w:r>
+      <w:r>
+        <w:t xml:space="preserve">, not just import. Stewards who can read a rule can also fix one.</w:t>
       </w:r>
     </w:p>
     <w:p>

--- a/courseware/CSCU/Technical-Track/03-Build-Your-Own-Dictionary-and-Pattern/Lab-Build-Your-Own-CSCU-Dictionary-and-Pattern.docx
+++ b/courseware/CSCU/Technical-Track/03-Build-Your-Own-Dictionary-and-Pattern/Lab-Build-Your-Own-CSCU-Dictionary-and-Pattern.docx
@@ -150,6 +150,58 @@
           <w:szCs w:val="24"/>
         </w:rPr>
         <w:t xml:space="preserve">Copper State Credit Union (cscu_core + cscu-documents)</w:t>
+      </w:r>
+    </w:p>
+    <w:p>
+      <w:pPr>
+        <w:pBdr>
+          <w:left w:val="single" w:sz="12" w:space="8" w:color="065A82"/>
+        </w:pBdr>
+        <w:shd w:val="clear" w:color="auto" w:fill="EEF6FA"/>
+        <w:ind w:left="240" w:right="240"/>
+        <w:spacing w:before="120" w:after="160"/>
+      </w:pPr>
+      <w:r>
+        <w:rPr>
+          <w:b/>
+          <w:bCs/>
+        </w:rPr>
+        <w:t xml:space="preserve">Tags stay governed.</w:t>
+      </w:r>
+      <w:r>
+        <w:t xml:space="preserve"> Every </w:t>
+      </w:r>
+      <w:r>
+        <w:rPr>
+          <w:rFonts w:ascii="Consolas" w:hAnsi="Consolas"/>
+          <w:color w:val="0A5560"/>
+          <w:sz w:val="20"/>
+          <w:szCs w:val="20"/>
+        </w:rPr>
+        <w:t xml:space="preserve">applyTags</w:t>
+      </w:r>
+      <w:r>
+        <w:t xml:space="preserve"> value in this lab comes from the app's governed vocabulary, and the app's Dictionary page previews how those tags will look as search facets — including which buckets are still empty. Empty there means </w:t>
+      </w:r>
+      <w:r>
+        <w:rPr>
+          <w:i/>
+          <w:iCs/>
+        </w:rPr>
+        <w:t xml:space="preserve">no reviewed app usage yet</w:t>
+      </w:r>
+      <w:r>
+        <w:t xml:space="preserve">, not "no PDC assets": running the policies you author here is exactly what fills PDC's real facet. See </w:t>
+      </w:r>
+      <w:r>
+        <w:rPr>
+          <w:i/>
+          <w:iCs/>
+        </w:rPr>
+        <w:t xml:space="preserve">Tags &amp; the Domain Pack → Reading the Search facet preview</w:t>
+      </w:r>
+      <w:r>
+        <w:t xml:space="preserve"> for the retire rules.</w:t>
       </w:r>
     </w:p>
     <w:p>
